--- a/GMPS.API/Data/ChatContext.docx
+++ b/GMPS.API/Data/ChatContext.docx
@@ -375,7 +375,7 @@
           <w:lang w:val="en-US"/>
         </w:rPr>
         <w:pict w14:anchorId="562EFD22">
-          <v:rect id="_x0000_i1157" style="width:0;height:1.5pt" o:hralign="center" o:hrstd="t" o:hr="t" fillcolor="#a0a0a0" stroked="f"/>
+          <v:rect id="_x0000_i1025" style="width:0;height:1.5pt" o:hralign="center" o:hrstd="t" o:hr="t" fillcolor="#a0a0a0" stroked="f"/>
         </w:pict>
       </w:r>
     </w:p>
@@ -811,7 +811,7 @@
           <w:lang w:val="en-US"/>
         </w:rPr>
         <w:pict w14:anchorId="63B1EB00">
-          <v:rect id="_x0000_i1158" style="width:0;height:1.5pt" o:hralign="center" o:hrstd="t" o:hr="t" fillcolor="#a0a0a0" stroked="f"/>
+          <v:rect id="_x0000_i1026" style="width:0;height:1.5pt" o:hralign="center" o:hrstd="t" o:hr="t" fillcolor="#a0a0a0" stroked="f"/>
         </w:pict>
       </w:r>
     </w:p>
@@ -1172,7 +1172,7 @@
           <w:lang w:val="en-US"/>
         </w:rPr>
         <w:pict w14:anchorId="3B913D2F">
-          <v:rect id="_x0000_i1159" style="width:0;height:1.5pt" o:hralign="center" o:hrstd="t" o:hr="t" fillcolor="#a0a0a0" stroked="f"/>
+          <v:rect id="_x0000_i1027" style="width:0;height:1.5pt" o:hralign="center" o:hrstd="t" o:hr="t" fillcolor="#a0a0a0" stroked="f"/>
         </w:pict>
       </w:r>
     </w:p>
@@ -1561,7 +1561,7 @@
           <w:lang w:val="en-US"/>
         </w:rPr>
         <w:pict w14:anchorId="4DE51A47">
-          <v:rect id="_x0000_i1160" style="width:0;height:1.5pt" o:hralign="center" o:hrstd="t" o:hr="t" fillcolor="#a0a0a0" stroked="f"/>
+          <v:rect id="_x0000_i1028" style="width:0;height:1.5pt" o:hralign="center" o:hrstd="t" o:hr="t" fillcolor="#a0a0a0" stroked="f"/>
         </w:pict>
       </w:r>
     </w:p>
@@ -1766,7 +1766,7 @@
           <w:lang w:val="en-US"/>
         </w:rPr>
         <w:pict w14:anchorId="692DE657">
-          <v:rect id="_x0000_i1161" style="width:0;height:1.5pt" o:hralign="center" o:hrstd="t" o:hr="t" fillcolor="#a0a0a0" stroked="f"/>
+          <v:rect id="_x0000_i1029" style="width:0;height:1.5pt" o:hralign="center" o:hrstd="t" o:hr="t" fillcolor="#a0a0a0" stroked="f"/>
         </w:pict>
       </w:r>
     </w:p>
@@ -2148,7 +2148,7 @@
           <w:lang w:val="en-US"/>
         </w:rPr>
         <w:pict w14:anchorId="20EA7B90">
-          <v:rect id="_x0000_i1162" style="width:0;height:1.5pt" o:hralign="center" o:hrstd="t" o:hr="t" fillcolor="#a0a0a0" stroked="f"/>
+          <v:rect id="_x0000_i1030" style="width:0;height:1.5pt" o:hralign="center" o:hrstd="t" o:hr="t" fillcolor="#a0a0a0" stroked="f"/>
         </w:pict>
       </w:r>
     </w:p>
@@ -2465,13 +2465,29 @@
           <w:bCs/>
           <w:lang w:val="en-US"/>
         </w:rPr>
-        <w:t xml:space="preserve">Thời gian hoàn thành dự kiến </w:t>
-      </w:r>
-    </w:p>
-    <w:p>
-      <w:pPr>
-        <w:numPr>
-          <w:ilvl w:val="1"/>
+        <w:t xml:space="preserve">Thời gian </w:t>
+      </w:r>
+      <w:r>
+        <w:rPr>
+          <w:b/>
+          <w:bCs/>
+          <w:lang w:val="en-US"/>
+        </w:rPr>
+        <w:t xml:space="preserve">kết thúc </w:t>
+      </w:r>
+      <w:r>
+        <w:rPr>
+          <w:b/>
+          <w:bCs/>
+          <w:lang w:val="en-US"/>
+        </w:rPr>
+        <w:t xml:space="preserve">dự kiến </w:t>
+      </w:r>
+    </w:p>
+    <w:p>
+      <w:pPr>
+        <w:numPr>
+          <w:ilvl w:val="0"/>
           <w:numId w:val="29"/>
         </w:numPr>
         <w:rPr>
@@ -2486,7 +2502,7 @@
           <w:bCs/>
           <w:lang w:val="en-US"/>
         </w:rPr>
-        <w:t xml:space="preserve">Thời gian lấy hàng dự kiến </w:t>
+        <w:t xml:space="preserve">Giá mong muốn </w:t>
       </w:r>
     </w:p>
     <w:p>
@@ -2507,27 +2523,6 @@
           <w:bCs/>
           <w:lang w:val="en-US"/>
         </w:rPr>
-        <w:t xml:space="preserve">Giá mong muốn </w:t>
-      </w:r>
-    </w:p>
-    <w:p>
-      <w:pPr>
-        <w:numPr>
-          <w:ilvl w:val="0"/>
-          <w:numId w:val="29"/>
-        </w:numPr>
-        <w:rPr>
-          <w:b/>
-          <w:bCs/>
-          <w:lang w:val="en-US"/>
-        </w:rPr>
-      </w:pPr>
-      <w:r>
-        <w:rPr>
-          <w:b/>
-          <w:bCs/>
-          <w:lang w:val="en-US"/>
-        </w:rPr>
         <w:t xml:space="preserve">Ghi chú thêm </w:t>
       </w:r>
     </w:p>
@@ -2713,27 +2708,6 @@
           <w:bCs/>
           <w:lang w:val="en-US"/>
         </w:rPr>
-        <w:t xml:space="preserve">Đã lấy hàng </w:t>
-      </w:r>
-    </w:p>
-    <w:p>
-      <w:pPr>
-        <w:numPr>
-          <w:ilvl w:val="0"/>
-          <w:numId w:val="30"/>
-        </w:numPr>
-        <w:rPr>
-          <w:b/>
-          <w:bCs/>
-          <w:lang w:val="en-US"/>
-        </w:rPr>
-      </w:pPr>
-      <w:r>
-        <w:rPr>
-          <w:b/>
-          <w:bCs/>
-          <w:lang w:val="en-US"/>
-        </w:rPr>
         <w:t xml:space="preserve">Đã hủy </w:t>
       </w:r>
     </w:p>
@@ -2832,7 +2806,7 @@
           <w:lang w:val="en-US"/>
         </w:rPr>
         <w:pict w14:anchorId="48D8A09F">
-          <v:rect id="_x0000_i1164" style="width:0;height:1.5pt" o:hralign="center" o:hrstd="t" o:hr="t" fillcolor="#a0a0a0" stroked="f"/>
+          <v:rect id="_x0000_i1031" style="width:0;height:1.5pt" o:hralign="center" o:hrstd="t" o:hr="t" fillcolor="#a0a0a0" stroked="f"/>
         </w:pict>
       </w:r>
     </w:p>
@@ -2930,7 +2904,15 @@
           <w:bCs/>
           <w:lang w:val="en-US"/>
         </w:rPr>
-        <w:t xml:space="preserve">Chỉnh sửa thông tin đơn hàng </w:t>
+        <w:t>Gửi yêu cầu c</w:t>
+      </w:r>
+      <w:r>
+        <w:rPr>
+          <w:b/>
+          <w:bCs/>
+          <w:lang w:val="en-US"/>
+        </w:rPr>
+        <w:t xml:space="preserve">hỉnh sửa thông tin đơn hàng </w:t>
       </w:r>
     </w:p>
     <w:p>
@@ -2951,25 +2933,46 @@
           <w:bCs/>
           <w:lang w:val="en-US"/>
         </w:rPr>
+        <w:t xml:space="preserve">Xem chi tiết đơn hàng </w:t>
+      </w:r>
+    </w:p>
+    <w:p>
+      <w:pPr>
+        <w:rPr>
+          <w:b/>
+          <w:bCs/>
+          <w:lang w:val="en-US"/>
+        </w:rPr>
+      </w:pPr>
+      <w:r>
+        <w:rPr>
+          <w:b/>
+          <w:bCs/>
+          <w:lang w:val="en-US"/>
+        </w:rPr>
+        <w:t>Thông tin Owner có thể xem</w:t>
+      </w:r>
+    </w:p>
+    <w:p>
+      <w:pPr>
+        <w:numPr>
+          <w:ilvl w:val="0"/>
+          <w:numId w:val="33"/>
+        </w:numPr>
+        <w:rPr>
+          <w:b/>
+          <w:bCs/>
+          <w:lang w:val="en-US"/>
+        </w:rPr>
+      </w:pPr>
+      <w:r>
+        <w:rPr>
+          <w:b/>
+          <w:bCs/>
+          <w:lang w:val="en-US"/>
+        </w:rPr>
         <w:lastRenderedPageBreak/>
-        <w:t xml:space="preserve">Xem chi tiết đơn hàng </w:t>
-      </w:r>
-    </w:p>
-    <w:p>
-      <w:pPr>
-        <w:rPr>
-          <w:b/>
-          <w:bCs/>
-          <w:lang w:val="en-US"/>
-        </w:rPr>
-      </w:pPr>
-      <w:r>
-        <w:rPr>
-          <w:b/>
-          <w:bCs/>
-          <w:lang w:val="en-US"/>
-        </w:rPr>
-        <w:t>Thông tin Owner có thể xem</w:t>
+        <w:t xml:space="preserve">Tên khách hàng </w:t>
       </w:r>
     </w:p>
     <w:p>
@@ -2990,7 +2993,7 @@
           <w:bCs/>
           <w:lang w:val="en-US"/>
         </w:rPr>
-        <w:t xml:space="preserve">Tên khách hàng </w:t>
+        <w:t xml:space="preserve">Số điện thoại </w:t>
       </w:r>
     </w:p>
     <w:p>
@@ -3011,7 +3014,7 @@
           <w:bCs/>
           <w:lang w:val="en-US"/>
         </w:rPr>
-        <w:t xml:space="preserve">Số điện thoại </w:t>
+        <w:t xml:space="preserve">Địa chỉ </w:t>
       </w:r>
     </w:p>
     <w:p>
@@ -3032,7 +3035,7 @@
           <w:bCs/>
           <w:lang w:val="en-US"/>
         </w:rPr>
-        <w:t xml:space="preserve">Địa chỉ </w:t>
+        <w:t xml:space="preserve">Loại sản phẩm </w:t>
       </w:r>
     </w:p>
     <w:p>
@@ -3053,7 +3056,7 @@
           <w:bCs/>
           <w:lang w:val="en-US"/>
         </w:rPr>
-        <w:t xml:space="preserve">Loại sản phẩm </w:t>
+        <w:t xml:space="preserve">Mẫu thiết kế </w:t>
       </w:r>
     </w:p>
     <w:p>
@@ -3074,7 +3077,7 @@
           <w:bCs/>
           <w:lang w:val="en-US"/>
         </w:rPr>
-        <w:t xml:space="preserve">Mẫu thiết kế </w:t>
+        <w:t xml:space="preserve">Số lượng </w:t>
       </w:r>
     </w:p>
     <w:p>
@@ -3095,7 +3098,7 @@
           <w:bCs/>
           <w:lang w:val="en-US"/>
         </w:rPr>
-        <w:t xml:space="preserve">Số lượng </w:t>
+        <w:t xml:space="preserve">Nguyên vật liệu </w:t>
       </w:r>
     </w:p>
     <w:p>
@@ -3116,7 +3119,7 @@
           <w:bCs/>
           <w:lang w:val="en-US"/>
         </w:rPr>
-        <w:t xml:space="preserve">Nguyên vật liệu </w:t>
+        <w:t xml:space="preserve">Giá khách mong muốn </w:t>
       </w:r>
     </w:p>
     <w:p>
@@ -3137,7 +3140,23 @@
           <w:bCs/>
           <w:lang w:val="en-US"/>
         </w:rPr>
-        <w:t xml:space="preserve">Giá khách mong muốn </w:t>
+        <w:t xml:space="preserve">Thời gian </w:t>
+      </w:r>
+      <w:r>
+        <w:rPr>
+          <w:b/>
+          <w:bCs/>
+          <w:lang w:val="en-US"/>
+        </w:rPr>
+        <w:t>bắt đầu và kết thúc đơn hàng</w:t>
+      </w:r>
+      <w:r>
+        <w:rPr>
+          <w:b/>
+          <w:bCs/>
+          <w:lang w:val="en-US"/>
+        </w:rPr>
+        <w:t xml:space="preserve"> </w:t>
       </w:r>
     </w:p>
     <w:p>
@@ -3158,7 +3177,7 @@
           <w:bCs/>
           <w:lang w:val="en-US"/>
         </w:rPr>
-        <w:t xml:space="preserve">Thời gian yêu cầu </w:t>
+        <w:t xml:space="preserve">Trạng thái đơn hàng </w:t>
       </w:r>
     </w:p>
     <w:p>
@@ -3179,27 +3198,6 @@
           <w:bCs/>
           <w:lang w:val="en-US"/>
         </w:rPr>
-        <w:t xml:space="preserve">Trạng thái đơn hàng </w:t>
-      </w:r>
-    </w:p>
-    <w:p>
-      <w:pPr>
-        <w:numPr>
-          <w:ilvl w:val="0"/>
-          <w:numId w:val="33"/>
-        </w:numPr>
-        <w:rPr>
-          <w:b/>
-          <w:bCs/>
-          <w:lang w:val="en-US"/>
-        </w:rPr>
-      </w:pPr>
-      <w:r>
-        <w:rPr>
-          <w:b/>
-          <w:bCs/>
-          <w:lang w:val="en-US"/>
-        </w:rPr>
         <w:t xml:space="preserve">Lịch sử bình luận / trao đổi </w:t>
       </w:r>
     </w:p>
@@ -3297,7 +3295,7 @@
           <w:bCs/>
           <w:lang w:val="en-US"/>
         </w:rPr>
-        <w:t xml:space="preserve">Yêu cầu khách chỉnh sửa đơn hàng kèm nội dung cần chỉnh sửa </w:t>
+        <w:t xml:space="preserve">Yêu cầu khách chỉnh sửa đơn hàng </w:t>
       </w:r>
     </w:p>
     <w:p>
@@ -3336,7 +3334,7 @@
           <w:lang w:val="en-US"/>
         </w:rPr>
         <w:pict w14:anchorId="3996CE33">
-          <v:rect id="_x0000_i1165" style="width:0;height:1.5pt" o:hralign="center" o:hrstd="t" o:hr="t" fillcolor="#a0a0a0" stroked="f"/>
+          <v:rect id="_x0000_i1032" style="width:0;height:1.5pt" o:hralign="center" o:hrstd="t" o:hr="t" fillcolor="#a0a0a0" stroked="f"/>
         </w:pict>
       </w:r>
     </w:p>
@@ -3469,7 +3467,7 @@
           <w:lang w:val="en-US"/>
         </w:rPr>
         <w:pict w14:anchorId="69715D95">
-          <v:rect id="_x0000_i1166" style="width:0;height:1.5pt" o:hralign="center" o:hrstd="t" o:hr="t" fillcolor="#a0a0a0" stroked="f"/>
+          <v:rect id="_x0000_i1033" style="width:0;height:1.5pt" o:hralign="center" o:hrstd="t" o:hr="t" fillcolor="#a0a0a0" stroked="f"/>
         </w:pict>
       </w:r>
     </w:p>
@@ -3627,7 +3625,7 @@
           <w:lang w:val="en-US"/>
         </w:rPr>
         <w:pict w14:anchorId="3D1FFBEA">
-          <v:rect id="_x0000_i1167" style="width:0;height:1.5pt" o:hralign="center" o:hrstd="t" o:hr="t" fillcolor="#a0a0a0" stroked="f"/>
+          <v:rect id="_x0000_i1034" style="width:0;height:1.5pt" o:hralign="center" o:hrstd="t" o:hr="t" fillcolor="#a0a0a0" stroked="f"/>
         </w:pict>
       </w:r>
     </w:p>
@@ -3898,49 +3896,49 @@
           <w:bCs/>
           <w:lang w:val="en-US"/>
         </w:rPr>
+        <w:t>Có thể chia thành:</w:t>
+      </w:r>
+    </w:p>
+    <w:p>
+      <w:pPr>
+        <w:numPr>
+          <w:ilvl w:val="0"/>
+          <w:numId w:val="38"/>
+        </w:numPr>
+        <w:rPr>
+          <w:b/>
+          <w:bCs/>
+          <w:lang w:val="en-US"/>
+        </w:rPr>
+      </w:pPr>
+      <w:r>
+        <w:rPr>
+          <w:b/>
+          <w:bCs/>
+          <w:lang w:val="en-US"/>
+        </w:rPr>
+        <w:t xml:space="preserve">Cắt vải chính </w:t>
+      </w:r>
+    </w:p>
+    <w:p>
+      <w:pPr>
+        <w:numPr>
+          <w:ilvl w:val="0"/>
+          <w:numId w:val="38"/>
+        </w:numPr>
+        <w:rPr>
+          <w:b/>
+          <w:bCs/>
+          <w:lang w:val="en-US"/>
+        </w:rPr>
+      </w:pPr>
+      <w:r>
+        <w:rPr>
+          <w:b/>
+          <w:bCs/>
+          <w:lang w:val="en-US"/>
+        </w:rPr>
         <w:lastRenderedPageBreak/>
-        <w:t>Có thể chia thành:</w:t>
-      </w:r>
-    </w:p>
-    <w:p>
-      <w:pPr>
-        <w:numPr>
-          <w:ilvl w:val="0"/>
-          <w:numId w:val="38"/>
-        </w:numPr>
-        <w:rPr>
-          <w:b/>
-          <w:bCs/>
-          <w:lang w:val="en-US"/>
-        </w:rPr>
-      </w:pPr>
-      <w:r>
-        <w:rPr>
-          <w:b/>
-          <w:bCs/>
-          <w:lang w:val="en-US"/>
-        </w:rPr>
-        <w:t xml:space="preserve">Cắt vải chính </w:t>
-      </w:r>
-    </w:p>
-    <w:p>
-      <w:pPr>
-        <w:numPr>
-          <w:ilvl w:val="0"/>
-          <w:numId w:val="38"/>
-        </w:numPr>
-        <w:rPr>
-          <w:b/>
-          <w:bCs/>
-          <w:lang w:val="en-US"/>
-        </w:rPr>
-      </w:pPr>
-      <w:r>
-        <w:rPr>
-          <w:b/>
-          <w:bCs/>
-          <w:lang w:val="en-US"/>
-        </w:rPr>
         <w:t xml:space="preserve">Cắt vải phụ </w:t>
       </w:r>
     </w:p>
@@ -4258,7 +4256,7 @@
           <w:lang w:val="en-US"/>
         </w:rPr>
         <w:pict w14:anchorId="0F10113C">
-          <v:rect id="_x0000_i1168" style="width:0;height:1.5pt" o:hralign="center" o:hrstd="t" o:hr="t" fillcolor="#a0a0a0" stroked="f"/>
+          <v:rect id="_x0000_i1035" style="width:0;height:1.5pt" o:hralign="center" o:hrstd="t" o:hr="t" fillcolor="#a0a0a0" stroked="f"/>
         </w:pict>
       </w:r>
     </w:p>
@@ -4353,6 +4351,14 @@
           <w:lang w:val="en-US"/>
         </w:rPr>
         <w:t xml:space="preserve">Theo dõi tiến độ toàn bộ đơn hàng </w:t>
+      </w:r>
+      <w:r>
+        <w:rPr>
+          <w:b/>
+          <w:bCs/>
+          <w:lang w:val="en-US"/>
+        </w:rPr>
+        <w:t>thông qua sản lượng</w:t>
       </w:r>
     </w:p>
     <w:p>
@@ -4719,27 +4725,6 @@
     </w:p>
     <w:p>
       <w:pPr>
-        <w:numPr>
-          <w:ilvl w:val="0"/>
-          <w:numId w:val="42"/>
-        </w:numPr>
-        <w:rPr>
-          <w:b/>
-          <w:bCs/>
-          <w:lang w:val="en-US"/>
-        </w:rPr>
-      </w:pPr>
-      <w:r>
-        <w:rPr>
-          <w:b/>
-          <w:bCs/>
-          <w:lang w:val="en-US"/>
-        </w:rPr>
-        <w:t xml:space="preserve">Cập nhật trạng thái công việc </w:t>
-      </w:r>
-    </w:p>
-    <w:p>
-      <w:pPr>
         <w:rPr>
           <w:b/>
           <w:bCs/>
@@ -4815,7 +4800,7 @@
           <w:bCs/>
           <w:lang w:val="en-US"/>
         </w:rPr>
-        <w:t xml:space="preserve">Đã hoàn thành </w:t>
+        <w:t>Chờ nghiệm thu</w:t>
       </w:r>
     </w:p>
     <w:p>
@@ -4853,116 +4838,81 @@
           <w:bCs/>
           <w:lang w:val="en-US"/>
         </w:rPr>
+        <w:pict w14:anchorId="7671DA60">
+          <v:rect id="_x0000_i1036" style="width:0;height:1.5pt" o:hralign="center" o:hrstd="t" o:hr="t" fillcolor="#a0a0a0" stroked="f"/>
+        </w:pict>
+      </w:r>
+    </w:p>
+    <w:p>
+      <w:pPr>
+        <w:rPr>
+          <w:b/>
+          <w:bCs/>
+          <w:lang w:val="en-US"/>
+        </w:rPr>
+      </w:pPr>
+      <w:r>
+        <w:rPr>
+          <w:b/>
+          <w:bCs/>
+          <w:lang w:val="en-US"/>
+        </w:rPr>
+        <w:t>4. QUẢN LÝ CHẤT LƯỢNG</w:t>
+      </w:r>
+    </w:p>
+    <w:p>
+      <w:pPr>
+        <w:numPr>
+          <w:ilvl w:val="0"/>
+          <w:numId w:val="44"/>
+        </w:numPr>
+        <w:rPr>
+          <w:b/>
+          <w:bCs/>
+          <w:lang w:val="en-US"/>
+        </w:rPr>
+      </w:pPr>
+      <w:r>
+        <w:rPr>
+          <w:b/>
+          <w:bCs/>
+          <w:lang w:val="en-US"/>
+        </w:rPr>
+        <w:t xml:space="preserve">Worker sẽ tự khai báo kết quả chất lượng của công đoạn mà mình phụ trách </w:t>
+      </w:r>
+    </w:p>
+    <w:p>
+      <w:pPr>
+        <w:rPr>
+          <w:b/>
+          <w:bCs/>
+          <w:lang w:val="en-US"/>
+        </w:rPr>
+      </w:pPr>
+      <w:r>
+        <w:rPr>
+          <w:b/>
+          <w:bCs/>
+          <w:lang w:val="en-US"/>
+        </w:rPr>
         <w:lastRenderedPageBreak/>
-        <w:pict w14:anchorId="7671DA60">
-          <v:rect id="_x0000_i1169" style="width:0;height:1.5pt" o:hralign="center" o:hrstd="t" o:hr="t" fillcolor="#a0a0a0" stroked="f"/>
-        </w:pict>
-      </w:r>
-    </w:p>
-    <w:p>
-      <w:pPr>
-        <w:rPr>
-          <w:b/>
-          <w:bCs/>
-          <w:lang w:val="en-US"/>
-        </w:rPr>
-      </w:pPr>
-      <w:r>
-        <w:rPr>
-          <w:b/>
-          <w:bCs/>
-          <w:lang w:val="en-US"/>
-        </w:rPr>
-        <w:t>4. QUẢN LÝ CHẤT LƯỢNG</w:t>
-      </w:r>
-    </w:p>
-    <w:p>
-      <w:pPr>
-        <w:rPr>
-          <w:b/>
-          <w:bCs/>
-          <w:lang w:val="en-US"/>
-        </w:rPr>
-      </w:pPr>
-      <w:r>
-        <w:rPr>
-          <w:b/>
-          <w:bCs/>
-          <w:lang w:val="en-US"/>
-        </w:rPr>
-        <w:t>4.1. Mô hình kiểm tra chất lượng mới</w:t>
-      </w:r>
-    </w:p>
-    <w:p>
-      <w:pPr>
-        <w:rPr>
-          <w:b/>
-          <w:bCs/>
-          <w:lang w:val="en-US"/>
-        </w:rPr>
-      </w:pPr>
-      <w:r>
-        <w:rPr>
-          <w:b/>
-          <w:bCs/>
-          <w:lang w:val="en-US"/>
-        </w:rPr>
-        <w:t>Hệ thống không còn vai trò KCS riêng.</w:t>
-      </w:r>
-    </w:p>
-    <w:p>
-      <w:pPr>
-        <w:rPr>
-          <w:b/>
-          <w:bCs/>
-          <w:lang w:val="en-US"/>
-        </w:rPr>
-      </w:pPr>
-      <w:r>
-        <w:rPr>
-          <w:b/>
-          <w:bCs/>
-          <w:lang w:val="en-US"/>
-        </w:rPr>
-        <w:t>Thay vào đó:</w:t>
-      </w:r>
-    </w:p>
-    <w:p>
-      <w:pPr>
-        <w:numPr>
-          <w:ilvl w:val="0"/>
-          <w:numId w:val="44"/>
-        </w:numPr>
-        <w:rPr>
-          <w:b/>
-          <w:bCs/>
-          <w:lang w:val="en-US"/>
-        </w:rPr>
-      </w:pPr>
-      <w:r>
-        <w:rPr>
-          <w:b/>
-          <w:bCs/>
-          <w:lang w:val="en-US"/>
-        </w:rPr>
-        <w:t xml:space="preserve">Worker sẽ tự khai báo kết quả chất lượng của công đoạn mà mình phụ trách </w:t>
-      </w:r>
-    </w:p>
-    <w:p>
-      <w:pPr>
-        <w:rPr>
-          <w:b/>
-          <w:bCs/>
-          <w:lang w:val="en-US"/>
-        </w:rPr>
-      </w:pPr>
-      <w:r>
-        <w:rPr>
-          <w:b/>
-          <w:bCs/>
-          <w:lang w:val="en-US"/>
-        </w:rPr>
-        <w:t>4.2. Worker cần cập nhật các thông tin chất lượng</w:t>
+        <w:t>4.</w:t>
+      </w:r>
+      <w:r>
+        <w:rPr>
+          <w:b/>
+          <w:bCs/>
+          <w:lang w:val="en-US"/>
+        </w:rPr>
+        <w:t>1</w:t>
+      </w:r>
+      <w:r>
+        <w:rPr>
+          <w:b/>
+          <w:bCs/>
+          <w:lang w:val="en-US"/>
+        </w:rPr>
+        <w:t>. Worker cần cập nhật các thông tin chất lượng</w:t>
       </w:r>
     </w:p>
     <w:p>
@@ -5363,7 +5313,7 @@
           <w:lang w:val="en-US"/>
         </w:rPr>
         <w:pict w14:anchorId="08D37BD5">
-          <v:rect id="_x0000_i1170" style="width:0;height:1.5pt" o:hralign="center" o:hrstd="t" o:hr="t" fillcolor="#a0a0a0" stroked="f"/>
+          <v:rect id="_x0000_i1037" style="width:0;height:1.5pt" o:hralign="center" o:hrstd="t" o:hr="t" fillcolor="#a0a0a0" stroked="f"/>
         </w:pict>
       </w:r>
     </w:p>
@@ -5580,7 +5530,7 @@
           <w:lang w:val="en-US"/>
         </w:rPr>
         <w:pict w14:anchorId="34423DAC">
-          <v:rect id="_x0000_i1171" style="width:0;height:1.5pt" o:hralign="center" o:hrstd="t" o:hr="t" fillcolor="#a0a0a0" stroked="f"/>
+          <v:rect id="_x0000_i1038" style="width:0;height:1.5pt" o:hralign="center" o:hrstd="t" o:hr="t" fillcolor="#a0a0a0" stroked="f"/>
         </w:pict>
       </w:r>
     </w:p>
@@ -5776,7 +5726,7 @@
           <w:lang w:val="en-US"/>
         </w:rPr>
         <w:pict w14:anchorId="6C44B82A">
-          <v:rect id="_x0000_i1172" style="width:0;height:1.5pt" o:hralign="center" o:hrstd="t" o:hr="t" fillcolor="#a0a0a0" stroked="f"/>
+          <v:rect id="_x0000_i1039" style="width:0;height:1.5pt" o:hralign="center" o:hrstd="t" o:hr="t" fillcolor="#a0a0a0" stroked="f"/>
         </w:pict>
       </w:r>
     </w:p>
@@ -5794,125 +5744,125 @@
           <w:bCs/>
           <w:lang w:val="en-US"/>
         </w:rPr>
+        <w:t>6. QUẢN LÝ NGHỈ PHÉP</w:t>
+      </w:r>
+    </w:p>
+    <w:p>
+      <w:pPr>
+        <w:rPr>
+          <w:b/>
+          <w:bCs/>
+          <w:lang w:val="en-US"/>
+        </w:rPr>
+      </w:pPr>
+      <w:r>
+        <w:rPr>
+          <w:b/>
+          <w:bCs/>
+          <w:lang w:val="en-US"/>
+        </w:rPr>
+        <w:t>6.1. Worker tạo yêu cầu nghỉ phép</w:t>
+      </w:r>
+    </w:p>
+    <w:p>
+      <w:pPr>
+        <w:rPr>
+          <w:b/>
+          <w:bCs/>
+          <w:lang w:val="en-US"/>
+        </w:rPr>
+      </w:pPr>
+      <w:r>
+        <w:rPr>
+          <w:b/>
+          <w:bCs/>
+          <w:lang w:val="en-US"/>
+        </w:rPr>
+        <w:t>Worker có thể gửi yêu cầu nghỉ phép gồm:</w:t>
+      </w:r>
+    </w:p>
+    <w:p>
+      <w:pPr>
+        <w:numPr>
+          <w:ilvl w:val="0"/>
+          <w:numId w:val="51"/>
+        </w:numPr>
+        <w:rPr>
+          <w:b/>
+          <w:bCs/>
+          <w:lang w:val="en-US"/>
+        </w:rPr>
+      </w:pPr>
+      <w:r>
+        <w:rPr>
+          <w:b/>
+          <w:bCs/>
+          <w:lang w:val="en-US"/>
+        </w:rPr>
+        <w:t xml:space="preserve">Tên nhân viên </w:t>
+      </w:r>
+    </w:p>
+    <w:p>
+      <w:pPr>
+        <w:numPr>
+          <w:ilvl w:val="0"/>
+          <w:numId w:val="51"/>
+        </w:numPr>
+        <w:rPr>
+          <w:b/>
+          <w:bCs/>
+          <w:lang w:val="en-US"/>
+        </w:rPr>
+      </w:pPr>
+      <w:r>
+        <w:rPr>
+          <w:b/>
+          <w:bCs/>
+          <w:lang w:val="en-US"/>
+        </w:rPr>
+        <w:t xml:space="preserve">Ngày tạo yêu cầu </w:t>
+      </w:r>
+    </w:p>
+    <w:p>
+      <w:pPr>
+        <w:numPr>
+          <w:ilvl w:val="0"/>
+          <w:numId w:val="51"/>
+        </w:numPr>
+        <w:rPr>
+          <w:b/>
+          <w:bCs/>
+          <w:lang w:val="en-US"/>
+        </w:rPr>
+      </w:pPr>
+      <w:r>
+        <w:rPr>
+          <w:b/>
+          <w:bCs/>
+          <w:lang w:val="en-US"/>
+        </w:rPr>
+        <w:t xml:space="preserve">Ngày nghỉ </w:t>
+      </w:r>
+    </w:p>
+    <w:p>
+      <w:pPr>
+        <w:numPr>
+          <w:ilvl w:val="0"/>
+          <w:numId w:val="51"/>
+        </w:numPr>
+        <w:rPr>
+          <w:b/>
+          <w:bCs/>
+          <w:lang w:val="en-US"/>
+        </w:rPr>
+      </w:pPr>
+      <w:r>
+        <w:rPr>
+          <w:b/>
+          <w:bCs/>
+          <w:lang w:val="en-US"/>
+        </w:rPr>
         <w:lastRenderedPageBreak/>
-        <w:t>6. QUẢN LÝ NGHỈ PHÉP</w:t>
-      </w:r>
-    </w:p>
-    <w:p>
-      <w:pPr>
-        <w:rPr>
-          <w:b/>
-          <w:bCs/>
-          <w:lang w:val="en-US"/>
-        </w:rPr>
-      </w:pPr>
-      <w:r>
-        <w:rPr>
-          <w:b/>
-          <w:bCs/>
-          <w:lang w:val="en-US"/>
-        </w:rPr>
-        <w:t>6.1. Worker tạo yêu cầu nghỉ phép</w:t>
-      </w:r>
-    </w:p>
-    <w:p>
-      <w:pPr>
-        <w:rPr>
-          <w:b/>
-          <w:bCs/>
-          <w:lang w:val="en-US"/>
-        </w:rPr>
-      </w:pPr>
-      <w:r>
-        <w:rPr>
-          <w:b/>
-          <w:bCs/>
-          <w:lang w:val="en-US"/>
-        </w:rPr>
-        <w:t>Worker có thể gửi yêu cầu nghỉ phép gồm:</w:t>
-      </w:r>
-    </w:p>
-    <w:p>
-      <w:pPr>
-        <w:numPr>
-          <w:ilvl w:val="0"/>
-          <w:numId w:val="51"/>
-        </w:numPr>
-        <w:rPr>
-          <w:b/>
-          <w:bCs/>
-          <w:lang w:val="en-US"/>
-        </w:rPr>
-      </w:pPr>
-      <w:r>
-        <w:rPr>
-          <w:b/>
-          <w:bCs/>
-          <w:lang w:val="en-US"/>
-        </w:rPr>
-        <w:t xml:space="preserve">Tên nhân viên </w:t>
-      </w:r>
-    </w:p>
-    <w:p>
-      <w:pPr>
-        <w:numPr>
-          <w:ilvl w:val="0"/>
-          <w:numId w:val="51"/>
-        </w:numPr>
-        <w:rPr>
-          <w:b/>
-          <w:bCs/>
-          <w:lang w:val="en-US"/>
-        </w:rPr>
-      </w:pPr>
-      <w:r>
-        <w:rPr>
-          <w:b/>
-          <w:bCs/>
-          <w:lang w:val="en-US"/>
-        </w:rPr>
-        <w:t xml:space="preserve">Ngày tạo yêu cầu </w:t>
-      </w:r>
-    </w:p>
-    <w:p>
-      <w:pPr>
-        <w:numPr>
-          <w:ilvl w:val="0"/>
-          <w:numId w:val="51"/>
-        </w:numPr>
-        <w:rPr>
-          <w:b/>
-          <w:bCs/>
-          <w:lang w:val="en-US"/>
-        </w:rPr>
-      </w:pPr>
-      <w:r>
-        <w:rPr>
-          <w:b/>
-          <w:bCs/>
-          <w:lang w:val="en-US"/>
-        </w:rPr>
-        <w:t xml:space="preserve">Ngày nghỉ </w:t>
-      </w:r>
-    </w:p>
-    <w:p>
-      <w:pPr>
-        <w:numPr>
-          <w:ilvl w:val="0"/>
-          <w:numId w:val="51"/>
-        </w:numPr>
-        <w:rPr>
-          <w:b/>
-          <w:bCs/>
-          <w:lang w:val="en-US"/>
-        </w:rPr>
-      </w:pPr>
-      <w:r>
-        <w:rPr>
-          <w:b/>
-          <w:bCs/>
-          <w:lang w:val="en-US"/>
-        </w:rPr>
         <w:t xml:space="preserve">Hình thức nghỉ: </w:t>
       </w:r>
     </w:p>
@@ -5993,7 +5943,23 @@
           <w:bCs/>
           <w:lang w:val="en-US"/>
         </w:rPr>
-        <w:t>6.2. PM xử lý yêu cầu nghỉ phép</w:t>
+        <w:t>6.2. PM</w:t>
+      </w:r>
+      <w:r>
+        <w:rPr>
+          <w:b/>
+          <w:bCs/>
+          <w:lang w:val="en-US"/>
+        </w:rPr>
+        <w:t>/Owner</w:t>
+      </w:r>
+      <w:r>
+        <w:rPr>
+          <w:b/>
+          <w:bCs/>
+          <w:lang w:val="en-US"/>
+        </w:rPr>
+        <w:t xml:space="preserve"> xử lý yêu cầu nghỉ phép</w:t>
       </w:r>
     </w:p>
     <w:p>
@@ -6132,7 +6098,7 @@
           <w:bCs/>
           <w:lang w:val="en-US"/>
         </w:rPr>
-        <w:t xml:space="preserve">Đã xem </w:t>
+        <w:t xml:space="preserve">Từ chối </w:t>
       </w:r>
     </w:p>
     <w:p>
@@ -6153,27 +6119,6 @@
           <w:bCs/>
           <w:lang w:val="en-US"/>
         </w:rPr>
-        <w:t xml:space="preserve">Từ chối </w:t>
-      </w:r>
-    </w:p>
-    <w:p>
-      <w:pPr>
-        <w:numPr>
-          <w:ilvl w:val="0"/>
-          <w:numId w:val="53"/>
-        </w:numPr>
-        <w:rPr>
-          <w:b/>
-          <w:bCs/>
-          <w:lang w:val="en-US"/>
-        </w:rPr>
-      </w:pPr>
-      <w:r>
-        <w:rPr>
-          <w:b/>
-          <w:bCs/>
-          <w:lang w:val="en-US"/>
-        </w:rPr>
         <w:t xml:space="preserve">Chấp nhận </w:t>
       </w:r>
     </w:p>
@@ -6192,7 +6137,7 @@
           <w:lang w:val="en-US"/>
         </w:rPr>
         <w:pict w14:anchorId="235A0471">
-          <v:rect id="_x0000_i1173" style="width:0;height:1.5pt" o:hralign="center" o:hrstd="t" o:hr="t" fillcolor="#a0a0a0" stroked="f"/>
+          <v:rect id="_x0000_i1040" style="width:0;height:1.5pt" o:hralign="center" o:hrstd="t" o:hr="t" fillcolor="#a0a0a0" stroked="f"/>
         </w:pict>
       </w:r>
     </w:p>
@@ -6522,27 +6467,6 @@
           <w:bCs/>
           <w:lang w:val="en-US"/>
         </w:rPr>
-        <w:t xml:space="preserve">Tiền công theo ngày / tuần / tháng </w:t>
-      </w:r>
-    </w:p>
-    <w:p>
-      <w:pPr>
-        <w:numPr>
-          <w:ilvl w:val="0"/>
-          <w:numId w:val="57"/>
-        </w:numPr>
-        <w:rPr>
-          <w:b/>
-          <w:bCs/>
-          <w:lang w:val="en-US"/>
-        </w:rPr>
-      </w:pPr>
-      <w:r>
-        <w:rPr>
-          <w:b/>
-          <w:bCs/>
-          <w:lang w:val="en-US"/>
-        </w:rPr>
         <w:t xml:space="preserve">Tổng chi phí nhân công theo đơn hàng </w:t>
       </w:r>
     </w:p>
@@ -6561,7 +6485,7 @@
           <w:lang w:val="en-US"/>
         </w:rPr>
         <w:pict w14:anchorId="4F692D27">
-          <v:rect id="_x0000_i1174" style="width:0;height:1.5pt" o:hralign="center" o:hrstd="t" o:hr="t" fillcolor="#a0a0a0" stroked="f"/>
+          <v:rect id="_x0000_i1041" style="width:0;height:1.5pt" o:hralign="center" o:hrstd="t" o:hr="t" fillcolor="#a0a0a0" stroked="f"/>
         </w:pict>
       </w:r>
     </w:p>
@@ -6735,109 +6659,172 @@
           <w:bCs/>
           <w:lang w:val="en-US"/>
         </w:rPr>
+        <w:t xml:space="preserve">Năng suất trung bình của worker </w:t>
+      </w:r>
+    </w:p>
+    <w:p>
+      <w:pPr>
+        <w:numPr>
+          <w:ilvl w:val="0"/>
+          <w:numId w:val="59"/>
+        </w:numPr>
+        <w:rPr>
+          <w:b/>
+          <w:bCs/>
+          <w:lang w:val="en-US"/>
+        </w:rPr>
+      </w:pPr>
+      <w:r>
+        <w:rPr>
+          <w:b/>
+          <w:bCs/>
+          <w:lang w:val="en-US"/>
+        </w:rPr>
+        <w:t xml:space="preserve">Số lượng sản phẩm hoàn thành theo worker </w:t>
+      </w:r>
+    </w:p>
+    <w:p>
+      <w:pPr>
+        <w:numPr>
+          <w:ilvl w:val="0"/>
+          <w:numId w:val="59"/>
+        </w:numPr>
+        <w:rPr>
+          <w:b/>
+          <w:bCs/>
+          <w:lang w:val="en-US"/>
+        </w:rPr>
+      </w:pPr>
+      <w:r>
+        <w:rPr>
+          <w:b/>
+          <w:bCs/>
+          <w:lang w:val="en-US"/>
+        </w:rPr>
+        <w:t xml:space="preserve">Số lượng lỗi theo worker </w:t>
+      </w:r>
+    </w:p>
+    <w:p>
+      <w:pPr>
+        <w:numPr>
+          <w:ilvl w:val="0"/>
+          <w:numId w:val="59"/>
+        </w:numPr>
+        <w:rPr>
+          <w:b/>
+          <w:bCs/>
+          <w:lang w:val="en-US"/>
+        </w:rPr>
+      </w:pPr>
+      <w:r>
+        <w:rPr>
+          <w:b/>
+          <w:bCs/>
+          <w:lang w:val="en-US"/>
+        </w:rPr>
+        <w:t xml:space="preserve">Số lượng lỗi theo công đoạn </w:t>
+      </w:r>
+    </w:p>
+    <w:p>
+      <w:pPr>
+        <w:numPr>
+          <w:ilvl w:val="0"/>
+          <w:numId w:val="59"/>
+        </w:numPr>
+        <w:rPr>
+          <w:b/>
+          <w:bCs/>
+          <w:lang w:val="en-US"/>
+        </w:rPr>
+      </w:pPr>
+      <w:r>
+        <w:rPr>
+          <w:b/>
+          <w:bCs/>
+          <w:lang w:val="en-US"/>
+        </w:rPr>
+        <w:t xml:space="preserve">Số lượng lỗi theo đơn hàng </w:t>
+      </w:r>
+    </w:p>
+    <w:p>
+      <w:pPr>
+        <w:rPr>
+          <w:b/>
+          <w:bCs/>
+          <w:lang w:val="en-US"/>
+        </w:rPr>
+      </w:pPr>
+      <w:r>
+        <w:rPr>
+          <w:b/>
+          <w:bCs/>
+          <w:lang w:val="en-US"/>
+        </w:rPr>
+        <w:t>8.3. Báo cáo tài chính</w:t>
+      </w:r>
+    </w:p>
+    <w:p>
+      <w:pPr>
+        <w:numPr>
+          <w:ilvl w:val="0"/>
+          <w:numId w:val="60"/>
+        </w:numPr>
+        <w:rPr>
+          <w:b/>
+          <w:bCs/>
+          <w:lang w:val="en-US"/>
+        </w:rPr>
+      </w:pPr>
+      <w:r>
+        <w:rPr>
+          <w:b/>
+          <w:bCs/>
+          <w:lang w:val="en-US"/>
+        </w:rPr>
+        <w:t xml:space="preserve">Doanh thu theo đơn hàng </w:t>
+      </w:r>
+    </w:p>
+    <w:p>
+      <w:pPr>
+        <w:numPr>
+          <w:ilvl w:val="0"/>
+          <w:numId w:val="60"/>
+        </w:numPr>
+        <w:rPr>
+          <w:b/>
+          <w:bCs/>
+          <w:lang w:val="en-US"/>
+        </w:rPr>
+      </w:pPr>
+      <w:r>
+        <w:rPr>
+          <w:b/>
+          <w:bCs/>
+          <w:lang w:val="en-US"/>
+        </w:rPr>
+        <w:t xml:space="preserve">Doanh thu theo tháng </w:t>
+      </w:r>
+    </w:p>
+    <w:p>
+      <w:pPr>
+        <w:numPr>
+          <w:ilvl w:val="0"/>
+          <w:numId w:val="60"/>
+        </w:numPr>
+        <w:rPr>
+          <w:b/>
+          <w:bCs/>
+          <w:lang w:val="en-US"/>
+        </w:rPr>
+      </w:pPr>
+      <w:r>
+        <w:rPr>
+          <w:b/>
+          <w:bCs/>
+          <w:lang w:val="en-US"/>
+        </w:rPr>
         <w:lastRenderedPageBreak/>
-        <w:t xml:space="preserve">Năng suất trung bình của worker </w:t>
-      </w:r>
-    </w:p>
-    <w:p>
-      <w:pPr>
-        <w:numPr>
-          <w:ilvl w:val="0"/>
-          <w:numId w:val="59"/>
-        </w:numPr>
-        <w:rPr>
-          <w:b/>
-          <w:bCs/>
-          <w:lang w:val="en-US"/>
-        </w:rPr>
-      </w:pPr>
-      <w:r>
-        <w:rPr>
-          <w:b/>
-          <w:bCs/>
-          <w:lang w:val="en-US"/>
-        </w:rPr>
-        <w:t xml:space="preserve">Số lượng sản phẩm hoàn thành theo worker </w:t>
-      </w:r>
-    </w:p>
-    <w:p>
-      <w:pPr>
-        <w:numPr>
-          <w:ilvl w:val="0"/>
-          <w:numId w:val="59"/>
-        </w:numPr>
-        <w:rPr>
-          <w:b/>
-          <w:bCs/>
-          <w:lang w:val="en-US"/>
-        </w:rPr>
-      </w:pPr>
-      <w:r>
-        <w:rPr>
-          <w:b/>
-          <w:bCs/>
-          <w:lang w:val="en-US"/>
-        </w:rPr>
-        <w:t xml:space="preserve">Số lượng lỗi theo worker </w:t>
-      </w:r>
-    </w:p>
-    <w:p>
-      <w:pPr>
-        <w:numPr>
-          <w:ilvl w:val="0"/>
-          <w:numId w:val="59"/>
-        </w:numPr>
-        <w:rPr>
-          <w:b/>
-          <w:bCs/>
-          <w:lang w:val="en-US"/>
-        </w:rPr>
-      </w:pPr>
-      <w:r>
-        <w:rPr>
-          <w:b/>
-          <w:bCs/>
-          <w:lang w:val="en-US"/>
-        </w:rPr>
-        <w:t xml:space="preserve">Số lượng lỗi theo công đoạn </w:t>
-      </w:r>
-    </w:p>
-    <w:p>
-      <w:pPr>
-        <w:numPr>
-          <w:ilvl w:val="0"/>
-          <w:numId w:val="59"/>
-        </w:numPr>
-        <w:rPr>
-          <w:b/>
-          <w:bCs/>
-          <w:lang w:val="en-US"/>
-        </w:rPr>
-      </w:pPr>
-      <w:r>
-        <w:rPr>
-          <w:b/>
-          <w:bCs/>
-          <w:lang w:val="en-US"/>
-        </w:rPr>
-        <w:t xml:space="preserve">Số lượng lỗi theo đơn hàng </w:t>
-      </w:r>
-    </w:p>
-    <w:p>
-      <w:pPr>
-        <w:rPr>
-          <w:b/>
-          <w:bCs/>
-          <w:lang w:val="en-US"/>
-        </w:rPr>
-      </w:pPr>
-      <w:r>
-        <w:rPr>
-          <w:b/>
-          <w:bCs/>
-          <w:lang w:val="en-US"/>
-        </w:rPr>
-        <w:t>8.3. Báo cáo tài chính</w:t>
+        <w:t xml:space="preserve">Chi phí nhân công </w:t>
       </w:r>
     </w:p>
     <w:p>
@@ -6858,69 +6845,6 @@
           <w:bCs/>
           <w:lang w:val="en-US"/>
         </w:rPr>
-        <w:t xml:space="preserve">Doanh thu theo đơn hàng </w:t>
-      </w:r>
-    </w:p>
-    <w:p>
-      <w:pPr>
-        <w:numPr>
-          <w:ilvl w:val="0"/>
-          <w:numId w:val="60"/>
-        </w:numPr>
-        <w:rPr>
-          <w:b/>
-          <w:bCs/>
-          <w:lang w:val="en-US"/>
-        </w:rPr>
-      </w:pPr>
-      <w:r>
-        <w:rPr>
-          <w:b/>
-          <w:bCs/>
-          <w:lang w:val="en-US"/>
-        </w:rPr>
-        <w:t xml:space="preserve">Doanh thu theo tháng </w:t>
-      </w:r>
-    </w:p>
-    <w:p>
-      <w:pPr>
-        <w:numPr>
-          <w:ilvl w:val="0"/>
-          <w:numId w:val="60"/>
-        </w:numPr>
-        <w:rPr>
-          <w:b/>
-          <w:bCs/>
-          <w:lang w:val="en-US"/>
-        </w:rPr>
-      </w:pPr>
-      <w:r>
-        <w:rPr>
-          <w:b/>
-          <w:bCs/>
-          <w:lang w:val="en-US"/>
-        </w:rPr>
-        <w:t xml:space="preserve">Chi phí nhân công </w:t>
-      </w:r>
-    </w:p>
-    <w:p>
-      <w:pPr>
-        <w:numPr>
-          <w:ilvl w:val="0"/>
-          <w:numId w:val="60"/>
-        </w:numPr>
-        <w:rPr>
-          <w:b/>
-          <w:bCs/>
-          <w:lang w:val="en-US"/>
-        </w:rPr>
-      </w:pPr>
-      <w:r>
-        <w:rPr>
-          <w:b/>
-          <w:bCs/>
-          <w:lang w:val="en-US"/>
-        </w:rPr>
         <w:t xml:space="preserve">Lợi nhuận ước tính </w:t>
       </w:r>
     </w:p>
@@ -6939,7 +6863,7 @@
           <w:lang w:val="en-US"/>
         </w:rPr>
         <w:pict w14:anchorId="10F623A9">
-          <v:rect id="_x0000_i1175" style="width:0;height:1.5pt" o:hralign="center" o:hrstd="t" o:hr="t" fillcolor="#a0a0a0" stroked="f"/>
+          <v:rect id="_x0000_i1042" style="width:0;height:1.5pt" o:hralign="center" o:hrstd="t" o:hr="t" fillcolor="#a0a0a0" stroked="f"/>
         </w:pict>
       </w:r>
     </w:p>
@@ -7038,27 +6962,6 @@
     </w:p>
     <w:p>
       <w:pPr>
-        <w:numPr>
-          <w:ilvl w:val="0"/>
-          <w:numId w:val="61"/>
-        </w:numPr>
-        <w:rPr>
-          <w:b/>
-          <w:bCs/>
-          <w:lang w:val="en-US"/>
-        </w:rPr>
-      </w:pPr>
-      <w:r>
-        <w:rPr>
-          <w:b/>
-          <w:bCs/>
-          <w:lang w:val="en-US"/>
-        </w:rPr>
-        <w:t xml:space="preserve">Đơn hàng hoàn thành </w:t>
-      </w:r>
-    </w:p>
-    <w:p>
-      <w:pPr>
         <w:rPr>
           <w:b/>
           <w:bCs/>
@@ -7097,183 +7000,35 @@
     </w:p>
     <w:p>
       <w:pPr>
-        <w:numPr>
-          <w:ilvl w:val="0"/>
-          <w:numId w:val="62"/>
-        </w:numPr>
-        <w:rPr>
-          <w:b/>
-          <w:bCs/>
-          <w:lang w:val="en-US"/>
-        </w:rPr>
-      </w:pPr>
-      <w:r>
-        <w:rPr>
-          <w:b/>
-          <w:bCs/>
-          <w:lang w:val="en-US"/>
-        </w:rPr>
-        <w:t xml:space="preserve">Có đơn hàng chậm tiến độ </w:t>
-      </w:r>
-    </w:p>
-    <w:p>
-      <w:pPr>
-        <w:numPr>
-          <w:ilvl w:val="0"/>
-          <w:numId w:val="62"/>
-        </w:numPr>
-        <w:rPr>
-          <w:b/>
-          <w:bCs/>
-          <w:lang w:val="en-US"/>
-        </w:rPr>
-      </w:pPr>
-      <w:r>
-        <w:rPr>
-          <w:b/>
-          <w:bCs/>
-          <w:lang w:val="en-US"/>
-        </w:rPr>
-        <w:t xml:space="preserve">Có công đoạn phát sinh lỗi nhiều </w:t>
-      </w:r>
-    </w:p>
-    <w:p>
-      <w:pPr>
-        <w:numPr>
-          <w:ilvl w:val="0"/>
-          <w:numId w:val="62"/>
-        </w:numPr>
-        <w:rPr>
-          <w:b/>
-          <w:bCs/>
-          <w:lang w:val="en-US"/>
-        </w:rPr>
-      </w:pPr>
-      <w:r>
-        <w:rPr>
-          <w:b/>
-          <w:bCs/>
-          <w:lang w:val="en-US"/>
-        </w:rPr>
-        <w:t xml:space="preserve">Có yêu cầu nghỉ phép cần theo dõi </w:t>
-      </w:r>
-    </w:p>
-    <w:p>
-      <w:pPr>
-        <w:rPr>
-          <w:b/>
-          <w:bCs/>
-          <w:lang w:val="en-US"/>
-        </w:rPr>
-      </w:pPr>
-      <w:r>
-        <w:rPr>
-          <w:b/>
-          <w:bCs/>
-          <w:lang w:val="en-US"/>
-        </w:rPr>
-        <w:t>9.3. Đối với PM</w:t>
-      </w:r>
-    </w:p>
-    <w:p>
-      <w:pPr>
-        <w:numPr>
-          <w:ilvl w:val="0"/>
-          <w:numId w:val="63"/>
-        </w:numPr>
-        <w:rPr>
-          <w:b/>
-          <w:bCs/>
-          <w:lang w:val="en-US"/>
-        </w:rPr>
-      </w:pPr>
-      <w:r>
-        <w:rPr>
-          <w:b/>
-          <w:bCs/>
-          <w:lang w:val="en-US"/>
-        </w:rPr>
-        <w:t xml:space="preserve">Được giao đơn hàng mới </w:t>
-      </w:r>
-    </w:p>
-    <w:p>
-      <w:pPr>
-        <w:numPr>
-          <w:ilvl w:val="0"/>
-          <w:numId w:val="63"/>
-        </w:numPr>
-        <w:rPr>
-          <w:b/>
-          <w:bCs/>
-          <w:lang w:val="en-US"/>
-        </w:rPr>
-      </w:pPr>
-      <w:r>
-        <w:rPr>
-          <w:b/>
-          <w:bCs/>
-          <w:lang w:val="en-US"/>
-        </w:rPr>
-        <w:t xml:space="preserve">Có worker nghỉ phép </w:t>
-      </w:r>
-    </w:p>
-    <w:p>
-      <w:pPr>
-        <w:numPr>
-          <w:ilvl w:val="0"/>
-          <w:numId w:val="63"/>
-        </w:numPr>
-        <w:rPr>
-          <w:b/>
-          <w:bCs/>
-          <w:lang w:val="en-US"/>
-        </w:rPr>
-      </w:pPr>
-      <w:r>
-        <w:rPr>
-          <w:b/>
-          <w:bCs/>
-          <w:lang w:val="en-US"/>
-        </w:rPr>
-        <w:t xml:space="preserve">Có công đoạn chậm tiến độ </w:t>
-      </w:r>
-    </w:p>
-    <w:p>
-      <w:pPr>
-        <w:numPr>
-          <w:ilvl w:val="0"/>
-          <w:numId w:val="63"/>
-        </w:numPr>
-        <w:rPr>
-          <w:b/>
-          <w:bCs/>
-          <w:lang w:val="en-US"/>
-        </w:rPr>
-      </w:pPr>
-      <w:r>
-        <w:rPr>
-          <w:b/>
-          <w:bCs/>
-          <w:lang w:val="en-US"/>
-        </w:rPr>
-        <w:t xml:space="preserve">Có lỗi phát sinh từ worker </w:t>
-      </w:r>
-    </w:p>
-    <w:p>
-      <w:pPr>
-        <w:rPr>
-          <w:b/>
-          <w:bCs/>
-          <w:lang w:val="en-US"/>
-        </w:rPr>
-      </w:pPr>
-      <w:r>
-        <w:rPr>
-          <w:b/>
-          <w:bCs/>
-          <w:lang w:val="en-US"/>
-        </w:rPr>
-        <w:t>9.4. Đối với Worker</w:t>
+        <w:rPr>
+          <w:b/>
+          <w:bCs/>
+          <w:lang w:val="en-US"/>
+        </w:rPr>
+      </w:pPr>
+      <w:r>
+        <w:rPr>
+          <w:b/>
+          <w:bCs/>
+          <w:lang w:val="en-US"/>
+        </w:rPr>
+        <w:t>9.</w:t>
+      </w:r>
+      <w:r>
+        <w:rPr>
+          <w:b/>
+          <w:bCs/>
+          <w:lang w:val="en-US"/>
+        </w:rPr>
+        <w:t>3</w:t>
+      </w:r>
+      <w:r>
+        <w:rPr>
+          <w:b/>
+          <w:bCs/>
+          <w:lang w:val="en-US"/>
+        </w:rPr>
+        <w:t>. Đối với Worker</w:t>
       </w:r>
     </w:p>
     <w:p>
@@ -7354,7 +7109,7 @@
           <w:lang w:val="en-US"/>
         </w:rPr>
         <w:pict w14:anchorId="4DC2D2DA">
-          <v:rect id="_x0000_i1176" style="width:0;height:1.5pt" o:hralign="center" o:hrstd="t" o:hr="t" fillcolor="#a0a0a0" stroked="f"/>
+          <v:rect id="_x0000_i1043" style="width:0;height:1.5pt" o:hralign="center" o:hrstd="t" o:hr="t" fillcolor="#a0a0a0" stroked="f"/>
         </w:pict>
       </w:r>
     </w:p>
@@ -7696,354 +7451,354 @@
           <w:bCs/>
           <w:lang w:val="en-US"/>
         </w:rPr>
+        <w:t xml:space="preserve">Tạo kế hoạch sản xuất </w:t>
+      </w:r>
+    </w:p>
+    <w:p>
+      <w:pPr>
+        <w:numPr>
+          <w:ilvl w:val="0"/>
+          <w:numId w:val="67"/>
+        </w:numPr>
+        <w:rPr>
+          <w:b/>
+          <w:bCs/>
+          <w:lang w:val="en-US"/>
+        </w:rPr>
+      </w:pPr>
+      <w:r>
+        <w:rPr>
+          <w:b/>
+          <w:bCs/>
+          <w:lang w:val="en-US"/>
+        </w:rPr>
+        <w:t xml:space="preserve">Chia công đoạn </w:t>
+      </w:r>
+    </w:p>
+    <w:p>
+      <w:pPr>
+        <w:numPr>
+          <w:ilvl w:val="0"/>
+          <w:numId w:val="67"/>
+        </w:numPr>
+        <w:rPr>
+          <w:b/>
+          <w:bCs/>
+          <w:lang w:val="en-US"/>
+        </w:rPr>
+      </w:pPr>
+      <w:r>
+        <w:rPr>
+          <w:b/>
+          <w:bCs/>
+          <w:lang w:val="en-US"/>
+        </w:rPr>
+        <w:t xml:space="preserve">Phân công công việc </w:t>
+      </w:r>
+    </w:p>
+    <w:p>
+      <w:pPr>
+        <w:numPr>
+          <w:ilvl w:val="0"/>
+          <w:numId w:val="67"/>
+        </w:numPr>
+        <w:rPr>
+          <w:b/>
+          <w:bCs/>
+          <w:lang w:val="en-US"/>
+        </w:rPr>
+      </w:pPr>
+      <w:r>
+        <w:rPr>
+          <w:b/>
+          <w:bCs/>
+          <w:lang w:val="en-US"/>
+        </w:rPr>
+        <w:t xml:space="preserve">Theo dõi tiến độ </w:t>
+      </w:r>
+    </w:p>
+    <w:p>
+      <w:pPr>
+        <w:numPr>
+          <w:ilvl w:val="0"/>
+          <w:numId w:val="67"/>
+        </w:numPr>
+        <w:rPr>
+          <w:b/>
+          <w:bCs/>
+          <w:lang w:val="en-US"/>
+        </w:rPr>
+      </w:pPr>
+      <w:r>
+        <w:rPr>
+          <w:b/>
+          <w:bCs/>
+          <w:lang w:val="en-US"/>
+        </w:rPr>
+        <w:t xml:space="preserve">Duyệt nghỉ phép cho worker </w:t>
+      </w:r>
+    </w:p>
+    <w:p>
+      <w:pPr>
+        <w:numPr>
+          <w:ilvl w:val="0"/>
+          <w:numId w:val="67"/>
+        </w:numPr>
+        <w:rPr>
+          <w:b/>
+          <w:bCs/>
+          <w:lang w:val="en-US"/>
+        </w:rPr>
+      </w:pPr>
+      <w:r>
+        <w:rPr>
+          <w:b/>
+          <w:bCs/>
+          <w:lang w:val="en-US"/>
+        </w:rPr>
+        <w:t xml:space="preserve">Theo dõi lỗi và chất lượng </w:t>
+      </w:r>
+    </w:p>
+    <w:p>
+      <w:pPr>
+        <w:rPr>
+          <w:b/>
+          <w:bCs/>
+          <w:lang w:val="en-US"/>
+        </w:rPr>
+      </w:pPr>
+      <w:r>
+        <w:rPr>
+          <w:b/>
+          <w:bCs/>
+          <w:lang w:val="en-US"/>
+        </w:rPr>
+        <w:t>4. Worker</w:t>
+      </w:r>
+    </w:p>
+    <w:p>
+      <w:pPr>
+        <w:numPr>
+          <w:ilvl w:val="0"/>
+          <w:numId w:val="68"/>
+        </w:numPr>
+        <w:rPr>
+          <w:b/>
+          <w:bCs/>
+          <w:lang w:val="en-US"/>
+        </w:rPr>
+      </w:pPr>
+      <w:r>
+        <w:rPr>
+          <w:b/>
+          <w:bCs/>
+          <w:lang w:val="en-US"/>
+        </w:rPr>
+        <w:t xml:space="preserve">Xem công việc được giao </w:t>
+      </w:r>
+    </w:p>
+    <w:p>
+      <w:pPr>
+        <w:numPr>
+          <w:ilvl w:val="0"/>
+          <w:numId w:val="68"/>
+        </w:numPr>
+        <w:rPr>
+          <w:b/>
+          <w:bCs/>
+          <w:lang w:val="en-US"/>
+        </w:rPr>
+      </w:pPr>
+      <w:r>
+        <w:rPr>
+          <w:b/>
+          <w:bCs/>
+          <w:lang w:val="en-US"/>
+        </w:rPr>
+        <w:t xml:space="preserve">Cập nhật trạng thái công việc </w:t>
+      </w:r>
+    </w:p>
+    <w:p>
+      <w:pPr>
+        <w:numPr>
+          <w:ilvl w:val="0"/>
+          <w:numId w:val="68"/>
+        </w:numPr>
+        <w:rPr>
+          <w:b/>
+          <w:bCs/>
+          <w:lang w:val="en-US"/>
+        </w:rPr>
+      </w:pPr>
+      <w:r>
+        <w:rPr>
+          <w:b/>
+          <w:bCs/>
+          <w:lang w:val="en-US"/>
+        </w:rPr>
+        <w:t xml:space="preserve">Khai báo số lượng hoàn thành </w:t>
+      </w:r>
+    </w:p>
+    <w:p>
+      <w:pPr>
+        <w:numPr>
+          <w:ilvl w:val="0"/>
+          <w:numId w:val="68"/>
+        </w:numPr>
+        <w:rPr>
+          <w:b/>
+          <w:bCs/>
+          <w:lang w:val="en-US"/>
+        </w:rPr>
+      </w:pPr>
+      <w:r>
+        <w:rPr>
+          <w:b/>
+          <w:bCs/>
+          <w:lang w:val="en-US"/>
+        </w:rPr>
+        <w:t xml:space="preserve">Khai báo chất lượng / lỗi công đoạn </w:t>
+      </w:r>
+    </w:p>
+    <w:p>
+      <w:pPr>
+        <w:numPr>
+          <w:ilvl w:val="0"/>
+          <w:numId w:val="68"/>
+        </w:numPr>
+        <w:rPr>
+          <w:b/>
+          <w:bCs/>
+          <w:lang w:val="en-US"/>
+        </w:rPr>
+      </w:pPr>
+      <w:r>
+        <w:rPr>
+          <w:b/>
+          <w:bCs/>
+          <w:lang w:val="en-US"/>
+        </w:rPr>
+        <w:t xml:space="preserve">Gửi yêu cầu nghỉ phép </w:t>
+      </w:r>
+    </w:p>
+    <w:p>
+      <w:pPr>
+        <w:rPr>
+          <w:b/>
+          <w:bCs/>
+          <w:lang w:val="en-US"/>
+        </w:rPr>
+      </w:pPr>
+      <w:r>
+        <w:rPr>
+          <w:b/>
+          <w:bCs/>
+          <w:lang w:val="en-US"/>
+        </w:rPr>
+        <w:t>5. Admin</w:t>
+      </w:r>
+    </w:p>
+    <w:p>
+      <w:pPr>
+        <w:numPr>
+          <w:ilvl w:val="0"/>
+          <w:numId w:val="69"/>
+        </w:numPr>
+        <w:rPr>
+          <w:b/>
+          <w:bCs/>
+          <w:lang w:val="en-US"/>
+        </w:rPr>
+      </w:pPr>
+      <w:r>
+        <w:rPr>
+          <w:b/>
+          <w:bCs/>
+          <w:lang w:val="en-US"/>
+        </w:rPr>
+        <w:t xml:space="preserve">Quản lý tài khoản </w:t>
+      </w:r>
+    </w:p>
+    <w:p>
+      <w:pPr>
+        <w:numPr>
+          <w:ilvl w:val="0"/>
+          <w:numId w:val="69"/>
+        </w:numPr>
+        <w:rPr>
+          <w:b/>
+          <w:bCs/>
+          <w:lang w:val="en-US"/>
+        </w:rPr>
+      </w:pPr>
+      <w:r>
+        <w:rPr>
+          <w:b/>
+          <w:bCs/>
+          <w:lang w:val="en-US"/>
+        </w:rPr>
+        <w:t xml:space="preserve">Quản lý phân quyền </w:t>
+      </w:r>
+    </w:p>
+    <w:p>
+      <w:pPr>
+        <w:numPr>
+          <w:ilvl w:val="0"/>
+          <w:numId w:val="69"/>
+        </w:numPr>
+        <w:rPr>
+          <w:b/>
+          <w:bCs/>
+          <w:lang w:val="en-US"/>
+        </w:rPr>
+      </w:pPr>
+      <w:r>
+        <w:rPr>
+          <w:b/>
+          <w:bCs/>
+          <w:lang w:val="en-US"/>
+        </w:rPr>
+        <w:t xml:space="preserve">Quản lý dữ liệu hệ thống </w:t>
+      </w:r>
+    </w:p>
+    <w:p>
+      <w:pPr>
+        <w:numPr>
+          <w:ilvl w:val="0"/>
+          <w:numId w:val="69"/>
+        </w:numPr>
+        <w:rPr>
+          <w:b/>
+          <w:bCs/>
+          <w:lang w:val="en-US"/>
+        </w:rPr>
+      </w:pPr>
+      <w:r>
+        <w:rPr>
+          <w:b/>
+          <w:bCs/>
+          <w:lang w:val="en-US"/>
+        </w:rPr>
+        <w:t xml:space="preserve">Hỗ trợ vận hành hệ thống </w:t>
+      </w:r>
+    </w:p>
+    <w:p>
+      <w:pPr>
+        <w:rPr>
+          <w:b/>
+          <w:bCs/>
+          <w:lang w:val="en-US"/>
+        </w:rPr>
+      </w:pPr>
+      <w:r>
+        <w:rPr>
+          <w:b/>
+          <w:bCs/>
+          <w:lang w:val="en-US"/>
+        </w:rPr>
         <w:lastRenderedPageBreak/>
-        <w:t xml:space="preserve">Tạo kế hoạch sản xuất </w:t>
-      </w:r>
-    </w:p>
-    <w:p>
-      <w:pPr>
-        <w:numPr>
-          <w:ilvl w:val="0"/>
-          <w:numId w:val="67"/>
-        </w:numPr>
-        <w:rPr>
-          <w:b/>
-          <w:bCs/>
-          <w:lang w:val="en-US"/>
-        </w:rPr>
-      </w:pPr>
-      <w:r>
-        <w:rPr>
-          <w:b/>
-          <w:bCs/>
-          <w:lang w:val="en-US"/>
-        </w:rPr>
-        <w:t xml:space="preserve">Chia công đoạn </w:t>
-      </w:r>
-    </w:p>
-    <w:p>
-      <w:pPr>
-        <w:numPr>
-          <w:ilvl w:val="0"/>
-          <w:numId w:val="67"/>
-        </w:numPr>
-        <w:rPr>
-          <w:b/>
-          <w:bCs/>
-          <w:lang w:val="en-US"/>
-        </w:rPr>
-      </w:pPr>
-      <w:r>
-        <w:rPr>
-          <w:b/>
-          <w:bCs/>
-          <w:lang w:val="en-US"/>
-        </w:rPr>
-        <w:t xml:space="preserve">Phân công công việc </w:t>
-      </w:r>
-    </w:p>
-    <w:p>
-      <w:pPr>
-        <w:numPr>
-          <w:ilvl w:val="0"/>
-          <w:numId w:val="67"/>
-        </w:numPr>
-        <w:rPr>
-          <w:b/>
-          <w:bCs/>
-          <w:lang w:val="en-US"/>
-        </w:rPr>
-      </w:pPr>
-      <w:r>
-        <w:rPr>
-          <w:b/>
-          <w:bCs/>
-          <w:lang w:val="en-US"/>
-        </w:rPr>
-        <w:t xml:space="preserve">Theo dõi tiến độ </w:t>
-      </w:r>
-    </w:p>
-    <w:p>
-      <w:pPr>
-        <w:numPr>
-          <w:ilvl w:val="0"/>
-          <w:numId w:val="67"/>
-        </w:numPr>
-        <w:rPr>
-          <w:b/>
-          <w:bCs/>
-          <w:lang w:val="en-US"/>
-        </w:rPr>
-      </w:pPr>
-      <w:r>
-        <w:rPr>
-          <w:b/>
-          <w:bCs/>
-          <w:lang w:val="en-US"/>
-        </w:rPr>
-        <w:t xml:space="preserve">Duyệt nghỉ phép cho worker </w:t>
-      </w:r>
-    </w:p>
-    <w:p>
-      <w:pPr>
-        <w:numPr>
-          <w:ilvl w:val="0"/>
-          <w:numId w:val="67"/>
-        </w:numPr>
-        <w:rPr>
-          <w:b/>
-          <w:bCs/>
-          <w:lang w:val="en-US"/>
-        </w:rPr>
-      </w:pPr>
-      <w:r>
-        <w:rPr>
-          <w:b/>
-          <w:bCs/>
-          <w:lang w:val="en-US"/>
-        </w:rPr>
-        <w:t xml:space="preserve">Theo dõi lỗi và chất lượng </w:t>
-      </w:r>
-    </w:p>
-    <w:p>
-      <w:pPr>
-        <w:rPr>
-          <w:b/>
-          <w:bCs/>
-          <w:lang w:val="en-US"/>
-        </w:rPr>
-      </w:pPr>
-      <w:r>
-        <w:rPr>
-          <w:b/>
-          <w:bCs/>
-          <w:lang w:val="en-US"/>
-        </w:rPr>
-        <w:t>4. Worker</w:t>
-      </w:r>
-    </w:p>
-    <w:p>
-      <w:pPr>
-        <w:numPr>
-          <w:ilvl w:val="0"/>
-          <w:numId w:val="68"/>
-        </w:numPr>
-        <w:rPr>
-          <w:b/>
-          <w:bCs/>
-          <w:lang w:val="en-US"/>
-        </w:rPr>
-      </w:pPr>
-      <w:r>
-        <w:rPr>
-          <w:b/>
-          <w:bCs/>
-          <w:lang w:val="en-US"/>
-        </w:rPr>
-        <w:t xml:space="preserve">Xem công việc được giao </w:t>
-      </w:r>
-    </w:p>
-    <w:p>
-      <w:pPr>
-        <w:numPr>
-          <w:ilvl w:val="0"/>
-          <w:numId w:val="68"/>
-        </w:numPr>
-        <w:rPr>
-          <w:b/>
-          <w:bCs/>
-          <w:lang w:val="en-US"/>
-        </w:rPr>
-      </w:pPr>
-      <w:r>
-        <w:rPr>
-          <w:b/>
-          <w:bCs/>
-          <w:lang w:val="en-US"/>
-        </w:rPr>
-        <w:t xml:space="preserve">Cập nhật trạng thái công việc </w:t>
-      </w:r>
-    </w:p>
-    <w:p>
-      <w:pPr>
-        <w:numPr>
-          <w:ilvl w:val="0"/>
-          <w:numId w:val="68"/>
-        </w:numPr>
-        <w:rPr>
-          <w:b/>
-          <w:bCs/>
-          <w:lang w:val="en-US"/>
-        </w:rPr>
-      </w:pPr>
-      <w:r>
-        <w:rPr>
-          <w:b/>
-          <w:bCs/>
-          <w:lang w:val="en-US"/>
-        </w:rPr>
-        <w:t xml:space="preserve">Khai báo số lượng hoàn thành </w:t>
-      </w:r>
-    </w:p>
-    <w:p>
-      <w:pPr>
-        <w:numPr>
-          <w:ilvl w:val="0"/>
-          <w:numId w:val="68"/>
-        </w:numPr>
-        <w:rPr>
-          <w:b/>
-          <w:bCs/>
-          <w:lang w:val="en-US"/>
-        </w:rPr>
-      </w:pPr>
-      <w:r>
-        <w:rPr>
-          <w:b/>
-          <w:bCs/>
-          <w:lang w:val="en-US"/>
-        </w:rPr>
-        <w:t xml:space="preserve">Khai báo chất lượng / lỗi công đoạn </w:t>
-      </w:r>
-    </w:p>
-    <w:p>
-      <w:pPr>
-        <w:numPr>
-          <w:ilvl w:val="0"/>
-          <w:numId w:val="68"/>
-        </w:numPr>
-        <w:rPr>
-          <w:b/>
-          <w:bCs/>
-          <w:lang w:val="en-US"/>
-        </w:rPr>
-      </w:pPr>
-      <w:r>
-        <w:rPr>
-          <w:b/>
-          <w:bCs/>
-          <w:lang w:val="en-US"/>
-        </w:rPr>
-        <w:t xml:space="preserve">Gửi yêu cầu nghỉ phép </w:t>
-      </w:r>
-    </w:p>
-    <w:p>
-      <w:pPr>
-        <w:rPr>
-          <w:b/>
-          <w:bCs/>
-          <w:lang w:val="en-US"/>
-        </w:rPr>
-      </w:pPr>
-      <w:r>
-        <w:rPr>
-          <w:b/>
-          <w:bCs/>
-          <w:lang w:val="en-US"/>
-        </w:rPr>
-        <w:t>5. Admin</w:t>
-      </w:r>
-    </w:p>
-    <w:p>
-      <w:pPr>
-        <w:numPr>
-          <w:ilvl w:val="0"/>
-          <w:numId w:val="69"/>
-        </w:numPr>
-        <w:rPr>
-          <w:b/>
-          <w:bCs/>
-          <w:lang w:val="en-US"/>
-        </w:rPr>
-      </w:pPr>
-      <w:r>
-        <w:rPr>
-          <w:b/>
-          <w:bCs/>
-          <w:lang w:val="en-US"/>
-        </w:rPr>
-        <w:t xml:space="preserve">Quản lý tài khoản </w:t>
-      </w:r>
-    </w:p>
-    <w:p>
-      <w:pPr>
-        <w:numPr>
-          <w:ilvl w:val="0"/>
-          <w:numId w:val="69"/>
-        </w:numPr>
-        <w:rPr>
-          <w:b/>
-          <w:bCs/>
-          <w:lang w:val="en-US"/>
-        </w:rPr>
-      </w:pPr>
-      <w:r>
-        <w:rPr>
-          <w:b/>
-          <w:bCs/>
-          <w:lang w:val="en-US"/>
-        </w:rPr>
-        <w:t xml:space="preserve">Quản lý phân quyền </w:t>
-      </w:r>
-    </w:p>
-    <w:p>
-      <w:pPr>
-        <w:numPr>
-          <w:ilvl w:val="0"/>
-          <w:numId w:val="69"/>
-        </w:numPr>
-        <w:rPr>
-          <w:b/>
-          <w:bCs/>
-          <w:lang w:val="en-US"/>
-        </w:rPr>
-      </w:pPr>
-      <w:r>
-        <w:rPr>
-          <w:b/>
-          <w:bCs/>
-          <w:lang w:val="en-US"/>
-        </w:rPr>
-        <w:t xml:space="preserve">Quản lý dữ liệu hệ thống </w:t>
-      </w:r>
-    </w:p>
-    <w:p>
-      <w:pPr>
-        <w:numPr>
-          <w:ilvl w:val="0"/>
-          <w:numId w:val="69"/>
-        </w:numPr>
-        <w:rPr>
-          <w:b/>
-          <w:bCs/>
-          <w:lang w:val="en-US"/>
-        </w:rPr>
-      </w:pPr>
-      <w:r>
-        <w:rPr>
-          <w:b/>
-          <w:bCs/>
-          <w:lang w:val="en-US"/>
-        </w:rPr>
-        <w:t xml:space="preserve">Hỗ trợ vận hành hệ thống </w:t>
-      </w:r>
-    </w:p>
-    <w:p>
-      <w:pPr>
-        <w:rPr>
-          <w:b/>
-          <w:bCs/>
-          <w:lang w:val="en-US"/>
-        </w:rPr>
-      </w:pPr>
-      <w:r>
-        <w:rPr>
-          <w:b/>
-          <w:bCs/>
-          <w:lang w:val="en-US"/>
-        </w:rPr>
         <w:pict w14:anchorId="461FC179">
-          <v:rect id="_x0000_i1177" style="width:0;height:1.5pt" o:hralign="center" o:hrstd="t" o:hr="t" fillcolor="#a0a0a0" stroked="f"/>
+          <v:rect id="_x0000_i1044" style="width:0;height:1.5pt" o:hralign="center" o:hrstd="t" o:hr="t" fillcolor="#a0a0a0" stroked="f"/>
         </w:pict>
       </w:r>
     </w:p>
@@ -8647,7 +8402,7 @@
           <w:lang w:val="en-US"/>
         </w:rPr>
         <w:pict w14:anchorId="4B4E1559">
-          <v:rect id="_x0000_i1178" style="width:0;height:1.5pt" o:hralign="center" o:hrstd="t" o:hr="t" fillcolor="#a0a0a0" stroked="f"/>
+          <v:rect id="_x0000_i1045" style="width:0;height:1.5pt" o:hralign="center" o:hrstd="t" o:hr="t" fillcolor="#a0a0a0" stroked="f"/>
         </w:pict>
       </w:r>
     </w:p>
@@ -8665,7 +8420,6 @@
           <w:bCs/>
           <w:lang w:val="en-US"/>
         </w:rPr>
-        <w:lastRenderedPageBreak/>
         <w:t>VIII. YÊU CẦU PHI CHỨC NĂNG</w:t>
       </w:r>
     </w:p>
@@ -20032,6 +19786,7 @@
   <w:style w:type="character" w:default="1" w:styleId="DefaultParagraphFont">
     <w:name w:val="Default Paragraph Font"/>
     <w:uiPriority w:val="1"/>
+    <w:semiHidden/>
     <w:unhideWhenUsed/>
   </w:style>
   <w:style w:type="table" w:default="1" w:styleId="TableNormal">

--- a/GMPS.API/Data/ChatContext.docx
+++ b/GMPS.API/Data/ChatContext.docx
@@ -1223,8 +1223,8 @@
         <w:tblLook w:val="04A0" w:firstRow="1" w:lastRow="0" w:firstColumn="1" w:lastColumn="0" w:noHBand="0" w:noVBand="1"/>
       </w:tblPr>
       <w:tblGrid>
-        <w:gridCol w:w="2167"/>
-        <w:gridCol w:w="6862"/>
+        <w:gridCol w:w="2202"/>
+        <w:gridCol w:w="6827"/>
       </w:tblGrid>
       <w:tr>
         <w:trPr>
@@ -1465,6 +1465,14 @@
               </w:rPr>
               <w:t>Worker</w:t>
             </w:r>
+            <w:r>
+              <w:rPr>
+                <w:b/>
+                <w:bCs/>
+                <w:lang w:val="en-US"/>
+              </w:rPr>
+              <w:t>(Thợ)</w:t>
+            </w:r>
           </w:p>
         </w:tc>
         <w:tc>
@@ -1581,6 +1589,14 @@
         </w:rPr>
         <w:t>2.1. Project Manager (PM)</w:t>
       </w:r>
+      <w:r>
+        <w:rPr>
+          <w:b/>
+          <w:bCs/>
+          <w:lang w:val="en-US"/>
+        </w:rPr>
+        <w:t xml:space="preserve"> (Quản lý)</w:t>
+      </w:r>
     </w:p>
     <w:p>
       <w:pPr>
@@ -7012,104 +7028,8 @@
           <w:bCs/>
           <w:lang w:val="en-US"/>
         </w:rPr>
-        <w:t>9.</w:t>
-      </w:r>
-      <w:r>
-        <w:rPr>
-          <w:b/>
-          <w:bCs/>
-          <w:lang w:val="en-US"/>
-        </w:rPr>
-        <w:t>3</w:t>
-      </w:r>
-      <w:r>
-        <w:rPr>
-          <w:b/>
-          <w:bCs/>
-          <w:lang w:val="en-US"/>
-        </w:rPr>
-        <w:t>. Đối với Worker</w:t>
-      </w:r>
-    </w:p>
-    <w:p>
-      <w:pPr>
-        <w:numPr>
-          <w:ilvl w:val="0"/>
-          <w:numId w:val="64"/>
-        </w:numPr>
-        <w:rPr>
-          <w:b/>
-          <w:bCs/>
-          <w:lang w:val="en-US"/>
-        </w:rPr>
-      </w:pPr>
-      <w:r>
-        <w:rPr>
-          <w:b/>
-          <w:bCs/>
-          <w:lang w:val="en-US"/>
-        </w:rPr>
-        <w:t xml:space="preserve">Có công việc mới được giao </w:t>
-      </w:r>
-    </w:p>
-    <w:p>
-      <w:pPr>
-        <w:numPr>
-          <w:ilvl w:val="0"/>
-          <w:numId w:val="64"/>
-        </w:numPr>
-        <w:rPr>
-          <w:b/>
-          <w:bCs/>
-          <w:lang w:val="en-US"/>
-        </w:rPr>
-      </w:pPr>
-      <w:r>
-        <w:rPr>
-          <w:b/>
-          <w:bCs/>
-          <w:lang w:val="en-US"/>
-        </w:rPr>
-        <w:t xml:space="preserve">Có cập nhật kế hoạch / tiến độ </w:t>
-      </w:r>
-    </w:p>
-    <w:p>
-      <w:pPr>
-        <w:numPr>
-          <w:ilvl w:val="0"/>
-          <w:numId w:val="64"/>
-        </w:numPr>
-        <w:rPr>
-          <w:b/>
-          <w:bCs/>
-          <w:lang w:val="en-US"/>
-        </w:rPr>
-      </w:pPr>
-      <w:r>
-        <w:rPr>
-          <w:b/>
-          <w:bCs/>
-          <w:lang w:val="en-US"/>
-        </w:rPr>
-        <w:t xml:space="preserve">Có yêu cầu làm lại công đoạn </w:t>
-      </w:r>
-    </w:p>
-    <w:p>
-      <w:pPr>
-        <w:rPr>
-          <w:b/>
-          <w:bCs/>
-          <w:lang w:val="en-US"/>
-        </w:rPr>
-      </w:pPr>
-      <w:r>
-        <w:rPr>
-          <w:b/>
-          <w:bCs/>
-          <w:lang w:val="en-US"/>
-        </w:rPr>
         <w:pict w14:anchorId="4DC2D2DA">
-          <v:rect id="_x0000_i1043" style="width:0;height:1.5pt" o:hralign="center" o:hrstd="t" o:hr="t" fillcolor="#a0a0a0" stroked="f"/>
+          <v:rect id="_x0000_i1049" style="width:0;height:1.5pt" o:hralign="center" o:hrstd="t" o:hr="t" fillcolor="#a0a0a0" stroked="f"/>
         </w:pict>
       </w:r>
     </w:p>
@@ -7796,7 +7716,6 @@
           <w:bCs/>
           <w:lang w:val="en-US"/>
         </w:rPr>
-        <w:lastRenderedPageBreak/>
         <w:pict w14:anchorId="461FC179">
           <v:rect id="_x0000_i1044" style="width:0;height:1.5pt" o:hralign="center" o:hrstd="t" o:hr="t" fillcolor="#a0a0a0" stroked="f"/>
         </w:pict>
@@ -7875,6 +7794,7 @@
           <w:bCs/>
           <w:lang w:val="en-US"/>
         </w:rPr>
+        <w:lastRenderedPageBreak/>
         <w:t xml:space="preserve">Owner xem và xử lý đơn hàng </w:t>
       </w:r>
     </w:p>
@@ -8420,7 +8340,15 @@
           <w:bCs/>
           <w:lang w:val="en-US"/>
         </w:rPr>
-        <w:t>VIII. YÊU CẦU PHI CHỨC NĂNG</w:t>
+        <w:t xml:space="preserve">VIII. YÊU CẦU </w:t>
+      </w:r>
+      <w:r>
+        <w:rPr>
+          <w:b/>
+          <w:bCs/>
+          <w:lang w:val="en-US"/>
+        </w:rPr>
+        <w:t>KHÁC</w:t>
       </w:r>
     </w:p>
     <w:p>
@@ -8566,7 +8494,20 @@
         <w:t>Có thể linh hoạt tùy chỉnh theo mô hình vận hành của từng xưởng may</w:t>
       </w:r>
     </w:p>
-    <w:p/>
+    <w:p>
+      <w:pPr>
+        <w:rPr>
+          <w:lang w:val="en-US"/>
+        </w:rPr>
+      </w:pPr>
+    </w:p>
+    <w:p>
+      <w:pPr>
+        <w:rPr>
+          <w:lang w:val="en-US"/>
+        </w:rPr>
+      </w:pPr>
+    </w:p>
     <w:sectPr>
       <w:pgSz w:w="11909" w:h="16834"/>
       <w:pgMar w:top="1440" w:right="1440" w:bottom="1440" w:left="1440" w:header="720" w:footer="720" w:gutter="0"/>
@@ -19898,6 +19839,17 @@
       <w:szCs w:val="16"/>
     </w:rPr>
   </w:style>
+  <w:style w:type="paragraph" w:styleId="ListParagraph">
+    <w:name w:val="List Paragraph"/>
+    <w:basedOn w:val="Normal"/>
+    <w:uiPriority w:val="34"/>
+    <w:qFormat/>
+    <w:rsid w:val="00A6619F"/>
+    <w:pPr>
+      <w:ind w:left="720"/>
+      <w:contextualSpacing/>
+    </w:pPr>
+  </w:style>
 </w:styles>
 </file>
 

--- a/GMPS.API/Data/ChatContext.docx
+++ b/GMPS.API/Data/ChatContext.docx
@@ -58,7 +58,23 @@
           <w:bCs/>
           <w:lang w:val="en-US"/>
         </w:rPr>
-        <w:t>GPMS</w:t>
+        <w:t>G</w:t>
+      </w:r>
+      <w:r>
+        <w:rPr>
+          <w:b/>
+          <w:bCs/>
+          <w:lang w:val="en-US"/>
+        </w:rPr>
+        <w:t>QUẢN LÝ</w:t>
+      </w:r>
+      <w:r>
+        <w:rPr>
+          <w:b/>
+          <w:bCs/>
+          <w:lang w:val="en-US"/>
+        </w:rPr>
+        <w:t>S</w:t>
       </w:r>
       <w:r>
         <w:rPr>
@@ -114,6 +130,14 @@
           <w:lang w:val="en-US"/>
         </w:rPr>
         <w:t xml:space="preserve">Chủ xưởng may gia công tại nhà / xưởng may nhỏ </w:t>
+      </w:r>
+      <w:r>
+        <w:rPr>
+          <w:b/>
+          <w:bCs/>
+          <w:lang w:val="en-US"/>
+        </w:rPr>
+        <w:t>- trung bình</w:t>
       </w:r>
     </w:p>
     <w:p>
@@ -990,7 +1014,23 @@
           <w:bCs/>
           <w:lang w:val="en-US"/>
         </w:rPr>
-        <w:t xml:space="preserve">Theo dõi tiến độ làm việc của worker </w:t>
+        <w:t xml:space="preserve">Theo dõi tiến độ làm việc của </w:t>
+      </w:r>
+      <w:r>
+        <w:rPr>
+          <w:b/>
+          <w:bCs/>
+          <w:lang w:val="en-US"/>
+        </w:rPr>
+        <w:t>thợ</w:t>
+      </w:r>
+      <w:r>
+        <w:rPr>
+          <w:b/>
+          <w:bCs/>
+          <w:lang w:val="en-US"/>
+        </w:rPr>
+        <w:t xml:space="preserve"> </w:t>
       </w:r>
     </w:p>
     <w:p>
@@ -1223,8 +1263,8 @@
         <w:tblLook w:val="04A0" w:firstRow="1" w:lastRow="0" w:firstColumn="1" w:lastColumn="0" w:noHBand="0" w:noVBand="1"/>
       </w:tblPr>
       <w:tblGrid>
-        <w:gridCol w:w="2202"/>
-        <w:gridCol w:w="6827"/>
+        <w:gridCol w:w="2021"/>
+        <w:gridCol w:w="7008"/>
       </w:tblGrid>
       <w:tr>
         <w:trPr>
@@ -1304,7 +1344,7 @@
                 <w:bCs/>
                 <w:lang w:val="en-US"/>
               </w:rPr>
-              <w:t>Customer</w:t>
+              <w:t>Khách hàng</w:t>
             </w:r>
           </w:p>
         </w:tc>
@@ -1357,7 +1397,7 @@
                 <w:bCs/>
                 <w:lang w:val="en-US"/>
               </w:rPr>
-              <w:t>Owner</w:t>
+              <w:t>Chủ xưởng</w:t>
             </w:r>
           </w:p>
         </w:tc>
@@ -1410,7 +1450,31 @@
                 <w:bCs/>
                 <w:lang w:val="en-US"/>
               </w:rPr>
-              <w:t>Project Manager (PM)</w:t>
+              <w:t>Quản lý</w:t>
+            </w:r>
+            <w:r>
+              <w:rPr>
+                <w:b/>
+                <w:bCs/>
+                <w:lang w:val="en-US"/>
+              </w:rPr>
+              <w:t xml:space="preserve"> (</w:t>
+            </w:r>
+            <w:r>
+              <w:rPr>
+                <w:b/>
+                <w:bCs/>
+                <w:lang w:val="en-US"/>
+              </w:rPr>
+              <w:t>QUẢN LÝ</w:t>
+            </w:r>
+            <w:r>
+              <w:rPr>
+                <w:b/>
+                <w:bCs/>
+                <w:lang w:val="en-US"/>
+              </w:rPr>
+              <w:t>)</w:t>
             </w:r>
           </w:p>
         </w:tc>
@@ -1434,7 +1498,23 @@
                 <w:bCs/>
                 <w:lang w:val="en-US"/>
               </w:rPr>
-              <w:t>Quản lý một nhóm worker, lập kế hoạch sản xuất và phân công công việc</w:t>
+              <w:t xml:space="preserve">Quản lý một nhóm </w:t>
+            </w:r>
+            <w:r>
+              <w:rPr>
+                <w:b/>
+                <w:bCs/>
+                <w:lang w:val="en-US"/>
+              </w:rPr>
+              <w:t>thợ</w:t>
+            </w:r>
+            <w:r>
+              <w:rPr>
+                <w:b/>
+                <w:bCs/>
+                <w:lang w:val="en-US"/>
+              </w:rPr>
+              <w:t>, lập kế hoạch sản xuất và phân công công việc</w:t>
             </w:r>
           </w:p>
         </w:tc>
@@ -1463,7 +1543,7 @@
                 <w:bCs/>
                 <w:lang w:val="en-US"/>
               </w:rPr>
-              <w:t>Worker</w:t>
+              <w:t>Thợ</w:t>
             </w:r>
             <w:r>
               <w:rPr>
@@ -1587,32 +1667,48 @@
           <w:bCs/>
           <w:lang w:val="en-US"/>
         </w:rPr>
-        <w:t>2.1. Project Manager (PM)</w:t>
-      </w:r>
-      <w:r>
-        <w:rPr>
-          <w:b/>
-          <w:bCs/>
-          <w:lang w:val="en-US"/>
-        </w:rPr>
-        <w:t xml:space="preserve"> (Quản lý)</w:t>
-      </w:r>
-    </w:p>
-    <w:p>
-      <w:pPr>
-        <w:rPr>
-          <w:b/>
-          <w:bCs/>
-          <w:lang w:val="en-US"/>
-        </w:rPr>
-      </w:pPr>
-      <w:r>
-        <w:rPr>
-          <w:b/>
-          <w:bCs/>
-          <w:lang w:val="en-US"/>
-        </w:rPr>
-        <w:t>PM có trách nhiệm:</w:t>
+        <w:t xml:space="preserve">2.1. </w:t>
+      </w:r>
+      <w:r>
+        <w:rPr>
+          <w:b/>
+          <w:bCs/>
+          <w:lang w:val="en-US"/>
+        </w:rPr>
+        <w:t>Quản lý</w:t>
+      </w:r>
+      <w:r>
+        <w:rPr>
+          <w:b/>
+          <w:bCs/>
+          <w:lang w:val="en-US"/>
+        </w:rPr>
+        <w:t xml:space="preserve"> </w:t>
+      </w:r>
+    </w:p>
+    <w:p>
+      <w:pPr>
+        <w:rPr>
+          <w:b/>
+          <w:bCs/>
+          <w:lang w:val="en-US"/>
+        </w:rPr>
+      </w:pPr>
+      <w:r>
+        <w:rPr>
+          <w:b/>
+          <w:bCs/>
+          <w:lang w:val="en-US"/>
+        </w:rPr>
+        <w:t>QUẢN LÝ</w:t>
+      </w:r>
+      <w:r>
+        <w:rPr>
+          <w:b/>
+          <w:bCs/>
+          <w:lang w:val="en-US"/>
+        </w:rPr>
+        <w:t xml:space="preserve"> có trách nhiệm:</w:t>
       </w:r>
     </w:p>
     <w:p>
@@ -1633,7 +1729,23 @@
           <w:bCs/>
           <w:lang w:val="en-US"/>
         </w:rPr>
-        <w:t xml:space="preserve">Nhận chỉ đạo hoặc đơn hàng từ Owner </w:t>
+        <w:t xml:space="preserve">Nhận chỉ đạo hoặc đơn hàng từ </w:t>
+      </w:r>
+      <w:r>
+        <w:rPr>
+          <w:b/>
+          <w:bCs/>
+          <w:lang w:val="en-US"/>
+        </w:rPr>
+        <w:t>Chủ xưởng</w:t>
+      </w:r>
+      <w:r>
+        <w:rPr>
+          <w:b/>
+          <w:bCs/>
+          <w:lang w:val="en-US"/>
+        </w:rPr>
+        <w:t xml:space="preserve"> </w:t>
       </w:r>
     </w:p>
     <w:p>
@@ -1696,7 +1808,23 @@
           <w:bCs/>
           <w:lang w:val="en-US"/>
         </w:rPr>
-        <w:t xml:space="preserve">Phân công công việc cho các worker trong nhóm mình quản lý </w:t>
+        <w:t xml:space="preserve">Phân công công việc cho các </w:t>
+      </w:r>
+      <w:r>
+        <w:rPr>
+          <w:b/>
+          <w:bCs/>
+          <w:lang w:val="en-US"/>
+        </w:rPr>
+        <w:t>thợ</w:t>
+      </w:r>
+      <w:r>
+        <w:rPr>
+          <w:b/>
+          <w:bCs/>
+          <w:lang w:val="en-US"/>
+        </w:rPr>
+        <w:t xml:space="preserve"> trong nhóm mình quản lý </w:t>
       </w:r>
     </w:p>
     <w:p>
@@ -1717,7 +1845,23 @@
           <w:bCs/>
           <w:lang w:val="en-US"/>
         </w:rPr>
-        <w:t xml:space="preserve">Theo dõi tiến độ làm việc của worker </w:t>
+        <w:t xml:space="preserve">Theo dõi tiến độ làm việc của </w:t>
+      </w:r>
+      <w:r>
+        <w:rPr>
+          <w:b/>
+          <w:bCs/>
+          <w:lang w:val="en-US"/>
+        </w:rPr>
+        <w:t>thợ</w:t>
+      </w:r>
+      <w:r>
+        <w:rPr>
+          <w:b/>
+          <w:bCs/>
+          <w:lang w:val="en-US"/>
+        </w:rPr>
+        <w:t xml:space="preserve"> </w:t>
       </w:r>
     </w:p>
     <w:p>
@@ -1764,7 +1908,39 @@
           <w:lang w:val="en-US"/>
         </w:rPr>
         <w:br/>
-        <w:t>Mỗi PM sẽ quản lý 1 nhóm Worker riêng.</w:t>
+        <w:t xml:space="preserve">Mỗi </w:t>
+      </w:r>
+      <w:r>
+        <w:rPr>
+          <w:b/>
+          <w:bCs/>
+          <w:lang w:val="en-US"/>
+        </w:rPr>
+        <w:t>QUẢN LÝ</w:t>
+      </w:r>
+      <w:r>
+        <w:rPr>
+          <w:b/>
+          <w:bCs/>
+          <w:lang w:val="en-US"/>
+        </w:rPr>
+        <w:t xml:space="preserve"> sẽ quản lý 1 nhóm </w:t>
+      </w:r>
+      <w:r>
+        <w:rPr>
+          <w:b/>
+          <w:bCs/>
+          <w:lang w:val="en-US"/>
+        </w:rPr>
+        <w:t>Thợ</w:t>
+      </w:r>
+      <w:r>
+        <w:rPr>
+          <w:b/>
+          <w:bCs/>
+          <w:lang w:val="en-US"/>
+        </w:rPr>
+        <w:t xml:space="preserve"> riêng.</w:t>
       </w:r>
     </w:p>
     <w:p>
@@ -1800,24 +1976,40 @@
           <w:bCs/>
           <w:lang w:val="en-US"/>
         </w:rPr>
-        <w:t>2.2. Worker</w:t>
-      </w:r>
-    </w:p>
-    <w:p>
-      <w:pPr>
-        <w:rPr>
-          <w:b/>
-          <w:bCs/>
-          <w:lang w:val="en-US"/>
-        </w:rPr>
-      </w:pPr>
-      <w:r>
-        <w:rPr>
-          <w:b/>
-          <w:bCs/>
-          <w:lang w:val="en-US"/>
-        </w:rPr>
-        <w:t>Worker là nhân viên trực tiếp thực hiện các công đoạn như:</w:t>
+        <w:t xml:space="preserve">2.2. </w:t>
+      </w:r>
+      <w:r>
+        <w:rPr>
+          <w:b/>
+          <w:bCs/>
+          <w:lang w:val="en-US"/>
+        </w:rPr>
+        <w:t>Thợ</w:t>
+      </w:r>
+    </w:p>
+    <w:p>
+      <w:pPr>
+        <w:rPr>
+          <w:b/>
+          <w:bCs/>
+          <w:lang w:val="en-US"/>
+        </w:rPr>
+      </w:pPr>
+      <w:r>
+        <w:rPr>
+          <w:b/>
+          <w:bCs/>
+          <w:lang w:val="en-US"/>
+        </w:rPr>
+        <w:t>Thợ</w:t>
+      </w:r>
+      <w:r>
+        <w:rPr>
+          <w:b/>
+          <w:bCs/>
+          <w:lang w:val="en-US"/>
+        </w:rPr>
+        <w:t xml:space="preserve"> là nhân viên trực tiếp thực hiện các công đoạn như:</w:t>
       </w:r>
     </w:p>
     <w:p>
@@ -1960,7 +2152,15 @@
           <w:bCs/>
           <w:lang w:val="en-US"/>
         </w:rPr>
-        <w:t xml:space="preserve">Worker được giao công đoạn nào sẽ chịu trách nhiệm khai báo kết quả và tình trạng chất lượng của công đoạn đó </w:t>
+        <w:t>Thợ</w:t>
+      </w:r>
+      <w:r>
+        <w:rPr>
+          <w:b/>
+          <w:bCs/>
+          <w:lang w:val="en-US"/>
+        </w:rPr>
+        <w:t xml:space="preserve"> được giao công đoạn nào sẽ chịu trách nhiệm khai báo kết quả và tình trạng chất lượng của công đoạn đó </w:t>
       </w:r>
     </w:p>
     <w:p>
@@ -1981,7 +2181,15 @@
           <w:bCs/>
           <w:lang w:val="en-US"/>
         </w:rPr>
-        <w:t xml:space="preserve">Worker sẽ cập nhật: </w:t>
+        <w:t>Thợ</w:t>
+      </w:r>
+      <w:r>
+        <w:rPr>
+          <w:b/>
+          <w:bCs/>
+          <w:lang w:val="en-US"/>
+        </w:rPr>
+        <w:t xml:space="preserve"> sẽ cập nhật: </w:t>
       </w:r>
     </w:p>
     <w:p>
@@ -2216,7 +2424,15 @@
           <w:bCs/>
           <w:lang w:val="en-US"/>
         </w:rPr>
-        <w:t>1.1. Chức năng dành cho Customer</w:t>
+        <w:t xml:space="preserve">1.1. Chức năng dành cho </w:t>
+      </w:r>
+      <w:r>
+        <w:rPr>
+          <w:b/>
+          <w:bCs/>
+          <w:lang w:val="en-US"/>
+        </w:rPr>
+        <w:t>Khách hàng</w:t>
       </w:r>
     </w:p>
     <w:p>
@@ -2556,7 +2772,23 @@
           <w:bCs/>
           <w:lang w:val="en-US"/>
         </w:rPr>
-        <w:t>Trạng thái đơn hàng mà Customer có thể theo dõi</w:t>
+        <w:t xml:space="preserve">Trạng thái đơn hàng mà </w:t>
+      </w:r>
+      <w:r>
+        <w:rPr>
+          <w:b/>
+          <w:bCs/>
+          <w:lang w:val="en-US"/>
+        </w:rPr>
+        <w:t>Khách hàng</w:t>
+      </w:r>
+      <w:r>
+        <w:rPr>
+          <w:b/>
+          <w:bCs/>
+          <w:lang w:val="en-US"/>
+        </w:rPr>
+        <w:t xml:space="preserve"> có thể theo dõi</w:t>
       </w:r>
     </w:p>
     <w:p>
@@ -2640,7 +2872,7 @@
           <w:bCs/>
           <w:lang w:val="en-US"/>
         </w:rPr>
-        <w:t xml:space="preserve">Từ chối nhận </w:t>
+        <w:t xml:space="preserve">Từ chối </w:t>
       </w:r>
     </w:p>
     <w:p>
@@ -2805,6 +3037,27 @@
           <w:lang w:val="en-US"/>
         </w:rPr>
         <w:t xml:space="preserve">Theo dõi tiến độ sản xuất đơn hàng </w:t>
+      </w:r>
+    </w:p>
+    <w:p>
+      <w:pPr>
+        <w:numPr>
+          <w:ilvl w:val="0"/>
+          <w:numId w:val="31"/>
+        </w:numPr>
+        <w:rPr>
+          <w:b/>
+          <w:bCs/>
+          <w:lang w:val="en-US"/>
+        </w:rPr>
+      </w:pPr>
+      <w:r>
+        <w:rPr>
+          <w:b/>
+          <w:bCs/>
+          <w:lang w:val="en-US"/>
+        </w:rPr>
+        <w:t>Nhận các lô hàng được giao theo từng đợt</w:t>
       </w:r>
     </w:p>
     <w:p>
@@ -2840,24 +3093,48 @@
           <w:bCs/>
           <w:lang w:val="en-US"/>
         </w:rPr>
-        <w:t>1.2. Chức năng dành cho Owner đối với đơn hàng</w:t>
-      </w:r>
-    </w:p>
-    <w:p>
-      <w:pPr>
-        <w:rPr>
-          <w:b/>
-          <w:bCs/>
-          <w:lang w:val="en-US"/>
-        </w:rPr>
-      </w:pPr>
-      <w:r>
-        <w:rPr>
-          <w:b/>
-          <w:bCs/>
-          <w:lang w:val="en-US"/>
-        </w:rPr>
-        <w:t>Owner có thể:</w:t>
+        <w:t xml:space="preserve">1.2. Chức năng dành cho </w:t>
+      </w:r>
+      <w:r>
+        <w:rPr>
+          <w:b/>
+          <w:bCs/>
+          <w:lang w:val="en-US"/>
+        </w:rPr>
+        <w:t>chủ xưởng</w:t>
+      </w:r>
+      <w:r>
+        <w:rPr>
+          <w:b/>
+          <w:bCs/>
+          <w:lang w:val="en-US"/>
+        </w:rPr>
+        <w:t xml:space="preserve"> đối với đơn hàng</w:t>
+      </w:r>
+    </w:p>
+    <w:p>
+      <w:pPr>
+        <w:rPr>
+          <w:b/>
+          <w:bCs/>
+          <w:lang w:val="en-US"/>
+        </w:rPr>
+      </w:pPr>
+      <w:r>
+        <w:rPr>
+          <w:b/>
+          <w:bCs/>
+          <w:lang w:val="en-US"/>
+        </w:rPr>
+        <w:t>Chủ xưởng</w:t>
+      </w:r>
+      <w:r>
+        <w:rPr>
+          <w:b/>
+          <w:bCs/>
+          <w:lang w:val="en-US"/>
+        </w:rPr>
+        <w:t xml:space="preserve"> có thể:</w:t>
       </w:r>
     </w:p>
     <w:p>
@@ -2966,7 +3243,24 @@
           <w:bCs/>
           <w:lang w:val="en-US"/>
         </w:rPr>
-        <w:t>Thông tin Owner có thể xem</w:t>
+        <w:lastRenderedPageBreak/>
+        <w:t xml:space="preserve">Thông tin </w:t>
+      </w:r>
+      <w:r>
+        <w:rPr>
+          <w:b/>
+          <w:bCs/>
+          <w:lang w:val="en-US"/>
+        </w:rPr>
+        <w:t>Chủ xưởng</w:t>
+      </w:r>
+      <w:r>
+        <w:rPr>
+          <w:b/>
+          <w:bCs/>
+          <w:lang w:val="en-US"/>
+        </w:rPr>
+        <w:t xml:space="preserve"> có thể xem</w:t>
       </w:r>
     </w:p>
     <w:p>
@@ -2987,7 +3281,6 @@
           <w:bCs/>
           <w:lang w:val="en-US"/>
         </w:rPr>
-        <w:lastRenderedPageBreak/>
         <w:t xml:space="preserve">Tên khách hàng </w:t>
       </w:r>
     </w:p>
@@ -3248,7 +3541,15 @@
           <w:bCs/>
           <w:lang w:val="en-US"/>
         </w:rPr>
-        <w:t>Owner có thể:</w:t>
+        <w:t>Chủ xưởng</w:t>
+      </w:r>
+      <w:r>
+        <w:rPr>
+          <w:b/>
+          <w:bCs/>
+          <w:lang w:val="en-US"/>
+        </w:rPr>
+        <w:t xml:space="preserve"> có thể:</w:t>
       </w:r>
     </w:p>
     <w:p>
@@ -3332,7 +3633,23 @@
           <w:bCs/>
           <w:lang w:val="en-US"/>
         </w:rPr>
-        <w:t xml:space="preserve">Phân công đơn hàng cho PM phụ trách </w:t>
+        <w:t xml:space="preserve">Phân công đơn hàng cho </w:t>
+      </w:r>
+      <w:r>
+        <w:rPr>
+          <w:b/>
+          <w:bCs/>
+          <w:lang w:val="en-US"/>
+        </w:rPr>
+        <w:t>QUẢN LÝ</w:t>
+      </w:r>
+      <w:r>
+        <w:rPr>
+          <w:b/>
+          <w:bCs/>
+          <w:lang w:val="en-US"/>
+        </w:rPr>
+        <w:t xml:space="preserve"> phụ trách </w:t>
       </w:r>
     </w:p>
     <w:p>
@@ -3423,7 +3740,31 @@
           <w:bCs/>
           <w:lang w:val="en-US"/>
         </w:rPr>
-        <w:t xml:space="preserve">Owner hoặc PM sẽ tạo kế hoạch sản xuất </w:t>
+        <w:t>Chủ xưởng</w:t>
+      </w:r>
+      <w:r>
+        <w:rPr>
+          <w:b/>
+          <w:bCs/>
+          <w:lang w:val="en-US"/>
+        </w:rPr>
+        <w:t xml:space="preserve"> hoặc </w:t>
+      </w:r>
+      <w:r>
+        <w:rPr>
+          <w:b/>
+          <w:bCs/>
+          <w:lang w:val="en-US"/>
+        </w:rPr>
+        <w:t>QUẢN LÝ</w:t>
+      </w:r>
+      <w:r>
+        <w:rPr>
+          <w:b/>
+          <w:bCs/>
+          <w:lang w:val="en-US"/>
+        </w:rPr>
+        <w:t xml:space="preserve"> sẽ tạo kế hoạch sản xuất </w:t>
       </w:r>
     </w:p>
     <w:p>
@@ -3465,7 +3806,23 @@
           <w:bCs/>
           <w:lang w:val="en-US"/>
         </w:rPr>
-        <w:t xml:space="preserve">Mỗi công đoạn sẽ được phân công cho worker phù hợp </w:t>
+        <w:t xml:space="preserve">Mỗi công đoạn sẽ được phân công cho </w:t>
+      </w:r>
+      <w:r>
+        <w:rPr>
+          <w:b/>
+          <w:bCs/>
+          <w:lang w:val="en-US"/>
+        </w:rPr>
+        <w:t>thợ</w:t>
+      </w:r>
+      <w:r>
+        <w:rPr>
+          <w:b/>
+          <w:bCs/>
+          <w:lang w:val="en-US"/>
+        </w:rPr>
+        <w:t xml:space="preserve"> phù hợp </w:t>
       </w:r>
     </w:p>
     <w:p>
@@ -3501,24 +3858,48 @@
           <w:bCs/>
           <w:lang w:val="en-US"/>
         </w:rPr>
-        <w:t>2.2. Vai trò của Project Manager trong sản xuất</w:t>
-      </w:r>
-    </w:p>
-    <w:p>
-      <w:pPr>
-        <w:rPr>
-          <w:b/>
-          <w:bCs/>
-          <w:lang w:val="en-US"/>
-        </w:rPr>
-      </w:pPr>
-      <w:r>
-        <w:rPr>
-          <w:b/>
-          <w:bCs/>
-          <w:lang w:val="en-US"/>
-        </w:rPr>
-        <w:t>PM có quyền:</w:t>
+        <w:t xml:space="preserve">2.2. Vai trò của </w:t>
+      </w:r>
+      <w:r>
+        <w:rPr>
+          <w:b/>
+          <w:bCs/>
+          <w:lang w:val="en-US"/>
+        </w:rPr>
+        <w:t>Quản lý</w:t>
+      </w:r>
+      <w:r>
+        <w:rPr>
+          <w:b/>
+          <w:bCs/>
+          <w:lang w:val="en-US"/>
+        </w:rPr>
+        <w:t xml:space="preserve"> trong sản xuất</w:t>
+      </w:r>
+    </w:p>
+    <w:p>
+      <w:pPr>
+        <w:rPr>
+          <w:b/>
+          <w:bCs/>
+          <w:lang w:val="en-US"/>
+        </w:rPr>
+      </w:pPr>
+      <w:r>
+        <w:rPr>
+          <w:b/>
+          <w:bCs/>
+          <w:lang w:val="en-US"/>
+        </w:rPr>
+        <w:t>QUẢN LÝ</w:t>
+      </w:r>
+      <w:r>
+        <w:rPr>
+          <w:b/>
+          <w:bCs/>
+          <w:lang w:val="en-US"/>
+        </w:rPr>
+        <w:t xml:space="preserve"> có quyền:</w:t>
       </w:r>
     </w:p>
     <w:p>
@@ -3581,7 +3962,23 @@
           <w:bCs/>
           <w:lang w:val="en-US"/>
         </w:rPr>
-        <w:t xml:space="preserve">Phân công công việc cho worker thuộc nhóm mình quản lý </w:t>
+        <w:t xml:space="preserve">Phân công công việc cho </w:t>
+      </w:r>
+      <w:r>
+        <w:rPr>
+          <w:b/>
+          <w:bCs/>
+          <w:lang w:val="en-US"/>
+        </w:rPr>
+        <w:t>thợ</w:t>
+      </w:r>
+      <w:r>
+        <w:rPr>
+          <w:b/>
+          <w:bCs/>
+          <w:lang w:val="en-US"/>
+        </w:rPr>
+        <w:t xml:space="preserve"> thuộc nhóm mình quản lý </w:t>
       </w:r>
     </w:p>
     <w:p>
@@ -3676,7 +4073,23 @@
           <w:bCs/>
           <w:lang w:val="en-US"/>
         </w:rPr>
-        <w:t>Hệ thống cho phép PM chia công đoạn linh hoạt theo từng loại sản phẩm.</w:t>
+        <w:t xml:space="preserve">Hệ thống cho phép </w:t>
+      </w:r>
+      <w:r>
+        <w:rPr>
+          <w:b/>
+          <w:bCs/>
+          <w:lang w:val="en-US"/>
+        </w:rPr>
+        <w:t>QUẢN LÝ</w:t>
+      </w:r>
+      <w:r>
+        <w:rPr>
+          <w:b/>
+          <w:bCs/>
+          <w:lang w:val="en-US"/>
+        </w:rPr>
+        <w:t xml:space="preserve"> chia công đoạn linh hoạt theo từng loại sản phẩm.</w:t>
       </w:r>
     </w:p>
     <w:p>
@@ -3933,6 +4346,7 @@
           <w:bCs/>
           <w:lang w:val="en-US"/>
         </w:rPr>
+        <w:lastRenderedPageBreak/>
         <w:t xml:space="preserve">Cắt vải chính </w:t>
       </w:r>
     </w:p>
@@ -3954,7 +4368,6 @@
           <w:bCs/>
           <w:lang w:val="en-US"/>
         </w:rPr>
-        <w:lastRenderedPageBreak/>
         <w:t xml:space="preserve">Cắt vải phụ </w:t>
       </w:r>
     </w:p>
@@ -4307,24 +4720,40 @@
           <w:bCs/>
           <w:lang w:val="en-US"/>
         </w:rPr>
-        <w:t>3.1. Owner</w:t>
-      </w:r>
-    </w:p>
-    <w:p>
-      <w:pPr>
-        <w:rPr>
-          <w:b/>
-          <w:bCs/>
-          <w:lang w:val="en-US"/>
-        </w:rPr>
-      </w:pPr>
-      <w:r>
-        <w:rPr>
-          <w:b/>
-          <w:bCs/>
-          <w:lang w:val="en-US"/>
-        </w:rPr>
-        <w:t>Owner có thể:</w:t>
+        <w:t xml:space="preserve">3.1. </w:t>
+      </w:r>
+      <w:r>
+        <w:rPr>
+          <w:b/>
+          <w:bCs/>
+          <w:lang w:val="en-US"/>
+        </w:rPr>
+        <w:t>Chủ xưởng</w:t>
+      </w:r>
+    </w:p>
+    <w:p>
+      <w:pPr>
+        <w:rPr>
+          <w:b/>
+          <w:bCs/>
+          <w:lang w:val="en-US"/>
+        </w:rPr>
+      </w:pPr>
+      <w:r>
+        <w:rPr>
+          <w:b/>
+          <w:bCs/>
+          <w:lang w:val="en-US"/>
+        </w:rPr>
+        <w:t>Chủ xưởng</w:t>
+      </w:r>
+      <w:r>
+        <w:rPr>
+          <w:b/>
+          <w:bCs/>
+          <w:lang w:val="en-US"/>
+        </w:rPr>
+        <w:t xml:space="preserve"> có thể:</w:t>
       </w:r>
     </w:p>
     <w:p>
@@ -4345,7 +4774,23 @@
           <w:bCs/>
           <w:lang w:val="en-US"/>
         </w:rPr>
-        <w:t xml:space="preserve">Giao đơn hàng cho PM </w:t>
+        <w:t xml:space="preserve">Giao đơn hàng cho </w:t>
+      </w:r>
+      <w:r>
+        <w:rPr>
+          <w:b/>
+          <w:bCs/>
+          <w:lang w:val="en-US"/>
+        </w:rPr>
+        <w:t>QUẢN LÝ</w:t>
+      </w:r>
+      <w:r>
+        <w:rPr>
+          <w:b/>
+          <w:bCs/>
+          <w:lang w:val="en-US"/>
+        </w:rPr>
+        <w:t xml:space="preserve"> </w:t>
       </w:r>
     </w:p>
     <w:p>
@@ -4395,41 +4840,89 @@
           <w:bCs/>
           <w:lang w:val="en-US"/>
         </w:rPr>
-        <w:t xml:space="preserve">Theo dõi hiệu suất của từng PM và worker </w:t>
-      </w:r>
-    </w:p>
-    <w:p>
-      <w:pPr>
-        <w:rPr>
-          <w:b/>
-          <w:bCs/>
-          <w:lang w:val="en-US"/>
-        </w:rPr>
-      </w:pPr>
-      <w:r>
-        <w:rPr>
-          <w:b/>
-          <w:bCs/>
-          <w:lang w:val="en-US"/>
-        </w:rPr>
-        <w:t>3.2. Project Manager</w:t>
-      </w:r>
-    </w:p>
-    <w:p>
-      <w:pPr>
-        <w:rPr>
-          <w:b/>
-          <w:bCs/>
-          <w:lang w:val="en-US"/>
-        </w:rPr>
-      </w:pPr>
-      <w:r>
-        <w:rPr>
-          <w:b/>
-          <w:bCs/>
-          <w:lang w:val="en-US"/>
-        </w:rPr>
-        <w:t>PM có thể:</w:t>
+        <w:t xml:space="preserve">Theo dõi hiệu suất của từng </w:t>
+      </w:r>
+      <w:r>
+        <w:rPr>
+          <w:b/>
+          <w:bCs/>
+          <w:lang w:val="en-US"/>
+        </w:rPr>
+        <w:t>QUẢN LÝ</w:t>
+      </w:r>
+      <w:r>
+        <w:rPr>
+          <w:b/>
+          <w:bCs/>
+          <w:lang w:val="en-US"/>
+        </w:rPr>
+        <w:t xml:space="preserve"> và </w:t>
+      </w:r>
+      <w:r>
+        <w:rPr>
+          <w:b/>
+          <w:bCs/>
+          <w:lang w:val="en-US"/>
+        </w:rPr>
+        <w:t>thợ</w:t>
+      </w:r>
+      <w:r>
+        <w:rPr>
+          <w:b/>
+          <w:bCs/>
+          <w:lang w:val="en-US"/>
+        </w:rPr>
+        <w:t xml:space="preserve"> </w:t>
+      </w:r>
+    </w:p>
+    <w:p>
+      <w:pPr>
+        <w:rPr>
+          <w:b/>
+          <w:bCs/>
+          <w:lang w:val="en-US"/>
+        </w:rPr>
+      </w:pPr>
+      <w:r>
+        <w:rPr>
+          <w:b/>
+          <w:bCs/>
+          <w:lang w:val="en-US"/>
+        </w:rPr>
+        <w:t xml:space="preserve">3.2. </w:t>
+      </w:r>
+      <w:r>
+        <w:rPr>
+          <w:b/>
+          <w:bCs/>
+          <w:lang w:val="en-US"/>
+        </w:rPr>
+        <w:t>Quản lý</w:t>
+      </w:r>
+    </w:p>
+    <w:p>
+      <w:pPr>
+        <w:rPr>
+          <w:b/>
+          <w:bCs/>
+          <w:lang w:val="en-US"/>
+        </w:rPr>
+      </w:pPr>
+      <w:r>
+        <w:rPr>
+          <w:b/>
+          <w:bCs/>
+          <w:lang w:val="en-US"/>
+        </w:rPr>
+        <w:t>QUẢN LÝ</w:t>
+      </w:r>
+      <w:r>
+        <w:rPr>
+          <w:b/>
+          <w:bCs/>
+          <w:lang w:val="en-US"/>
+        </w:rPr>
+        <w:t xml:space="preserve"> có thể:</w:t>
       </w:r>
     </w:p>
     <w:p>
@@ -4450,7 +4943,23 @@
           <w:bCs/>
           <w:lang w:val="en-US"/>
         </w:rPr>
-        <w:t xml:space="preserve">Nhận đơn hàng / kế hoạch từ Owner </w:t>
+        <w:t xml:space="preserve">Nhận đơn hàng / kế hoạch từ </w:t>
+      </w:r>
+      <w:r>
+        <w:rPr>
+          <w:b/>
+          <w:bCs/>
+          <w:lang w:val="en-US"/>
+        </w:rPr>
+        <w:t>Chủ xưởng</w:t>
+      </w:r>
+      <w:r>
+        <w:rPr>
+          <w:b/>
+          <w:bCs/>
+          <w:lang w:val="en-US"/>
+        </w:rPr>
+        <w:t xml:space="preserve"> </w:t>
       </w:r>
     </w:p>
     <w:p>
@@ -4471,7 +4980,23 @@
           <w:bCs/>
           <w:lang w:val="en-US"/>
         </w:rPr>
-        <w:t xml:space="preserve">Phân chia công việc cho worker trong nhóm </w:t>
+        <w:t xml:space="preserve">Phân chia công việc cho </w:t>
+      </w:r>
+      <w:r>
+        <w:rPr>
+          <w:b/>
+          <w:bCs/>
+          <w:lang w:val="en-US"/>
+        </w:rPr>
+        <w:t>thợ</w:t>
+      </w:r>
+      <w:r>
+        <w:rPr>
+          <w:b/>
+          <w:bCs/>
+          <w:lang w:val="en-US"/>
+        </w:rPr>
+        <w:t xml:space="preserve"> trong nhóm </w:t>
       </w:r>
     </w:p>
     <w:p>
@@ -4534,7 +5059,15 @@
           <w:bCs/>
           <w:lang w:val="en-US"/>
         </w:rPr>
-        <w:t xml:space="preserve">Worker nghỉ phép </w:t>
+        <w:t>Thợ</w:t>
+      </w:r>
+      <w:r>
+        <w:rPr>
+          <w:b/>
+          <w:bCs/>
+          <w:lang w:val="en-US"/>
+        </w:rPr>
+        <w:t xml:space="preserve"> nghỉ phép </w:t>
       </w:r>
     </w:p>
     <w:p>
@@ -4555,7 +5088,15 @@
           <w:bCs/>
           <w:lang w:val="en-US"/>
         </w:rPr>
-        <w:t xml:space="preserve">Worker chậm tiến độ </w:t>
+        <w:t>Thợ</w:t>
+      </w:r>
+      <w:r>
+        <w:rPr>
+          <w:b/>
+          <w:bCs/>
+          <w:lang w:val="en-US"/>
+        </w:rPr>
+        <w:t xml:space="preserve"> chậm tiến độ </w:t>
       </w:r>
     </w:p>
     <w:p>
@@ -4593,24 +5134,40 @@
           <w:bCs/>
           <w:lang w:val="en-US"/>
         </w:rPr>
-        <w:t>3.3. Worker</w:t>
-      </w:r>
-    </w:p>
-    <w:p>
-      <w:pPr>
-        <w:rPr>
-          <w:b/>
-          <w:bCs/>
-          <w:lang w:val="en-US"/>
-        </w:rPr>
-      </w:pPr>
-      <w:r>
-        <w:rPr>
-          <w:b/>
-          <w:bCs/>
-          <w:lang w:val="en-US"/>
-        </w:rPr>
-        <w:t>Worker có thể:</w:t>
+        <w:t xml:space="preserve">3.3. </w:t>
+      </w:r>
+      <w:r>
+        <w:rPr>
+          <w:b/>
+          <w:bCs/>
+          <w:lang w:val="en-US"/>
+        </w:rPr>
+        <w:t>Thợ</w:t>
+      </w:r>
+    </w:p>
+    <w:p>
+      <w:pPr>
+        <w:rPr>
+          <w:b/>
+          <w:bCs/>
+          <w:lang w:val="en-US"/>
+        </w:rPr>
+      </w:pPr>
+      <w:r>
+        <w:rPr>
+          <w:b/>
+          <w:bCs/>
+          <w:lang w:val="en-US"/>
+        </w:rPr>
+        <w:t>Thợ</w:t>
+      </w:r>
+      <w:r>
+        <w:rPr>
+          <w:b/>
+          <w:bCs/>
+          <w:lang w:val="en-US"/>
+        </w:rPr>
+        <w:t xml:space="preserve"> có thể:</w:t>
       </w:r>
     </w:p>
     <w:p>
@@ -4753,7 +5310,15 @@
           <w:bCs/>
           <w:lang w:val="en-US"/>
         </w:rPr>
-        <w:t>Trạng thái công việc của Worker</w:t>
+        <w:t xml:space="preserve">Trạng thái công việc của </w:t>
+      </w:r>
+      <w:r>
+        <w:rPr>
+          <w:b/>
+          <w:bCs/>
+          <w:lang w:val="en-US"/>
+        </w:rPr>
+        <w:t>Thợ</w:t>
       </w:r>
     </w:p>
     <w:p>
@@ -4894,24 +5459,32 @@
           <w:bCs/>
           <w:lang w:val="en-US"/>
         </w:rPr>
-        <w:t xml:space="preserve">Worker sẽ tự khai báo kết quả chất lượng của công đoạn mà mình phụ trách </w:t>
-      </w:r>
-    </w:p>
-    <w:p>
-      <w:pPr>
-        <w:rPr>
-          <w:b/>
-          <w:bCs/>
-          <w:lang w:val="en-US"/>
-        </w:rPr>
-      </w:pPr>
-      <w:r>
-        <w:rPr>
-          <w:b/>
-          <w:bCs/>
-          <w:lang w:val="en-US"/>
-        </w:rPr>
         <w:lastRenderedPageBreak/>
+        <w:t>Thợ</w:t>
+      </w:r>
+      <w:r>
+        <w:rPr>
+          <w:b/>
+          <w:bCs/>
+          <w:lang w:val="en-US"/>
+        </w:rPr>
+        <w:t xml:space="preserve"> sẽ tự khai báo kết quả chất lượng của công đoạn mà mình phụ trách </w:t>
+      </w:r>
+    </w:p>
+    <w:p>
+      <w:pPr>
+        <w:rPr>
+          <w:b/>
+          <w:bCs/>
+          <w:lang w:val="en-US"/>
+        </w:rPr>
+      </w:pPr>
+      <w:r>
+        <w:rPr>
+          <w:b/>
+          <w:bCs/>
+          <w:lang w:val="en-US"/>
+        </w:rPr>
         <w:t>4.</w:t>
       </w:r>
       <w:r>
@@ -4928,24 +5501,56 @@
           <w:bCs/>
           <w:lang w:val="en-US"/>
         </w:rPr>
-        <w:t>. Worker cần cập nhật các thông tin chất lượng</w:t>
-      </w:r>
-    </w:p>
-    <w:p>
-      <w:pPr>
-        <w:rPr>
-          <w:b/>
-          <w:bCs/>
-          <w:lang w:val="en-US"/>
-        </w:rPr>
-      </w:pPr>
-      <w:r>
-        <w:rPr>
-          <w:b/>
-          <w:bCs/>
-          <w:lang w:val="en-US"/>
-        </w:rPr>
-        <w:t>Khi hoàn thành công đoạn, worker sẽ khai báo:</w:t>
+        <w:t xml:space="preserve">. </w:t>
+      </w:r>
+      <w:r>
+        <w:rPr>
+          <w:b/>
+          <w:bCs/>
+          <w:lang w:val="en-US"/>
+        </w:rPr>
+        <w:t>Thợ</w:t>
+      </w:r>
+      <w:r>
+        <w:rPr>
+          <w:b/>
+          <w:bCs/>
+          <w:lang w:val="en-US"/>
+        </w:rPr>
+        <w:t xml:space="preserve"> cần cập nhật các thông tin chất lượng</w:t>
+      </w:r>
+    </w:p>
+    <w:p>
+      <w:pPr>
+        <w:rPr>
+          <w:b/>
+          <w:bCs/>
+          <w:lang w:val="en-US"/>
+        </w:rPr>
+      </w:pPr>
+      <w:r>
+        <w:rPr>
+          <w:b/>
+          <w:bCs/>
+          <w:lang w:val="en-US"/>
+        </w:rPr>
+        <w:t xml:space="preserve">Khi hoàn thành công đoạn, </w:t>
+      </w:r>
+      <w:r>
+        <w:rPr>
+          <w:b/>
+          <w:bCs/>
+          <w:lang w:val="en-US"/>
+        </w:rPr>
+        <w:t>thợ</w:t>
+      </w:r>
+      <w:r>
+        <w:rPr>
+          <w:b/>
+          <w:bCs/>
+          <w:lang w:val="en-US"/>
+        </w:rPr>
+        <w:t xml:space="preserve"> sẽ khai báo:</w:t>
       </w:r>
     </w:p>
     <w:p>
@@ -5126,7 +5731,15 @@
           <w:bCs/>
           <w:lang w:val="en-US"/>
         </w:rPr>
-        <w:t xml:space="preserve">Worker khai báo lỗi </w:t>
+        <w:t>Thợ</w:t>
+      </w:r>
+      <w:r>
+        <w:rPr>
+          <w:b/>
+          <w:bCs/>
+          <w:lang w:val="en-US"/>
+        </w:rPr>
+        <w:t xml:space="preserve"> khai báo lỗi </w:t>
       </w:r>
     </w:p>
     <w:p>
@@ -5210,7 +5823,15 @@
           <w:bCs/>
           <w:lang w:val="en-US"/>
         </w:rPr>
-        <w:t xml:space="preserve">PM sẽ xem và điều phối xử lý tiếp </w:t>
+        <w:t>QUẢN LÝ</w:t>
+      </w:r>
+      <w:r>
+        <w:rPr>
+          <w:b/>
+          <w:bCs/>
+          <w:lang w:val="en-US"/>
+        </w:rPr>
+        <w:t xml:space="preserve"> sẽ xem và điều phối xử lý tiếp </w:t>
       </w:r>
     </w:p>
     <w:p>
@@ -5248,7 +5869,23 @@
           <w:bCs/>
           <w:lang w:val="en-US"/>
         </w:rPr>
-        <w:t xml:space="preserve">Tăng tính chủ động của worker </w:t>
+        <w:t xml:space="preserve">Tăng tính chủ động của </w:t>
+      </w:r>
+      <w:r>
+        <w:rPr>
+          <w:b/>
+          <w:bCs/>
+          <w:lang w:val="en-US"/>
+        </w:rPr>
+        <w:t>thợ</w:t>
+      </w:r>
+      <w:r>
+        <w:rPr>
+          <w:b/>
+          <w:bCs/>
+          <w:lang w:val="en-US"/>
+        </w:rPr>
+        <w:t xml:space="preserve"> </w:t>
       </w:r>
     </w:p>
     <w:p>
@@ -5364,24 +6001,48 @@
           <w:bCs/>
           <w:lang w:val="en-US"/>
         </w:rPr>
-        <w:t>5.1. Owner quản lý nhân sự</w:t>
-      </w:r>
-    </w:p>
-    <w:p>
-      <w:pPr>
-        <w:rPr>
-          <w:b/>
-          <w:bCs/>
-          <w:lang w:val="en-US"/>
-        </w:rPr>
-      </w:pPr>
-      <w:r>
-        <w:rPr>
-          <w:b/>
-          <w:bCs/>
-          <w:lang w:val="en-US"/>
-        </w:rPr>
-        <w:t>Owner có thể:</w:t>
+        <w:t xml:space="preserve">5.1. </w:t>
+      </w:r>
+      <w:r>
+        <w:rPr>
+          <w:b/>
+          <w:bCs/>
+          <w:lang w:val="en-US"/>
+        </w:rPr>
+        <w:t>Chủ xưởng</w:t>
+      </w:r>
+      <w:r>
+        <w:rPr>
+          <w:b/>
+          <w:bCs/>
+          <w:lang w:val="en-US"/>
+        </w:rPr>
+        <w:t xml:space="preserve"> quản lý nhân sự</w:t>
+      </w:r>
+    </w:p>
+    <w:p>
+      <w:pPr>
+        <w:rPr>
+          <w:b/>
+          <w:bCs/>
+          <w:lang w:val="en-US"/>
+        </w:rPr>
+      </w:pPr>
+      <w:r>
+        <w:rPr>
+          <w:b/>
+          <w:bCs/>
+          <w:lang w:val="en-US"/>
+        </w:rPr>
+        <w:t>Chủ xưởng</w:t>
+      </w:r>
+      <w:r>
+        <w:rPr>
+          <w:b/>
+          <w:bCs/>
+          <w:lang w:val="en-US"/>
+        </w:rPr>
+        <w:t xml:space="preserve"> có thể:</w:t>
       </w:r>
     </w:p>
     <w:p>
@@ -5465,7 +6126,15 @@
           <w:bCs/>
           <w:lang w:val="en-US"/>
         </w:rPr>
-        <w:t xml:space="preserve">PM </w:t>
+        <w:t>QUẢN LÝ</w:t>
+      </w:r>
+      <w:r>
+        <w:rPr>
+          <w:b/>
+          <w:bCs/>
+          <w:lang w:val="en-US"/>
+        </w:rPr>
+        <w:t xml:space="preserve"> </w:t>
       </w:r>
     </w:p>
     <w:p>
@@ -5486,7 +6155,15 @@
           <w:bCs/>
           <w:lang w:val="en-US"/>
         </w:rPr>
-        <w:t xml:space="preserve">Worker </w:t>
+        <w:t>Thợ</w:t>
+      </w:r>
+      <w:r>
+        <w:rPr>
+          <w:b/>
+          <w:bCs/>
+          <w:lang w:val="en-US"/>
+        </w:rPr>
+        <w:t xml:space="preserve"> </w:t>
       </w:r>
     </w:p>
     <w:p>
@@ -5507,7 +6184,39 @@
           <w:bCs/>
           <w:lang w:val="en-US"/>
         </w:rPr>
-        <w:t xml:space="preserve">Gán PM cho từng nhóm worker </w:t>
+        <w:t xml:space="preserve">Gán </w:t>
+      </w:r>
+      <w:r>
+        <w:rPr>
+          <w:b/>
+          <w:bCs/>
+          <w:lang w:val="en-US"/>
+        </w:rPr>
+        <w:t>QUẢN LÝ</w:t>
+      </w:r>
+      <w:r>
+        <w:rPr>
+          <w:b/>
+          <w:bCs/>
+          <w:lang w:val="en-US"/>
+        </w:rPr>
+        <w:t xml:space="preserve"> cho từng nhóm </w:t>
+      </w:r>
+      <w:r>
+        <w:rPr>
+          <w:b/>
+          <w:bCs/>
+          <w:lang w:val="en-US"/>
+        </w:rPr>
+        <w:t>thợ</w:t>
+      </w:r>
+      <w:r>
+        <w:rPr>
+          <w:b/>
+          <w:bCs/>
+          <w:lang w:val="en-US"/>
+        </w:rPr>
+        <w:t xml:space="preserve"> </w:t>
       </w:r>
     </w:p>
     <w:p>
@@ -5602,7 +6311,39 @@
           <w:bCs/>
           <w:lang w:val="en-US"/>
         </w:rPr>
-        <w:t xml:space="preserve">Mỗi PM quản lý một nhóm worker </w:t>
+        <w:t xml:space="preserve">Mỗi </w:t>
+      </w:r>
+      <w:r>
+        <w:rPr>
+          <w:b/>
+          <w:bCs/>
+          <w:lang w:val="en-US"/>
+        </w:rPr>
+        <w:t>QUẢN LÝ</w:t>
+      </w:r>
+      <w:r>
+        <w:rPr>
+          <w:b/>
+          <w:bCs/>
+          <w:lang w:val="en-US"/>
+        </w:rPr>
+        <w:t xml:space="preserve"> quản lý một nhóm </w:t>
+      </w:r>
+      <w:r>
+        <w:rPr>
+          <w:b/>
+          <w:bCs/>
+          <w:lang w:val="en-US"/>
+        </w:rPr>
+        <w:t>thợ</w:t>
+      </w:r>
+      <w:r>
+        <w:rPr>
+          <w:b/>
+          <w:bCs/>
+          <w:lang w:val="en-US"/>
+        </w:rPr>
+        <w:t xml:space="preserve"> </w:t>
       </w:r>
     </w:p>
     <w:p>
@@ -5623,7 +6364,31 @@
           <w:bCs/>
           <w:lang w:val="en-US"/>
         </w:rPr>
-        <w:t xml:space="preserve">Worker chỉ thuộc một PM chính </w:t>
+        <w:t>Thợ</w:t>
+      </w:r>
+      <w:r>
+        <w:rPr>
+          <w:b/>
+          <w:bCs/>
+          <w:lang w:val="en-US"/>
+        </w:rPr>
+        <w:t xml:space="preserve"> chỉ thuộc một </w:t>
+      </w:r>
+      <w:r>
+        <w:rPr>
+          <w:b/>
+          <w:bCs/>
+          <w:lang w:val="en-US"/>
+        </w:rPr>
+        <w:t>QUẢN LÝ</w:t>
+      </w:r>
+      <w:r>
+        <w:rPr>
+          <w:b/>
+          <w:bCs/>
+          <w:lang w:val="en-US"/>
+        </w:rPr>
+        <w:t xml:space="preserve"> chính </w:t>
       </w:r>
     </w:p>
     <w:p>
@@ -5644,7 +6409,31 @@
           <w:bCs/>
           <w:lang w:val="en-US"/>
         </w:rPr>
-        <w:t xml:space="preserve">PM chỉ được phân công công việc cho worker thuộc nhóm của mình </w:t>
+        <w:t>QUẢN LÝ</w:t>
+      </w:r>
+      <w:r>
+        <w:rPr>
+          <w:b/>
+          <w:bCs/>
+          <w:lang w:val="en-US"/>
+        </w:rPr>
+        <w:t xml:space="preserve"> chỉ được phân công công việc cho </w:t>
+      </w:r>
+      <w:r>
+        <w:rPr>
+          <w:b/>
+          <w:bCs/>
+          <w:lang w:val="en-US"/>
+        </w:rPr>
+        <w:t>thợ</w:t>
+      </w:r>
+      <w:r>
+        <w:rPr>
+          <w:b/>
+          <w:bCs/>
+          <w:lang w:val="en-US"/>
+        </w:rPr>
+        <w:t xml:space="preserve"> thuộc nhóm của mình </w:t>
       </w:r>
     </w:p>
     <w:p>
@@ -5777,24 +6566,48 @@
           <w:bCs/>
           <w:lang w:val="en-US"/>
         </w:rPr>
-        <w:t>6.1. Worker tạo yêu cầu nghỉ phép</w:t>
-      </w:r>
-    </w:p>
-    <w:p>
-      <w:pPr>
-        <w:rPr>
-          <w:b/>
-          <w:bCs/>
-          <w:lang w:val="en-US"/>
-        </w:rPr>
-      </w:pPr>
-      <w:r>
-        <w:rPr>
-          <w:b/>
-          <w:bCs/>
-          <w:lang w:val="en-US"/>
-        </w:rPr>
-        <w:t>Worker có thể gửi yêu cầu nghỉ phép gồm:</w:t>
+        <w:t xml:space="preserve">6.1. </w:t>
+      </w:r>
+      <w:r>
+        <w:rPr>
+          <w:b/>
+          <w:bCs/>
+          <w:lang w:val="en-US"/>
+        </w:rPr>
+        <w:t>Thợ</w:t>
+      </w:r>
+      <w:r>
+        <w:rPr>
+          <w:b/>
+          <w:bCs/>
+          <w:lang w:val="en-US"/>
+        </w:rPr>
+        <w:t xml:space="preserve"> tạo yêu cầu nghỉ phép</w:t>
+      </w:r>
+    </w:p>
+    <w:p>
+      <w:pPr>
+        <w:rPr>
+          <w:b/>
+          <w:bCs/>
+          <w:lang w:val="en-US"/>
+        </w:rPr>
+      </w:pPr>
+      <w:r>
+        <w:rPr>
+          <w:b/>
+          <w:bCs/>
+          <w:lang w:val="en-US"/>
+        </w:rPr>
+        <w:t>Thợ</w:t>
+      </w:r>
+      <w:r>
+        <w:rPr>
+          <w:b/>
+          <w:bCs/>
+          <w:lang w:val="en-US"/>
+        </w:rPr>
+        <w:t xml:space="preserve"> có thể gửi yêu cầu nghỉ phép gồm:</w:t>
       </w:r>
     </w:p>
     <w:p>
@@ -5857,6 +6670,7 @@
           <w:bCs/>
           <w:lang w:val="en-US"/>
         </w:rPr>
+        <w:lastRenderedPageBreak/>
         <w:t xml:space="preserve">Ngày nghỉ </w:t>
       </w:r>
     </w:p>
@@ -5878,7 +6692,6 @@
           <w:bCs/>
           <w:lang w:val="en-US"/>
         </w:rPr>
-        <w:lastRenderedPageBreak/>
         <w:t xml:space="preserve">Hình thức nghỉ: </w:t>
       </w:r>
     </w:p>
@@ -5959,15 +6772,31 @@
           <w:bCs/>
           <w:lang w:val="en-US"/>
         </w:rPr>
-        <w:t>6.2. PM</w:t>
-      </w:r>
-      <w:r>
-        <w:rPr>
-          <w:b/>
-          <w:bCs/>
-          <w:lang w:val="en-US"/>
-        </w:rPr>
-        <w:t>/Owner</w:t>
+        <w:t xml:space="preserve">6.2. </w:t>
+      </w:r>
+      <w:r>
+        <w:rPr>
+          <w:b/>
+          <w:bCs/>
+          <w:lang w:val="en-US"/>
+        </w:rPr>
+        <w:t>QUẢN LÝ</w:t>
+      </w:r>
+      <w:r>
+        <w:rPr>
+          <w:b/>
+          <w:bCs/>
+          <w:lang w:val="en-US"/>
+        </w:rPr>
+        <w:t>/</w:t>
+      </w:r>
+      <w:r>
+        <w:rPr>
+          <w:b/>
+          <w:bCs/>
+          <w:lang w:val="en-US"/>
+        </w:rPr>
+        <w:t>Chủ xưởng</w:t>
       </w:r>
       <w:r>
         <w:rPr>
@@ -5992,7 +6821,15 @@
           <w:bCs/>
           <w:lang w:val="en-US"/>
         </w:rPr>
-        <w:t>PM có thể:</w:t>
+        <w:t>QUẢN LÝ</w:t>
+      </w:r>
+      <w:r>
+        <w:rPr>
+          <w:b/>
+          <w:bCs/>
+          <w:lang w:val="en-US"/>
+        </w:rPr>
+        <w:t xml:space="preserve"> có thể:</w:t>
       </w:r>
     </w:p>
     <w:p>
@@ -6013,7 +6850,23 @@
           <w:bCs/>
           <w:lang w:val="en-US"/>
         </w:rPr>
-        <w:t xml:space="preserve">Xem yêu cầu nghỉ phép của worker trong nhóm </w:t>
+        <w:t xml:space="preserve">Xem yêu cầu nghỉ phép của </w:t>
+      </w:r>
+      <w:r>
+        <w:rPr>
+          <w:b/>
+          <w:bCs/>
+          <w:lang w:val="en-US"/>
+        </w:rPr>
+        <w:t>thợ</w:t>
+      </w:r>
+      <w:r>
+        <w:rPr>
+          <w:b/>
+          <w:bCs/>
+          <w:lang w:val="en-US"/>
+        </w:rPr>
+        <w:t xml:space="preserve"> trong nhóm </w:t>
       </w:r>
     </w:p>
     <w:p>
@@ -6205,7 +7058,23 @@
           <w:bCs/>
           <w:lang w:val="en-US"/>
         </w:rPr>
-        <w:t>Tiền công của worker được tính dựa trên:</w:t>
+        <w:t xml:space="preserve">Tiền công của </w:t>
+      </w:r>
+      <w:r>
+        <w:rPr>
+          <w:b/>
+          <w:bCs/>
+          <w:lang w:val="en-US"/>
+        </w:rPr>
+        <w:t>thợ</w:t>
+      </w:r>
+      <w:r>
+        <w:rPr>
+          <w:b/>
+          <w:bCs/>
+          <w:lang w:val="en-US"/>
+        </w:rPr>
+        <w:t xml:space="preserve"> được tính dựa trên:</w:t>
       </w:r>
     </w:p>
     <w:p>
@@ -6403,7 +7272,15 @@
           <w:bCs/>
           <w:lang w:val="en-US"/>
         </w:rPr>
-        <w:t xml:space="preserve">Worker đã khai báo hoàn thành công việc </w:t>
+        <w:t>Thợ</w:t>
+      </w:r>
+      <w:r>
+        <w:rPr>
+          <w:b/>
+          <w:bCs/>
+          <w:lang w:val="en-US"/>
+        </w:rPr>
+        <w:t xml:space="preserve"> đã khai báo hoàn thành công việc </w:t>
       </w:r>
     </w:p>
     <w:p>
@@ -6424,24 +7301,72 @@
           <w:bCs/>
           <w:lang w:val="en-US"/>
         </w:rPr>
-        <w:t xml:space="preserve">Công đoạn không bị đánh dấu lỗi nghiêm trọng / cần làm lại </w:t>
-      </w:r>
-    </w:p>
-    <w:p>
-      <w:pPr>
-        <w:rPr>
-          <w:b/>
-          <w:bCs/>
-          <w:lang w:val="en-US"/>
-        </w:rPr>
-      </w:pPr>
-      <w:r>
-        <w:rPr>
-          <w:b/>
-          <w:bCs/>
-          <w:lang w:val="en-US"/>
-        </w:rPr>
-        <w:t>7.3. PM và Owner có thể theo dõi</w:t>
+        <w:t>Công đoạn</w:t>
+      </w:r>
+      <w:r>
+        <w:rPr>
+          <w:b/>
+          <w:bCs/>
+          <w:lang w:val="en-US"/>
+        </w:rPr>
+        <w:t xml:space="preserve"> được hoàn thành</w:t>
+      </w:r>
+      <w:r>
+        <w:rPr>
+          <w:b/>
+          <w:bCs/>
+          <w:lang w:val="en-US"/>
+        </w:rPr>
+        <w:t xml:space="preserve"> không bị đánh dấu lỗi nghiêm trọng / cần làm lại </w:t>
+      </w:r>
+    </w:p>
+    <w:p>
+      <w:pPr>
+        <w:rPr>
+          <w:b/>
+          <w:bCs/>
+          <w:lang w:val="en-US"/>
+        </w:rPr>
+      </w:pPr>
+      <w:r>
+        <w:rPr>
+          <w:b/>
+          <w:bCs/>
+          <w:lang w:val="en-US"/>
+        </w:rPr>
+        <w:t xml:space="preserve">7.3. </w:t>
+      </w:r>
+      <w:r>
+        <w:rPr>
+          <w:b/>
+          <w:bCs/>
+          <w:lang w:val="en-US"/>
+        </w:rPr>
+        <w:t>QUẢN LÝ</w:t>
+      </w:r>
+      <w:r>
+        <w:rPr>
+          <w:b/>
+          <w:bCs/>
+          <w:lang w:val="en-US"/>
+        </w:rPr>
+        <w:t xml:space="preserve"> và </w:t>
+      </w:r>
+      <w:r>
+        <w:rPr>
+          <w:b/>
+          <w:bCs/>
+          <w:lang w:val="en-US"/>
+        </w:rPr>
+        <w:t>Chủ xưởng</w:t>
+      </w:r>
+      <w:r>
+        <w:rPr>
+          <w:b/>
+          <w:bCs/>
+          <w:lang w:val="en-US"/>
+        </w:rPr>
+        <w:t xml:space="preserve"> có thể theo dõi</w:t>
       </w:r>
     </w:p>
     <w:p>
@@ -6462,7 +7387,23 @@
           <w:bCs/>
           <w:lang w:val="en-US"/>
         </w:rPr>
-        <w:t xml:space="preserve">Tiền công từng worker </w:t>
+        <w:t xml:space="preserve">Tiền công từng </w:t>
+      </w:r>
+      <w:r>
+        <w:rPr>
+          <w:b/>
+          <w:bCs/>
+          <w:lang w:val="en-US"/>
+        </w:rPr>
+        <w:t>thợ</w:t>
+      </w:r>
+      <w:r>
+        <w:rPr>
+          <w:b/>
+          <w:bCs/>
+          <w:lang w:val="en-US"/>
+        </w:rPr>
+        <w:t xml:space="preserve"> </w:t>
       </w:r>
     </w:p>
     <w:p>
@@ -6616,7 +7557,23 @@
           <w:bCs/>
           <w:lang w:val="en-US"/>
         </w:rPr>
-        <w:t xml:space="preserve">Tiến độ theo PM </w:t>
+        <w:t xml:space="preserve">Tiến độ theo </w:t>
+      </w:r>
+      <w:r>
+        <w:rPr>
+          <w:b/>
+          <w:bCs/>
+          <w:lang w:val="en-US"/>
+        </w:rPr>
+        <w:t>QUẢN LÝ</w:t>
+      </w:r>
+      <w:r>
+        <w:rPr>
+          <w:b/>
+          <w:bCs/>
+          <w:lang w:val="en-US"/>
+        </w:rPr>
+        <w:t xml:space="preserve"> </w:t>
       </w:r>
     </w:p>
     <w:p>
@@ -6637,7 +7594,23 @@
           <w:bCs/>
           <w:lang w:val="en-US"/>
         </w:rPr>
-        <w:t xml:space="preserve">Tiến độ theo worker </w:t>
+        <w:t xml:space="preserve">Tiến độ theo </w:t>
+      </w:r>
+      <w:r>
+        <w:rPr>
+          <w:b/>
+          <w:bCs/>
+          <w:lang w:val="en-US"/>
+        </w:rPr>
+        <w:t>thợ</w:t>
+      </w:r>
+      <w:r>
+        <w:rPr>
+          <w:b/>
+          <w:bCs/>
+          <w:lang w:val="en-US"/>
+        </w:rPr>
+        <w:t xml:space="preserve"> </w:t>
       </w:r>
     </w:p>
     <w:p>
@@ -6675,7 +7648,23 @@
           <w:bCs/>
           <w:lang w:val="en-US"/>
         </w:rPr>
-        <w:t xml:space="preserve">Năng suất trung bình của worker </w:t>
+        <w:t xml:space="preserve">Năng suất trung bình của </w:t>
+      </w:r>
+      <w:r>
+        <w:rPr>
+          <w:b/>
+          <w:bCs/>
+          <w:lang w:val="en-US"/>
+        </w:rPr>
+        <w:t>thợ</w:t>
+      </w:r>
+      <w:r>
+        <w:rPr>
+          <w:b/>
+          <w:bCs/>
+          <w:lang w:val="en-US"/>
+        </w:rPr>
+        <w:t xml:space="preserve"> </w:t>
       </w:r>
     </w:p>
     <w:p>
@@ -6696,7 +7685,23 @@
           <w:bCs/>
           <w:lang w:val="en-US"/>
         </w:rPr>
-        <w:t xml:space="preserve">Số lượng sản phẩm hoàn thành theo worker </w:t>
+        <w:t xml:space="preserve">Số lượng sản phẩm hoàn thành theo </w:t>
+      </w:r>
+      <w:r>
+        <w:rPr>
+          <w:b/>
+          <w:bCs/>
+          <w:lang w:val="en-US"/>
+        </w:rPr>
+        <w:t>thợ</w:t>
+      </w:r>
+      <w:r>
+        <w:rPr>
+          <w:b/>
+          <w:bCs/>
+          <w:lang w:val="en-US"/>
+        </w:rPr>
+        <w:t xml:space="preserve"> </w:t>
       </w:r>
     </w:p>
     <w:p>
@@ -6717,7 +7722,23 @@
           <w:bCs/>
           <w:lang w:val="en-US"/>
         </w:rPr>
-        <w:t xml:space="preserve">Số lượng lỗi theo worker </w:t>
+        <w:t xml:space="preserve">Số lượng lỗi theo </w:t>
+      </w:r>
+      <w:r>
+        <w:rPr>
+          <w:b/>
+          <w:bCs/>
+          <w:lang w:val="en-US"/>
+        </w:rPr>
+        <w:t>thợ</w:t>
+      </w:r>
+      <w:r>
+        <w:rPr>
+          <w:b/>
+          <w:bCs/>
+          <w:lang w:val="en-US"/>
+        </w:rPr>
+        <w:t xml:space="preserve"> </w:t>
       </w:r>
     </w:p>
     <w:p>
@@ -6818,6 +7839,7 @@
           <w:bCs/>
           <w:lang w:val="en-US"/>
         </w:rPr>
+        <w:lastRenderedPageBreak/>
         <w:t xml:space="preserve">Doanh thu theo tháng </w:t>
       </w:r>
     </w:p>
@@ -6839,7 +7861,6 @@
           <w:bCs/>
           <w:lang w:val="en-US"/>
         </w:rPr>
-        <w:lastRenderedPageBreak/>
         <w:t xml:space="preserve">Chi phí nhân công </w:t>
       </w:r>
     </w:p>
@@ -6931,7 +7952,15 @@
           <w:bCs/>
           <w:lang w:val="en-US"/>
         </w:rPr>
-        <w:t>9.1. Đối với Customer</w:t>
+        <w:t xml:space="preserve">9.1. Đối với </w:t>
+      </w:r>
+      <w:r>
+        <w:rPr>
+          <w:b/>
+          <w:bCs/>
+          <w:lang w:val="en-US"/>
+        </w:rPr>
+        <w:t>Khách hàng</w:t>
       </w:r>
     </w:p>
     <w:p>
@@ -6990,7 +8019,15 @@
           <w:bCs/>
           <w:lang w:val="en-US"/>
         </w:rPr>
-        <w:t>9.2. Đối với Owner</w:t>
+        <w:t xml:space="preserve">9.2. Đối với </w:t>
+      </w:r>
+      <w:r>
+        <w:rPr>
+          <w:b/>
+          <w:bCs/>
+          <w:lang w:val="en-US"/>
+        </w:rPr>
+        <w:t>Chủ xưởng</w:t>
       </w:r>
     </w:p>
     <w:p>
@@ -7016,6 +8053,175 @@
     </w:p>
     <w:p>
       <w:pPr>
+        <w:ind w:left="360"/>
+        <w:rPr>
+          <w:b/>
+          <w:bCs/>
+          <w:lang w:val="en-US"/>
+        </w:rPr>
+      </w:pPr>
+    </w:p>
+    <w:p>
+      <w:pPr>
+        <w:rPr>
+          <w:b/>
+          <w:bCs/>
+          <w:lang w:val="en-US"/>
+        </w:rPr>
+      </w:pPr>
+      <w:r>
+        <w:rPr>
+          <w:b/>
+          <w:bCs/>
+          <w:lang w:val="en-US"/>
+        </w:rPr>
+        <w:t>10</w:t>
+      </w:r>
+      <w:r>
+        <w:rPr>
+          <w:b/>
+          <w:bCs/>
+          <w:lang w:val="en-US"/>
+        </w:rPr>
+        <w:t xml:space="preserve">. </w:t>
+      </w:r>
+      <w:r>
+        <w:rPr>
+          <w:b/>
+          <w:bCs/>
+          <w:lang w:val="en-US"/>
+        </w:rPr>
+        <w:t>GIAO HÀNG</w:t>
+      </w:r>
+      <w:r>
+        <w:rPr>
+          <w:b/>
+          <w:bCs/>
+          <w:lang w:val="en-US"/>
+        </w:rPr>
+        <w:tab/>
+      </w:r>
+    </w:p>
+    <w:p>
+      <w:pPr>
+        <w:rPr>
+          <w:b/>
+          <w:bCs/>
+          <w:lang w:val="en-US"/>
+        </w:rPr>
+      </w:pPr>
+      <w:r>
+        <w:rPr>
+          <w:b/>
+          <w:bCs/>
+          <w:lang w:val="en-US"/>
+        </w:rPr>
+        <w:t>10</w:t>
+      </w:r>
+      <w:r>
+        <w:rPr>
+          <w:b/>
+          <w:bCs/>
+          <w:lang w:val="en-US"/>
+        </w:rPr>
+        <w:t xml:space="preserve">.1. Đối với </w:t>
+      </w:r>
+      <w:r>
+        <w:rPr>
+          <w:b/>
+          <w:bCs/>
+          <w:lang w:val="en-US"/>
+        </w:rPr>
+        <w:t>chủ xưởng</w:t>
+      </w:r>
+    </w:p>
+    <w:p>
+      <w:pPr>
+        <w:numPr>
+          <w:ilvl w:val="0"/>
+          <w:numId w:val="61"/>
+        </w:numPr>
+        <w:rPr>
+          <w:b/>
+          <w:bCs/>
+          <w:lang w:val="en-US"/>
+        </w:rPr>
+      </w:pPr>
+      <w:r>
+        <w:rPr>
+          <w:b/>
+          <w:bCs/>
+          <w:lang w:val="en-US"/>
+        </w:rPr>
+        <w:t>Khi đơn hàng đã hoàn thành 1 số lượng nhất định, chủ xưởng có thể tạo 1 đợt giao hàng cho khách</w:t>
+      </w:r>
+    </w:p>
+    <w:p>
+      <w:pPr>
+        <w:rPr>
+          <w:b/>
+          <w:bCs/>
+          <w:lang w:val="en-US"/>
+        </w:rPr>
+      </w:pPr>
+      <w:r>
+        <w:rPr>
+          <w:b/>
+          <w:bCs/>
+          <w:lang w:val="en-US"/>
+        </w:rPr>
+        <w:t>10</w:t>
+      </w:r>
+      <w:r>
+        <w:rPr>
+          <w:b/>
+          <w:bCs/>
+          <w:lang w:val="en-US"/>
+        </w:rPr>
+        <w:t xml:space="preserve">.2. Đối với </w:t>
+      </w:r>
+      <w:r>
+        <w:rPr>
+          <w:b/>
+          <w:bCs/>
+          <w:lang w:val="en-US"/>
+        </w:rPr>
+        <w:t>khách hàng</w:t>
+      </w:r>
+    </w:p>
+    <w:p>
+      <w:pPr>
+        <w:numPr>
+          <w:ilvl w:val="0"/>
+          <w:numId w:val="62"/>
+        </w:numPr>
+        <w:rPr>
+          <w:b/>
+          <w:bCs/>
+          <w:lang w:val="en-US"/>
+        </w:rPr>
+      </w:pPr>
+      <w:r>
+        <w:rPr>
+          <w:b/>
+          <w:bCs/>
+          <w:lang w:val="en-US"/>
+        </w:rPr>
+        <w:t>Sau khi khách hàng đã kiểm tra đơn hàng mà bên xưởng gửi, khách hàng có thể chấp nhận đợt giao hàng đó hoặc từ chối đợt giao hàng</w:t>
+      </w:r>
+    </w:p>
+    <w:p>
+      <w:pPr>
+        <w:ind w:left="360"/>
+        <w:rPr>
+          <w:b/>
+          <w:bCs/>
+          <w:lang w:val="en-US"/>
+        </w:rPr>
+      </w:pPr>
+    </w:p>
+    <w:p>
+      <w:pPr>
         <w:rPr>
           <w:b/>
           <w:bCs/>
@@ -7029,7 +8235,7 @@
           <w:lang w:val="en-US"/>
         </w:rPr>
         <w:pict w14:anchorId="4DC2D2DA">
-          <v:rect id="_x0000_i1049" style="width:0;height:1.5pt" o:hralign="center" o:hrstd="t" o:hr="t" fillcolor="#a0a0a0" stroked="f"/>
+          <v:rect id="_x0000_i1043" style="width:0;height:1.5pt" o:hralign="center" o:hrstd="t" o:hr="t" fillcolor="#a0a0a0" stroked="f"/>
         </w:pict>
       </w:r>
     </w:p>
@@ -7064,7 +8270,15 @@
           <w:bCs/>
           <w:lang w:val="en-US"/>
         </w:rPr>
-        <w:t>1. Customer</w:t>
+        <w:t xml:space="preserve">1. </w:t>
+      </w:r>
+      <w:r>
+        <w:rPr>
+          <w:b/>
+          <w:bCs/>
+          <w:lang w:val="en-US"/>
+        </w:rPr>
+        <w:t>Khách hàng</w:t>
       </w:r>
     </w:p>
     <w:p>
@@ -7186,7 +8400,15 @@
           <w:bCs/>
           <w:lang w:val="en-US"/>
         </w:rPr>
-        <w:t>2. Owner</w:t>
+        <w:t xml:space="preserve">2. </w:t>
+      </w:r>
+      <w:r>
+        <w:rPr>
+          <w:b/>
+          <w:bCs/>
+          <w:lang w:val="en-US"/>
+        </w:rPr>
+        <w:t>Chủ xưởng</w:t>
       </w:r>
     </w:p>
     <w:p>
@@ -7249,7 +8471,39 @@
           <w:bCs/>
           <w:lang w:val="en-US"/>
         </w:rPr>
-        <w:t xml:space="preserve">Quản lý PM và worker </w:t>
+        <w:t xml:space="preserve">Quản lý </w:t>
+      </w:r>
+      <w:r>
+        <w:rPr>
+          <w:b/>
+          <w:bCs/>
+          <w:lang w:val="en-US"/>
+        </w:rPr>
+        <w:t>QUẢN LÝ</w:t>
+      </w:r>
+      <w:r>
+        <w:rPr>
+          <w:b/>
+          <w:bCs/>
+          <w:lang w:val="en-US"/>
+        </w:rPr>
+        <w:t xml:space="preserve"> và </w:t>
+      </w:r>
+      <w:r>
+        <w:rPr>
+          <w:b/>
+          <w:bCs/>
+          <w:lang w:val="en-US"/>
+        </w:rPr>
+        <w:t>thợ</w:t>
+      </w:r>
+      <w:r>
+        <w:rPr>
+          <w:b/>
+          <w:bCs/>
+          <w:lang w:val="en-US"/>
+        </w:rPr>
+        <w:t xml:space="preserve"> </w:t>
       </w:r>
     </w:p>
     <w:p>
@@ -7270,7 +8524,23 @@
           <w:bCs/>
           <w:lang w:val="en-US"/>
         </w:rPr>
-        <w:t xml:space="preserve">Giao đơn hàng cho PM </w:t>
+        <w:t xml:space="preserve">Giao đơn hàng cho </w:t>
+      </w:r>
+      <w:r>
+        <w:rPr>
+          <w:b/>
+          <w:bCs/>
+          <w:lang w:val="en-US"/>
+        </w:rPr>
+        <w:t>QUẢN LÝ</w:t>
+      </w:r>
+      <w:r>
+        <w:rPr>
+          <w:b/>
+          <w:bCs/>
+          <w:lang w:val="en-US"/>
+        </w:rPr>
+        <w:t xml:space="preserve"> </w:t>
       </w:r>
     </w:p>
     <w:p>
@@ -7291,45 +8561,32 @@
           <w:bCs/>
           <w:lang w:val="en-US"/>
         </w:rPr>
-        <w:t xml:space="preserve">Theo dõi sản xuất </w:t>
-      </w:r>
-    </w:p>
-    <w:p>
-      <w:pPr>
-        <w:numPr>
-          <w:ilvl w:val="0"/>
-          <w:numId w:val="66"/>
-        </w:numPr>
-        <w:rPr>
-          <w:b/>
-          <w:bCs/>
-          <w:lang w:val="en-US"/>
-        </w:rPr>
-      </w:pPr>
-      <w:r>
-        <w:rPr>
-          <w:b/>
-          <w:bCs/>
-          <w:lang w:val="en-US"/>
-        </w:rPr>
-        <w:t xml:space="preserve">Theo dõi báo cáo và tài chính </w:t>
-      </w:r>
-    </w:p>
-    <w:p>
-      <w:pPr>
-        <w:rPr>
-          <w:b/>
-          <w:bCs/>
-          <w:lang w:val="en-US"/>
-        </w:rPr>
-      </w:pPr>
-      <w:r>
-        <w:rPr>
-          <w:b/>
-          <w:bCs/>
-          <w:lang w:val="en-US"/>
-        </w:rPr>
-        <w:t>3. Project Manager</w:t>
+        <w:t>Theo dõi sản xuất</w:t>
+      </w:r>
+    </w:p>
+    <w:p>
+      <w:pPr>
+        <w:rPr>
+          <w:b/>
+          <w:bCs/>
+          <w:lang w:val="en-US"/>
+        </w:rPr>
+      </w:pPr>
+      <w:r>
+        <w:rPr>
+          <w:b/>
+          <w:bCs/>
+          <w:lang w:val="en-US"/>
+        </w:rPr>
+        <w:t xml:space="preserve">3. </w:t>
+      </w:r>
+      <w:r>
+        <w:rPr>
+          <w:b/>
+          <w:bCs/>
+          <w:lang w:val="en-US"/>
+        </w:rPr>
+        <w:t>Quản lý</w:t>
       </w:r>
     </w:p>
     <w:p>
@@ -7350,7 +8607,23 @@
           <w:bCs/>
           <w:lang w:val="en-US"/>
         </w:rPr>
-        <w:t xml:space="preserve">Quản lý nhóm worker của mình </w:t>
+        <w:t xml:space="preserve">Quản lý nhóm </w:t>
+      </w:r>
+      <w:r>
+        <w:rPr>
+          <w:b/>
+          <w:bCs/>
+          <w:lang w:val="en-US"/>
+        </w:rPr>
+        <w:t>thợ</w:t>
+      </w:r>
+      <w:r>
+        <w:rPr>
+          <w:b/>
+          <w:bCs/>
+          <w:lang w:val="en-US"/>
+        </w:rPr>
+        <w:t xml:space="preserve"> của mình </w:t>
       </w:r>
     </w:p>
     <w:p>
@@ -7455,7 +8728,23 @@
           <w:bCs/>
           <w:lang w:val="en-US"/>
         </w:rPr>
-        <w:t xml:space="preserve">Duyệt nghỉ phép cho worker </w:t>
+        <w:t xml:space="preserve">Duyệt nghỉ phép cho </w:t>
+      </w:r>
+      <w:r>
+        <w:rPr>
+          <w:b/>
+          <w:bCs/>
+          <w:lang w:val="en-US"/>
+        </w:rPr>
+        <w:t>thợ</w:t>
+      </w:r>
+      <w:r>
+        <w:rPr>
+          <w:b/>
+          <w:bCs/>
+          <w:lang w:val="en-US"/>
+        </w:rPr>
+        <w:t xml:space="preserve"> </w:t>
       </w:r>
     </w:p>
     <w:p>
@@ -7478,22 +8767,38 @@
         </w:rPr>
         <w:t xml:space="preserve">Theo dõi lỗi và chất lượng </w:t>
       </w:r>
-    </w:p>
-    <w:p>
-      <w:pPr>
-        <w:rPr>
-          <w:b/>
-          <w:bCs/>
-          <w:lang w:val="en-US"/>
-        </w:rPr>
-      </w:pPr>
-      <w:r>
-        <w:rPr>
-          <w:b/>
-          <w:bCs/>
-          <w:lang w:val="en-US"/>
-        </w:rPr>
-        <w:t>4. Worker</w:t>
+      <w:r>
+        <w:rPr>
+          <w:b/>
+          <w:bCs/>
+          <w:lang w:val="en-US"/>
+        </w:rPr>
+        <w:t>và ghi nhận sản lượng của thợ</w:t>
+      </w:r>
+    </w:p>
+    <w:p>
+      <w:pPr>
+        <w:rPr>
+          <w:b/>
+          <w:bCs/>
+          <w:lang w:val="en-US"/>
+        </w:rPr>
+      </w:pPr>
+      <w:r>
+        <w:rPr>
+          <w:b/>
+          <w:bCs/>
+          <w:lang w:val="en-US"/>
+        </w:rPr>
+        <w:t xml:space="preserve">4. </w:t>
+      </w:r>
+      <w:r>
+        <w:rPr>
+          <w:b/>
+          <w:bCs/>
+          <w:lang w:val="en-US"/>
+        </w:rPr>
+        <w:t>Thợ</w:t>
       </w:r>
     </w:p>
     <w:p>
@@ -7615,6 +8920,7 @@
           <w:bCs/>
           <w:lang w:val="en-US"/>
         </w:rPr>
+        <w:lastRenderedPageBreak/>
         <w:t>5. Admin</w:t>
       </w:r>
     </w:p>
@@ -7773,7 +9079,15 @@
           <w:bCs/>
           <w:lang w:val="en-US"/>
         </w:rPr>
-        <w:t xml:space="preserve">Customer tạo đơn hàng </w:t>
+        <w:t>Khách hàng</w:t>
+      </w:r>
+      <w:r>
+        <w:rPr>
+          <w:b/>
+          <w:bCs/>
+          <w:lang w:val="en-US"/>
+        </w:rPr>
+        <w:t xml:space="preserve"> tạo đơn hàng </w:t>
       </w:r>
     </w:p>
     <w:p>
@@ -7794,8 +9108,15 @@
           <w:bCs/>
           <w:lang w:val="en-US"/>
         </w:rPr>
-        <w:lastRenderedPageBreak/>
-        <w:t xml:space="preserve">Owner xem và xử lý đơn hàng </w:t>
+        <w:t>Chủ xưởng</w:t>
+      </w:r>
+      <w:r>
+        <w:rPr>
+          <w:b/>
+          <w:bCs/>
+          <w:lang w:val="en-US"/>
+        </w:rPr>
+        <w:t xml:space="preserve"> xem và xử lý đơn hàng </w:t>
       </w:r>
     </w:p>
     <w:p>
@@ -7816,7 +9137,15 @@
           <w:bCs/>
           <w:lang w:val="en-US"/>
         </w:rPr>
-        <w:t xml:space="preserve">Owner: </w:t>
+        <w:t>Chủ xưởng</w:t>
+      </w:r>
+      <w:r>
+        <w:rPr>
+          <w:b/>
+          <w:bCs/>
+          <w:lang w:val="en-US"/>
+        </w:rPr>
+        <w:t xml:space="preserve">: </w:t>
       </w:r>
     </w:p>
     <w:p>
@@ -7917,7 +9246,31 @@
           <w:bCs/>
           <w:lang w:val="en-US"/>
         </w:rPr>
-        <w:t xml:space="preserve">Owner giao đơn hàng cho PM </w:t>
+        <w:t>Chủ xưởng</w:t>
+      </w:r>
+      <w:r>
+        <w:rPr>
+          <w:b/>
+          <w:bCs/>
+          <w:lang w:val="en-US"/>
+        </w:rPr>
+        <w:t xml:space="preserve"> giao đơn hàng cho </w:t>
+      </w:r>
+      <w:r>
+        <w:rPr>
+          <w:b/>
+          <w:bCs/>
+          <w:lang w:val="en-US"/>
+        </w:rPr>
+        <w:t>QUẢN LÝ</w:t>
+      </w:r>
+      <w:r>
+        <w:rPr>
+          <w:b/>
+          <w:bCs/>
+          <w:lang w:val="en-US"/>
+        </w:rPr>
+        <w:t xml:space="preserve"> </w:t>
       </w:r>
     </w:p>
     <w:p>
@@ -7938,7 +9291,15 @@
           <w:bCs/>
           <w:lang w:val="en-US"/>
         </w:rPr>
-        <w:t xml:space="preserve">PM tạo kế hoạch sản xuất </w:t>
+        <w:t>QUẢN LÝ</w:t>
+      </w:r>
+      <w:r>
+        <w:rPr>
+          <w:b/>
+          <w:bCs/>
+          <w:lang w:val="en-US"/>
+        </w:rPr>
+        <w:t xml:space="preserve"> có thể nhận hoặc từ chối đơn hàng</w:t>
       </w:r>
     </w:p>
     <w:p>
@@ -7959,7 +9320,15 @@
           <w:bCs/>
           <w:lang w:val="en-US"/>
         </w:rPr>
-        <w:t xml:space="preserve">PM chia công đoạn / bộ phận </w:t>
+        <w:t>QUẢN LÝ</w:t>
+      </w:r>
+      <w:r>
+        <w:rPr>
+          <w:b/>
+          <w:bCs/>
+          <w:lang w:val="en-US"/>
+        </w:rPr>
+        <w:t xml:space="preserve"> tạo kế hoạch sản xuất </w:t>
       </w:r>
     </w:p>
     <w:p>
@@ -7980,7 +9349,60 @@
           <w:bCs/>
           <w:lang w:val="en-US"/>
         </w:rPr>
-        <w:t xml:space="preserve">PM phân công cho worker trong nhóm </w:t>
+        <w:t>QUẢN LÝ</w:t>
+      </w:r>
+      <w:r>
+        <w:rPr>
+          <w:b/>
+          <w:bCs/>
+          <w:lang w:val="en-US"/>
+        </w:rPr>
+        <w:t xml:space="preserve"> chia công đoạn / bộ phận </w:t>
+      </w:r>
+    </w:p>
+    <w:p>
+      <w:pPr>
+        <w:numPr>
+          <w:ilvl w:val="0"/>
+          <w:numId w:val="71"/>
+        </w:numPr>
+        <w:rPr>
+          <w:b/>
+          <w:bCs/>
+          <w:lang w:val="en-US"/>
+        </w:rPr>
+      </w:pPr>
+      <w:r>
+        <w:rPr>
+          <w:b/>
+          <w:bCs/>
+          <w:lang w:val="en-US"/>
+        </w:rPr>
+        <w:t>QUẢN LÝ</w:t>
+      </w:r>
+      <w:r>
+        <w:rPr>
+          <w:b/>
+          <w:bCs/>
+          <w:lang w:val="en-US"/>
+        </w:rPr>
+        <w:t xml:space="preserve"> phân công cho </w:t>
+      </w:r>
+      <w:r>
+        <w:rPr>
+          <w:b/>
+          <w:bCs/>
+          <w:lang w:val="en-US"/>
+        </w:rPr>
+        <w:t>thợ</w:t>
+      </w:r>
+      <w:r>
+        <w:rPr>
+          <w:b/>
+          <w:bCs/>
+          <w:lang w:val="en-US"/>
+        </w:rPr>
+        <w:t xml:space="preserve"> trong nhóm </w:t>
       </w:r>
     </w:p>
     <w:p>
@@ -8018,7 +9440,15 @@
           <w:bCs/>
           <w:lang w:val="en-US"/>
         </w:rPr>
-        <w:t xml:space="preserve">Worker nhận công việc </w:t>
+        <w:t>Thợ</w:t>
+      </w:r>
+      <w:r>
+        <w:rPr>
+          <w:b/>
+          <w:bCs/>
+          <w:lang w:val="en-US"/>
+        </w:rPr>
+        <w:t xml:space="preserve"> nhận công việc </w:t>
       </w:r>
     </w:p>
     <w:p>
@@ -8039,7 +9469,15 @@
           <w:bCs/>
           <w:lang w:val="en-US"/>
         </w:rPr>
-        <w:t xml:space="preserve">Worker thực hiện công đoạn </w:t>
+        <w:t>Thợ</w:t>
+      </w:r>
+      <w:r>
+        <w:rPr>
+          <w:b/>
+          <w:bCs/>
+          <w:lang w:val="en-US"/>
+        </w:rPr>
+        <w:t xml:space="preserve"> thực hiện công đoạn </w:t>
       </w:r>
     </w:p>
     <w:p>
@@ -8060,7 +9498,15 @@
           <w:bCs/>
           <w:lang w:val="en-US"/>
         </w:rPr>
-        <w:t xml:space="preserve">Worker cập nhật tiến độ </w:t>
+        <w:t>Thợ</w:t>
+      </w:r>
+      <w:r>
+        <w:rPr>
+          <w:b/>
+          <w:bCs/>
+          <w:lang w:val="en-US"/>
+        </w:rPr>
+        <w:t xml:space="preserve"> cập nhật tiến độ </w:t>
       </w:r>
     </w:p>
     <w:p>
@@ -8081,7 +9527,15 @@
           <w:bCs/>
           <w:lang w:val="en-US"/>
         </w:rPr>
-        <w:t xml:space="preserve">Worker khai báo số lượng hoàn thành </w:t>
+        <w:t>Thợ</w:t>
+      </w:r>
+      <w:r>
+        <w:rPr>
+          <w:b/>
+          <w:bCs/>
+          <w:lang w:val="en-US"/>
+        </w:rPr>
+        <w:t xml:space="preserve"> khai báo số lượng hoàn thành </w:t>
       </w:r>
     </w:p>
     <w:p>
@@ -8119,7 +9573,15 @@
           <w:bCs/>
           <w:lang w:val="en-US"/>
         </w:rPr>
-        <w:t xml:space="preserve">Worker tự khai báo kết quả chất lượng công đoạn </w:t>
+        <w:t>Thợ</w:t>
+      </w:r>
+      <w:r>
+        <w:rPr>
+          <w:b/>
+          <w:bCs/>
+          <w:lang w:val="en-US"/>
+        </w:rPr>
+        <w:t xml:space="preserve"> tự khai báo kết quả chất lượng công đoạn </w:t>
       </w:r>
     </w:p>
     <w:p>
@@ -8203,24 +9665,141 @@
           <w:bCs/>
           <w:lang w:val="en-US"/>
         </w:rPr>
-        <w:t xml:space="preserve">PM theo dõi và xử lý tiếp </w:t>
-      </w:r>
-    </w:p>
-    <w:p>
-      <w:pPr>
-        <w:rPr>
-          <w:b/>
-          <w:bCs/>
-          <w:lang w:val="en-US"/>
-        </w:rPr>
-      </w:pPr>
-      <w:r>
-        <w:rPr>
-          <w:b/>
-          <w:bCs/>
-          <w:lang w:val="en-US"/>
-        </w:rPr>
-        <w:t>Quy trình 5: Hoàn tất đơn hàng</w:t>
+        <w:t>QUẢN LÝ</w:t>
+      </w:r>
+      <w:r>
+        <w:rPr>
+          <w:b/>
+          <w:bCs/>
+          <w:lang w:val="en-US"/>
+        </w:rPr>
+        <w:t xml:space="preserve"> theo dõi và xử lý tiếp </w:t>
+      </w:r>
+    </w:p>
+    <w:p>
+      <w:pPr>
+        <w:rPr>
+          <w:b/>
+          <w:bCs/>
+          <w:lang w:val="en-US"/>
+        </w:rPr>
+      </w:pPr>
+      <w:r>
+        <w:rPr>
+          <w:b/>
+          <w:bCs/>
+          <w:lang w:val="en-US"/>
+        </w:rPr>
+        <w:t xml:space="preserve">Quy trình </w:t>
+      </w:r>
+      <w:r>
+        <w:rPr>
+          <w:b/>
+          <w:bCs/>
+          <w:lang w:val="en-US"/>
+        </w:rPr>
+        <w:t>5</w:t>
+      </w:r>
+      <w:r>
+        <w:rPr>
+          <w:b/>
+          <w:bCs/>
+          <w:lang w:val="en-US"/>
+        </w:rPr>
+        <w:t xml:space="preserve">: </w:t>
+      </w:r>
+      <w:r>
+        <w:rPr>
+          <w:b/>
+          <w:bCs/>
+          <w:lang w:val="en-US"/>
+        </w:rPr>
+        <w:t>Giao</w:t>
+      </w:r>
+      <w:r>
+        <w:rPr>
+          <w:b/>
+          <w:bCs/>
+          <w:lang w:val="en-US"/>
+        </w:rPr>
+        <w:t xml:space="preserve"> hàng</w:t>
+      </w:r>
+    </w:p>
+    <w:p>
+      <w:pPr>
+        <w:pStyle w:val="ListParagraph"/>
+        <w:numPr>
+          <w:ilvl w:val="0"/>
+          <w:numId w:val="76"/>
+        </w:numPr>
+        <w:rPr>
+          <w:b/>
+          <w:bCs/>
+          <w:lang w:val="en-US"/>
+        </w:rPr>
+      </w:pPr>
+      <w:r>
+        <w:rPr>
+          <w:b/>
+          <w:bCs/>
+          <w:lang w:val="en-US"/>
+        </w:rPr>
+        <w:t>Chủ xưởng nhập vào số lượng muốn giao và giao hàng</w:t>
+      </w:r>
+    </w:p>
+    <w:p>
+      <w:pPr>
+        <w:pStyle w:val="ListParagraph"/>
+        <w:numPr>
+          <w:ilvl w:val="0"/>
+          <w:numId w:val="76"/>
+        </w:numPr>
+        <w:rPr>
+          <w:b/>
+          <w:bCs/>
+          <w:lang w:val="en-US"/>
+        </w:rPr>
+      </w:pPr>
+      <w:r>
+        <w:rPr>
+          <w:b/>
+          <w:bCs/>
+          <w:lang w:val="en-US"/>
+        </w:rPr>
+        <w:t>Khách hàng sẽ kiểm tra lại thông tin và xác nhận nhận hàng</w:t>
+      </w:r>
+    </w:p>
+    <w:p>
+      <w:pPr>
+        <w:rPr>
+          <w:b/>
+          <w:bCs/>
+          <w:lang w:val="en-US"/>
+        </w:rPr>
+      </w:pPr>
+      <w:r>
+        <w:rPr>
+          <w:b/>
+          <w:bCs/>
+          <w:lang w:val="en-US"/>
+        </w:rPr>
+        <w:t xml:space="preserve">Quy trình </w:t>
+      </w:r>
+      <w:r>
+        <w:rPr>
+          <w:b/>
+          <w:bCs/>
+          <w:lang w:val="en-US"/>
+        </w:rPr>
+        <w:t>6</w:t>
+      </w:r>
+      <w:r>
+        <w:rPr>
+          <w:b/>
+          <w:bCs/>
+          <w:lang w:val="en-US"/>
+        </w:rPr>
+        <w:t>: Hoàn tất đơn hàng</w:t>
       </w:r>
     </w:p>
     <w:p>
@@ -8283,7 +9862,15 @@
           <w:bCs/>
           <w:lang w:val="en-US"/>
         </w:rPr>
-        <w:t xml:space="preserve">Customer nhận hàng </w:t>
+        <w:t>Khách hàng</w:t>
+      </w:r>
+      <w:r>
+        <w:rPr>
+          <w:b/>
+          <w:bCs/>
+          <w:lang w:val="en-US"/>
+        </w:rPr>
+        <w:t xml:space="preserve"> nhận hàng </w:t>
       </w:r>
     </w:p>
     <w:p>
@@ -8472,34 +10059,6 @@
         </w:rPr>
         <w:t xml:space="preserve">Hệ thống dễ mở rộng trong tương lai </w:t>
       </w:r>
-    </w:p>
-    <w:p>
-      <w:pPr>
-        <w:numPr>
-          <w:ilvl w:val="0"/>
-          <w:numId w:val="75"/>
-        </w:numPr>
-        <w:rPr>
-          <w:b/>
-          <w:bCs/>
-          <w:lang w:val="en-US"/>
-        </w:rPr>
-      </w:pPr>
-      <w:r>
-        <w:rPr>
-          <w:b/>
-          <w:bCs/>
-          <w:lang w:val="en-US"/>
-        </w:rPr>
-        <w:t>Có thể linh hoạt tùy chỉnh theo mô hình vận hành của từng xưởng may</w:t>
-      </w:r>
-    </w:p>
-    <w:p>
-      <w:pPr>
-        <w:rPr>
-          <w:lang w:val="en-US"/>
-        </w:rPr>
-      </w:pPr>
     </w:p>
     <w:p>
       <w:pPr>
@@ -12215,6 +13774,123 @@
     </w:lvl>
   </w:abstractNum>
   <w:abstractNum w:abstractNumId="26" w15:restartNumberingAfterBreak="0">
+    <w:nsid w:val="24311A0C"/>
+    <w:multiLevelType w:val="multilevel"/>
+    <w:tmpl w:val="EDF8DFFA"/>
+    <w:lvl w:ilvl="0">
+      <w:start w:val="1"/>
+      <w:numFmt w:val="decimal"/>
+      <w:lvlText w:val="%1."/>
+      <w:lvlJc w:val="left"/>
+      <w:pPr>
+        <w:tabs>
+          <w:tab w:val="num" w:pos="720"/>
+        </w:tabs>
+        <w:ind w:left="720" w:hanging="360"/>
+      </w:pPr>
+    </w:lvl>
+    <w:lvl w:ilvl="1">
+      <w:start w:val="1"/>
+      <w:numFmt w:val="bullet"/>
+      <w:lvlText w:val="o"/>
+      <w:lvlJc w:val="left"/>
+      <w:pPr>
+        <w:tabs>
+          <w:tab w:val="num" w:pos="1440"/>
+        </w:tabs>
+        <w:ind w:left="1440" w:hanging="360"/>
+      </w:pPr>
+      <w:rPr>
+        <w:rFonts w:ascii="Courier New" w:hAnsi="Courier New" w:hint="default"/>
+        <w:sz w:val="20"/>
+      </w:rPr>
+    </w:lvl>
+    <w:lvl w:ilvl="2" w:tentative="1">
+      <w:start w:val="1"/>
+      <w:numFmt w:val="decimal"/>
+      <w:lvlText w:val="%3."/>
+      <w:lvlJc w:val="left"/>
+      <w:pPr>
+        <w:tabs>
+          <w:tab w:val="num" w:pos="2160"/>
+        </w:tabs>
+        <w:ind w:left="2160" w:hanging="360"/>
+      </w:pPr>
+    </w:lvl>
+    <w:lvl w:ilvl="3" w:tentative="1">
+      <w:start w:val="1"/>
+      <w:numFmt w:val="decimal"/>
+      <w:lvlText w:val="%4."/>
+      <w:lvlJc w:val="left"/>
+      <w:pPr>
+        <w:tabs>
+          <w:tab w:val="num" w:pos="2880"/>
+        </w:tabs>
+        <w:ind w:left="2880" w:hanging="360"/>
+      </w:pPr>
+    </w:lvl>
+    <w:lvl w:ilvl="4" w:tentative="1">
+      <w:start w:val="1"/>
+      <w:numFmt w:val="decimal"/>
+      <w:lvlText w:val="%5."/>
+      <w:lvlJc w:val="left"/>
+      <w:pPr>
+        <w:tabs>
+          <w:tab w:val="num" w:pos="3600"/>
+        </w:tabs>
+        <w:ind w:left="3600" w:hanging="360"/>
+      </w:pPr>
+    </w:lvl>
+    <w:lvl w:ilvl="5" w:tentative="1">
+      <w:start w:val="1"/>
+      <w:numFmt w:val="decimal"/>
+      <w:lvlText w:val="%6."/>
+      <w:lvlJc w:val="left"/>
+      <w:pPr>
+        <w:tabs>
+          <w:tab w:val="num" w:pos="4320"/>
+        </w:tabs>
+        <w:ind w:left="4320" w:hanging="360"/>
+      </w:pPr>
+    </w:lvl>
+    <w:lvl w:ilvl="6" w:tentative="1">
+      <w:start w:val="1"/>
+      <w:numFmt w:val="decimal"/>
+      <w:lvlText w:val="%7."/>
+      <w:lvlJc w:val="left"/>
+      <w:pPr>
+        <w:tabs>
+          <w:tab w:val="num" w:pos="5040"/>
+        </w:tabs>
+        <w:ind w:left="5040" w:hanging="360"/>
+      </w:pPr>
+    </w:lvl>
+    <w:lvl w:ilvl="7" w:tentative="1">
+      <w:start w:val="1"/>
+      <w:numFmt w:val="decimal"/>
+      <w:lvlText w:val="%8."/>
+      <w:lvlJc w:val="left"/>
+      <w:pPr>
+        <w:tabs>
+          <w:tab w:val="num" w:pos="5760"/>
+        </w:tabs>
+        <w:ind w:left="5760" w:hanging="360"/>
+      </w:pPr>
+    </w:lvl>
+    <w:lvl w:ilvl="8" w:tentative="1">
+      <w:start w:val="1"/>
+      <w:numFmt w:val="decimal"/>
+      <w:lvlText w:val="%9."/>
+      <w:lvlJc w:val="left"/>
+      <w:pPr>
+        <w:tabs>
+          <w:tab w:val="num" w:pos="6480"/>
+        </w:tabs>
+        <w:ind w:left="6480" w:hanging="360"/>
+      </w:pPr>
+    </w:lvl>
+  </w:abstractNum>
+  <w:abstractNum w:abstractNumId="27" w15:restartNumberingAfterBreak="0">
     <w:nsid w:val="25821ACF"/>
     <w:multiLevelType w:val="multilevel"/>
     <w:tmpl w:val="70EA2A4C"/>
@@ -12363,7 +14039,7 @@
       </w:rPr>
     </w:lvl>
   </w:abstractNum>
-  <w:abstractNum w:abstractNumId="27" w15:restartNumberingAfterBreak="0">
+  <w:abstractNum w:abstractNumId="28" w15:restartNumberingAfterBreak="0">
     <w:nsid w:val="27F63AB2"/>
     <w:multiLevelType w:val="multilevel"/>
     <w:tmpl w:val="EDF8DFFA"/>
@@ -12480,7 +14156,7 @@
       </w:pPr>
     </w:lvl>
   </w:abstractNum>
-  <w:abstractNum w:abstractNumId="28" w15:restartNumberingAfterBreak="0">
+  <w:abstractNum w:abstractNumId="29" w15:restartNumberingAfterBreak="0">
     <w:nsid w:val="27FE6EA8"/>
     <w:multiLevelType w:val="multilevel"/>
     <w:tmpl w:val="F2DCA564"/>
@@ -12629,7 +14305,7 @@
       </w:rPr>
     </w:lvl>
   </w:abstractNum>
-  <w:abstractNum w:abstractNumId="29" w15:restartNumberingAfterBreak="0">
+  <w:abstractNum w:abstractNumId="30" w15:restartNumberingAfterBreak="0">
     <w:nsid w:val="28D52982"/>
     <w:multiLevelType w:val="multilevel"/>
     <w:tmpl w:val="5AA4B61E"/>
@@ -12778,7 +14454,7 @@
       </w:rPr>
     </w:lvl>
   </w:abstractNum>
-  <w:abstractNum w:abstractNumId="30" w15:restartNumberingAfterBreak="0">
+  <w:abstractNum w:abstractNumId="31" w15:restartNumberingAfterBreak="0">
     <w:nsid w:val="29F842F1"/>
     <w:multiLevelType w:val="multilevel"/>
     <w:tmpl w:val="D994AC10"/>
@@ -12927,7 +14603,7 @@
       </w:rPr>
     </w:lvl>
   </w:abstractNum>
-  <w:abstractNum w:abstractNumId="31" w15:restartNumberingAfterBreak="0">
+  <w:abstractNum w:abstractNumId="32" w15:restartNumberingAfterBreak="0">
     <w:nsid w:val="2A8E4FC4"/>
     <w:multiLevelType w:val="multilevel"/>
     <w:tmpl w:val="A72CD324"/>
@@ -13040,7 +14716,7 @@
       </w:rPr>
     </w:lvl>
   </w:abstractNum>
-  <w:abstractNum w:abstractNumId="32" w15:restartNumberingAfterBreak="0">
+  <w:abstractNum w:abstractNumId="33" w15:restartNumberingAfterBreak="0">
     <w:nsid w:val="2ABC336A"/>
     <w:multiLevelType w:val="multilevel"/>
     <w:tmpl w:val="28EC5794"/>
@@ -13189,7 +14865,7 @@
       </w:rPr>
     </w:lvl>
   </w:abstractNum>
-  <w:abstractNum w:abstractNumId="33" w15:restartNumberingAfterBreak="0">
+  <w:abstractNum w:abstractNumId="34" w15:restartNumberingAfterBreak="0">
     <w:nsid w:val="2B7F637B"/>
     <w:multiLevelType w:val="multilevel"/>
     <w:tmpl w:val="4F062C1E"/>
@@ -13302,7 +14978,7 @@
       </w:rPr>
     </w:lvl>
   </w:abstractNum>
-  <w:abstractNum w:abstractNumId="34" w15:restartNumberingAfterBreak="0">
+  <w:abstractNum w:abstractNumId="35" w15:restartNumberingAfterBreak="0">
     <w:nsid w:val="2C893055"/>
     <w:multiLevelType w:val="multilevel"/>
     <w:tmpl w:val="E70E8FE6"/>
@@ -13415,7 +15091,7 @@
       </w:rPr>
     </w:lvl>
   </w:abstractNum>
-  <w:abstractNum w:abstractNumId="35" w15:restartNumberingAfterBreak="0">
+  <w:abstractNum w:abstractNumId="36" w15:restartNumberingAfterBreak="0">
     <w:nsid w:val="2FB205C6"/>
     <w:multiLevelType w:val="multilevel"/>
     <w:tmpl w:val="7AF0CE4A"/>
@@ -13528,7 +15204,7 @@
       </w:pPr>
     </w:lvl>
   </w:abstractNum>
-  <w:abstractNum w:abstractNumId="36" w15:restartNumberingAfterBreak="0">
+  <w:abstractNum w:abstractNumId="37" w15:restartNumberingAfterBreak="0">
     <w:nsid w:val="303B7500"/>
     <w:multiLevelType w:val="multilevel"/>
     <w:tmpl w:val="B28C58D0"/>
@@ -13677,7 +15353,7 @@
       </w:rPr>
     </w:lvl>
   </w:abstractNum>
-  <w:abstractNum w:abstractNumId="37" w15:restartNumberingAfterBreak="0">
+  <w:abstractNum w:abstractNumId="38" w15:restartNumberingAfterBreak="0">
     <w:nsid w:val="33DF4097"/>
     <w:multiLevelType w:val="multilevel"/>
     <w:tmpl w:val="3A1CBEB8"/>
@@ -13790,7 +15466,7 @@
       </w:rPr>
     </w:lvl>
   </w:abstractNum>
-  <w:abstractNum w:abstractNumId="38" w15:restartNumberingAfterBreak="0">
+  <w:abstractNum w:abstractNumId="39" w15:restartNumberingAfterBreak="0">
     <w:nsid w:val="379C099A"/>
     <w:multiLevelType w:val="multilevel"/>
     <w:tmpl w:val="09A2E7FA"/>
@@ -13939,7 +15615,7 @@
       </w:rPr>
     </w:lvl>
   </w:abstractNum>
-  <w:abstractNum w:abstractNumId="39" w15:restartNumberingAfterBreak="0">
+  <w:abstractNum w:abstractNumId="40" w15:restartNumberingAfterBreak="0">
     <w:nsid w:val="3A1F041A"/>
     <w:multiLevelType w:val="multilevel"/>
     <w:tmpl w:val="064A87D4"/>
@@ -14088,7 +15764,7 @@
       </w:rPr>
     </w:lvl>
   </w:abstractNum>
-  <w:abstractNum w:abstractNumId="40" w15:restartNumberingAfterBreak="0">
+  <w:abstractNum w:abstractNumId="41" w15:restartNumberingAfterBreak="0">
     <w:nsid w:val="3F4C7F62"/>
     <w:multiLevelType w:val="multilevel"/>
     <w:tmpl w:val="58A04A64"/>
@@ -14237,7 +15913,7 @@
       </w:rPr>
     </w:lvl>
   </w:abstractNum>
-  <w:abstractNum w:abstractNumId="41" w15:restartNumberingAfterBreak="0">
+  <w:abstractNum w:abstractNumId="42" w15:restartNumberingAfterBreak="0">
     <w:nsid w:val="40B47AFF"/>
     <w:multiLevelType w:val="multilevel"/>
     <w:tmpl w:val="A8625F60"/>
@@ -14386,7 +16062,7 @@
       </w:rPr>
     </w:lvl>
   </w:abstractNum>
-  <w:abstractNum w:abstractNumId="42" w15:restartNumberingAfterBreak="0">
+  <w:abstractNum w:abstractNumId="43" w15:restartNumberingAfterBreak="0">
     <w:nsid w:val="43EE5313"/>
     <w:multiLevelType w:val="multilevel"/>
     <w:tmpl w:val="8ED4E080"/>
@@ -14499,7 +16175,7 @@
       </w:rPr>
     </w:lvl>
   </w:abstractNum>
-  <w:abstractNum w:abstractNumId="43" w15:restartNumberingAfterBreak="0">
+  <w:abstractNum w:abstractNumId="44" w15:restartNumberingAfterBreak="0">
     <w:nsid w:val="45476849"/>
     <w:multiLevelType w:val="multilevel"/>
     <w:tmpl w:val="29645AF2"/>
@@ -14648,7 +16324,7 @@
       </w:rPr>
     </w:lvl>
   </w:abstractNum>
-  <w:abstractNum w:abstractNumId="44" w15:restartNumberingAfterBreak="0">
+  <w:abstractNum w:abstractNumId="45" w15:restartNumberingAfterBreak="0">
     <w:nsid w:val="456576CE"/>
     <w:multiLevelType w:val="multilevel"/>
     <w:tmpl w:val="3918AC5A"/>
@@ -14797,7 +16473,7 @@
       </w:rPr>
     </w:lvl>
   </w:abstractNum>
-  <w:abstractNum w:abstractNumId="45" w15:restartNumberingAfterBreak="0">
+  <w:abstractNum w:abstractNumId="46" w15:restartNumberingAfterBreak="0">
     <w:nsid w:val="48145807"/>
     <w:multiLevelType w:val="multilevel"/>
     <w:tmpl w:val="AD4846E6"/>
@@ -14946,7 +16622,7 @@
       </w:rPr>
     </w:lvl>
   </w:abstractNum>
-  <w:abstractNum w:abstractNumId="46" w15:restartNumberingAfterBreak="0">
+  <w:abstractNum w:abstractNumId="47" w15:restartNumberingAfterBreak="0">
     <w:nsid w:val="48907FAD"/>
     <w:multiLevelType w:val="multilevel"/>
     <w:tmpl w:val="D32A9D08"/>
@@ -15059,7 +16735,7 @@
       </w:rPr>
     </w:lvl>
   </w:abstractNum>
-  <w:abstractNum w:abstractNumId="47" w15:restartNumberingAfterBreak="0">
+  <w:abstractNum w:abstractNumId="48" w15:restartNumberingAfterBreak="0">
     <w:nsid w:val="494060E0"/>
     <w:multiLevelType w:val="multilevel"/>
     <w:tmpl w:val="5B5E92BE"/>
@@ -15208,7 +16884,7 @@
       </w:rPr>
     </w:lvl>
   </w:abstractNum>
-  <w:abstractNum w:abstractNumId="48" w15:restartNumberingAfterBreak="0">
+  <w:abstractNum w:abstractNumId="49" w15:restartNumberingAfterBreak="0">
     <w:nsid w:val="494A66B4"/>
     <w:multiLevelType w:val="multilevel"/>
     <w:tmpl w:val="CCA6914C"/>
@@ -15357,7 +17033,7 @@
       </w:rPr>
     </w:lvl>
   </w:abstractNum>
-  <w:abstractNum w:abstractNumId="49" w15:restartNumberingAfterBreak="0">
+  <w:abstractNum w:abstractNumId="50" w15:restartNumberingAfterBreak="0">
     <w:nsid w:val="4A1D0F23"/>
     <w:multiLevelType w:val="multilevel"/>
     <w:tmpl w:val="E4588DC0"/>
@@ -15470,7 +17146,7 @@
       </w:rPr>
     </w:lvl>
   </w:abstractNum>
-  <w:abstractNum w:abstractNumId="50" w15:restartNumberingAfterBreak="0">
+  <w:abstractNum w:abstractNumId="51" w15:restartNumberingAfterBreak="0">
     <w:nsid w:val="4A9B67C8"/>
     <w:multiLevelType w:val="multilevel"/>
     <w:tmpl w:val="61BE15C8"/>
@@ -15619,7 +17295,7 @@
       </w:rPr>
     </w:lvl>
   </w:abstractNum>
-  <w:abstractNum w:abstractNumId="51" w15:restartNumberingAfterBreak="0">
+  <w:abstractNum w:abstractNumId="52" w15:restartNumberingAfterBreak="0">
     <w:nsid w:val="4BDD1F1A"/>
     <w:multiLevelType w:val="multilevel"/>
     <w:tmpl w:val="E64819A0"/>
@@ -15768,7 +17444,7 @@
       </w:rPr>
     </w:lvl>
   </w:abstractNum>
-  <w:abstractNum w:abstractNumId="52" w15:restartNumberingAfterBreak="0">
+  <w:abstractNum w:abstractNumId="53" w15:restartNumberingAfterBreak="0">
     <w:nsid w:val="4C8A10F4"/>
     <w:multiLevelType w:val="multilevel"/>
     <w:tmpl w:val="30A82D08"/>
@@ -15881,7 +17557,7 @@
       </w:rPr>
     </w:lvl>
   </w:abstractNum>
-  <w:abstractNum w:abstractNumId="53" w15:restartNumberingAfterBreak="0">
+  <w:abstractNum w:abstractNumId="54" w15:restartNumberingAfterBreak="0">
     <w:nsid w:val="4E585B17"/>
     <w:multiLevelType w:val="multilevel"/>
     <w:tmpl w:val="A53A13D4"/>
@@ -15994,7 +17670,7 @@
       </w:pPr>
     </w:lvl>
   </w:abstractNum>
-  <w:abstractNum w:abstractNumId="54" w15:restartNumberingAfterBreak="0">
+  <w:abstractNum w:abstractNumId="55" w15:restartNumberingAfterBreak="0">
     <w:nsid w:val="50870D35"/>
     <w:multiLevelType w:val="multilevel"/>
     <w:tmpl w:val="DB46A4E2"/>
@@ -16143,7 +17819,7 @@
       </w:rPr>
     </w:lvl>
   </w:abstractNum>
-  <w:abstractNum w:abstractNumId="55" w15:restartNumberingAfterBreak="0">
+  <w:abstractNum w:abstractNumId="56" w15:restartNumberingAfterBreak="0">
     <w:nsid w:val="53E83C16"/>
     <w:multiLevelType w:val="multilevel"/>
     <w:tmpl w:val="C872482E"/>
@@ -16292,7 +17968,7 @@
       </w:rPr>
     </w:lvl>
   </w:abstractNum>
-  <w:abstractNum w:abstractNumId="56" w15:restartNumberingAfterBreak="0">
+  <w:abstractNum w:abstractNumId="57" w15:restartNumberingAfterBreak="0">
     <w:nsid w:val="571B7899"/>
     <w:multiLevelType w:val="multilevel"/>
     <w:tmpl w:val="A8C2C682"/>
@@ -16441,7 +18117,7 @@
       </w:rPr>
     </w:lvl>
   </w:abstractNum>
-  <w:abstractNum w:abstractNumId="57" w15:restartNumberingAfterBreak="0">
+  <w:abstractNum w:abstractNumId="58" w15:restartNumberingAfterBreak="0">
     <w:nsid w:val="59171D4C"/>
     <w:multiLevelType w:val="multilevel"/>
     <w:tmpl w:val="2CD8B47E"/>
@@ -16590,7 +18266,7 @@
       </w:rPr>
     </w:lvl>
   </w:abstractNum>
-  <w:abstractNum w:abstractNumId="58" w15:restartNumberingAfterBreak="0">
+  <w:abstractNum w:abstractNumId="59" w15:restartNumberingAfterBreak="0">
     <w:nsid w:val="64514581"/>
     <w:multiLevelType w:val="multilevel"/>
     <w:tmpl w:val="2BA0EBAA"/>
@@ -16739,7 +18415,7 @@
       </w:rPr>
     </w:lvl>
   </w:abstractNum>
-  <w:abstractNum w:abstractNumId="59" w15:restartNumberingAfterBreak="0">
+  <w:abstractNum w:abstractNumId="60" w15:restartNumberingAfterBreak="0">
     <w:nsid w:val="65EC68BC"/>
     <w:multiLevelType w:val="multilevel"/>
     <w:tmpl w:val="9C447C2C"/>
@@ -16888,7 +18564,7 @@
       </w:rPr>
     </w:lvl>
   </w:abstractNum>
-  <w:abstractNum w:abstractNumId="60" w15:restartNumberingAfterBreak="0">
+  <w:abstractNum w:abstractNumId="61" w15:restartNumberingAfterBreak="0">
     <w:nsid w:val="684C773E"/>
     <w:multiLevelType w:val="multilevel"/>
     <w:tmpl w:val="BCE2A360"/>
@@ -17037,7 +18713,7 @@
       </w:rPr>
     </w:lvl>
   </w:abstractNum>
-  <w:abstractNum w:abstractNumId="61" w15:restartNumberingAfterBreak="0">
+  <w:abstractNum w:abstractNumId="62" w15:restartNumberingAfterBreak="0">
     <w:nsid w:val="69407CFB"/>
     <w:multiLevelType w:val="multilevel"/>
     <w:tmpl w:val="07688B28"/>
@@ -17186,7 +18862,7 @@
       </w:rPr>
     </w:lvl>
   </w:abstractNum>
-  <w:abstractNum w:abstractNumId="62" w15:restartNumberingAfterBreak="0">
+  <w:abstractNum w:abstractNumId="63" w15:restartNumberingAfterBreak="0">
     <w:nsid w:val="6B6E3926"/>
     <w:multiLevelType w:val="multilevel"/>
     <w:tmpl w:val="59A231C0"/>
@@ -17335,7 +19011,7 @@
       </w:rPr>
     </w:lvl>
   </w:abstractNum>
-  <w:abstractNum w:abstractNumId="63" w15:restartNumberingAfterBreak="0">
+  <w:abstractNum w:abstractNumId="64" w15:restartNumberingAfterBreak="0">
     <w:nsid w:val="6BA6137E"/>
     <w:multiLevelType w:val="multilevel"/>
     <w:tmpl w:val="E2B4D904"/>
@@ -17452,7 +19128,7 @@
       </w:pPr>
     </w:lvl>
   </w:abstractNum>
-  <w:abstractNum w:abstractNumId="64" w15:restartNumberingAfterBreak="0">
+  <w:abstractNum w:abstractNumId="65" w15:restartNumberingAfterBreak="0">
     <w:nsid w:val="6C565B85"/>
     <w:multiLevelType w:val="multilevel"/>
     <w:tmpl w:val="827EB818"/>
@@ -17565,7 +19241,7 @@
       </w:rPr>
     </w:lvl>
   </w:abstractNum>
-  <w:abstractNum w:abstractNumId="65" w15:restartNumberingAfterBreak="0">
+  <w:abstractNum w:abstractNumId="66" w15:restartNumberingAfterBreak="0">
     <w:nsid w:val="6D1623C6"/>
     <w:multiLevelType w:val="multilevel"/>
     <w:tmpl w:val="5038F080"/>
@@ -17714,7 +19390,7 @@
       </w:rPr>
     </w:lvl>
   </w:abstractNum>
-  <w:abstractNum w:abstractNumId="66" w15:restartNumberingAfterBreak="0">
+  <w:abstractNum w:abstractNumId="67" w15:restartNumberingAfterBreak="0">
     <w:nsid w:val="6E55009A"/>
     <w:multiLevelType w:val="multilevel"/>
     <w:tmpl w:val="822AF026"/>
@@ -17827,7 +19503,7 @@
       </w:pPr>
     </w:lvl>
   </w:abstractNum>
-  <w:abstractNum w:abstractNumId="67" w15:restartNumberingAfterBreak="0">
+  <w:abstractNum w:abstractNumId="68" w15:restartNumberingAfterBreak="0">
     <w:nsid w:val="71CD220D"/>
     <w:multiLevelType w:val="multilevel"/>
     <w:tmpl w:val="FE72F9F2"/>
@@ -17976,7 +19652,7 @@
       </w:rPr>
     </w:lvl>
   </w:abstractNum>
-  <w:abstractNum w:abstractNumId="68" w15:restartNumberingAfterBreak="0">
+  <w:abstractNum w:abstractNumId="69" w15:restartNumberingAfterBreak="0">
     <w:nsid w:val="745F3E4E"/>
     <w:multiLevelType w:val="multilevel"/>
     <w:tmpl w:val="EE444AC8"/>
@@ -18125,7 +19801,7 @@
       </w:rPr>
     </w:lvl>
   </w:abstractNum>
-  <w:abstractNum w:abstractNumId="69" w15:restartNumberingAfterBreak="0">
+  <w:abstractNum w:abstractNumId="70" w15:restartNumberingAfterBreak="0">
     <w:nsid w:val="76AF68F7"/>
     <w:multiLevelType w:val="multilevel"/>
     <w:tmpl w:val="4C26DF8C"/>
@@ -18238,7 +19914,7 @@
       </w:rPr>
     </w:lvl>
   </w:abstractNum>
-  <w:abstractNum w:abstractNumId="70" w15:restartNumberingAfterBreak="0">
+  <w:abstractNum w:abstractNumId="71" w15:restartNumberingAfterBreak="0">
     <w:nsid w:val="78552814"/>
     <w:multiLevelType w:val="multilevel"/>
     <w:tmpl w:val="9E1ABC8A"/>
@@ -18387,7 +20063,7 @@
       </w:rPr>
     </w:lvl>
   </w:abstractNum>
-  <w:abstractNum w:abstractNumId="71" w15:restartNumberingAfterBreak="0">
+  <w:abstractNum w:abstractNumId="72" w15:restartNumberingAfterBreak="0">
     <w:nsid w:val="7C7A3780"/>
     <w:multiLevelType w:val="multilevel"/>
     <w:tmpl w:val="BB006736"/>
@@ -18536,7 +20212,7 @@
       </w:rPr>
     </w:lvl>
   </w:abstractNum>
-  <w:abstractNum w:abstractNumId="72" w15:restartNumberingAfterBreak="0">
+  <w:abstractNum w:abstractNumId="73" w15:restartNumberingAfterBreak="0">
     <w:nsid w:val="7D2C51A5"/>
     <w:multiLevelType w:val="multilevel"/>
     <w:tmpl w:val="F50EC402"/>
@@ -18685,7 +20361,7 @@
       </w:rPr>
     </w:lvl>
   </w:abstractNum>
-  <w:abstractNum w:abstractNumId="73" w15:restartNumberingAfterBreak="0">
+  <w:abstractNum w:abstractNumId="74" w15:restartNumberingAfterBreak="0">
     <w:nsid w:val="7D6C5CC2"/>
     <w:multiLevelType w:val="multilevel"/>
     <w:tmpl w:val="92B6BB7A"/>
@@ -18834,7 +20510,7 @@
       </w:rPr>
     </w:lvl>
   </w:abstractNum>
-  <w:abstractNum w:abstractNumId="74" w15:restartNumberingAfterBreak="0">
+  <w:abstractNum w:abstractNumId="75" w15:restartNumberingAfterBreak="0">
     <w:nsid w:val="7E8D4199"/>
     <w:multiLevelType w:val="multilevel"/>
     <w:tmpl w:val="79E48BF2"/>
@@ -18984,10 +20660,10 @@
     </w:lvl>
   </w:abstractNum>
   <w:num w:numId="1" w16cid:durableId="994525658">
-    <w:abstractNumId w:val="34"/>
+    <w:abstractNumId w:val="35"/>
   </w:num>
   <w:num w:numId="2" w16cid:durableId="661079988">
-    <w:abstractNumId w:val="33"/>
+    <w:abstractNumId w:val="34"/>
   </w:num>
   <w:num w:numId="3" w16cid:durableId="1449930652">
     <w:abstractNumId w:val="4"/>
@@ -18999,94 +20675,94 @@
     <w:abstractNumId w:val="12"/>
   </w:num>
   <w:num w:numId="6" w16cid:durableId="1219517396">
-    <w:abstractNumId w:val="69"/>
+    <w:abstractNumId w:val="70"/>
   </w:num>
   <w:num w:numId="7" w16cid:durableId="995454924">
-    <w:abstractNumId w:val="31"/>
+    <w:abstractNumId w:val="32"/>
   </w:num>
   <w:num w:numId="8" w16cid:durableId="705720603">
     <w:abstractNumId w:val="10"/>
   </w:num>
   <w:num w:numId="9" w16cid:durableId="1303583884">
-    <w:abstractNumId w:val="42"/>
+    <w:abstractNumId w:val="43"/>
   </w:num>
   <w:num w:numId="10" w16cid:durableId="692538524">
-    <w:abstractNumId w:val="49"/>
+    <w:abstractNumId w:val="50"/>
   </w:num>
   <w:num w:numId="11" w16cid:durableId="907301158">
     <w:abstractNumId w:val="23"/>
   </w:num>
   <w:num w:numId="12" w16cid:durableId="753473914">
-    <w:abstractNumId w:val="46"/>
+    <w:abstractNumId w:val="47"/>
   </w:num>
   <w:num w:numId="13" w16cid:durableId="1057974470">
-    <w:abstractNumId w:val="37"/>
+    <w:abstractNumId w:val="38"/>
   </w:num>
   <w:num w:numId="14" w16cid:durableId="1062482661">
-    <w:abstractNumId w:val="52"/>
+    <w:abstractNumId w:val="53"/>
   </w:num>
   <w:num w:numId="15" w16cid:durableId="312639079">
-    <w:abstractNumId w:val="64"/>
+    <w:abstractNumId w:val="65"/>
   </w:num>
   <w:num w:numId="16" w16cid:durableId="542913588">
     <w:abstractNumId w:val="19"/>
   </w:num>
   <w:num w:numId="17" w16cid:durableId="1490512689">
-    <w:abstractNumId w:val="70"/>
+    <w:abstractNumId w:val="71"/>
   </w:num>
   <w:num w:numId="18" w16cid:durableId="827747843">
     <w:abstractNumId w:val="7"/>
   </w:num>
   <w:num w:numId="19" w16cid:durableId="1320160183">
-    <w:abstractNumId w:val="36"/>
+    <w:abstractNumId w:val="37"/>
   </w:num>
   <w:num w:numId="20" w16cid:durableId="392971765">
-    <w:abstractNumId w:val="29"/>
+    <w:abstractNumId w:val="30"/>
   </w:num>
   <w:num w:numId="21" w16cid:durableId="847256306">
-    <w:abstractNumId w:val="74"/>
+    <w:abstractNumId w:val="75"/>
   </w:num>
   <w:num w:numId="22" w16cid:durableId="302319946">
-    <w:abstractNumId w:val="61"/>
+    <w:abstractNumId w:val="62"/>
   </w:num>
   <w:num w:numId="23" w16cid:durableId="1309165349">
     <w:abstractNumId w:val="9"/>
   </w:num>
   <w:num w:numId="24" w16cid:durableId="170148104">
-    <w:abstractNumId w:val="71"/>
+    <w:abstractNumId w:val="72"/>
   </w:num>
   <w:num w:numId="25" w16cid:durableId="471949727">
     <w:abstractNumId w:val="20"/>
   </w:num>
   <w:num w:numId="26" w16cid:durableId="1024401006">
-    <w:abstractNumId w:val="58"/>
+    <w:abstractNumId w:val="59"/>
   </w:num>
   <w:num w:numId="27" w16cid:durableId="1410812230">
     <w:abstractNumId w:val="14"/>
   </w:num>
   <w:num w:numId="28" w16cid:durableId="803696216">
-    <w:abstractNumId w:val="43"/>
+    <w:abstractNumId w:val="44"/>
   </w:num>
   <w:num w:numId="29" w16cid:durableId="143744364">
-    <w:abstractNumId w:val="72"/>
+    <w:abstractNumId w:val="73"/>
   </w:num>
   <w:num w:numId="30" w16cid:durableId="2029333468">
-    <w:abstractNumId w:val="47"/>
+    <w:abstractNumId w:val="48"/>
   </w:num>
   <w:num w:numId="31" w16cid:durableId="1867524675">
-    <w:abstractNumId w:val="50"/>
+    <w:abstractNumId w:val="51"/>
   </w:num>
   <w:num w:numId="32" w16cid:durableId="1212307973">
     <w:abstractNumId w:val="2"/>
   </w:num>
   <w:num w:numId="33" w16cid:durableId="1071584468">
-    <w:abstractNumId w:val="51"/>
+    <w:abstractNumId w:val="52"/>
   </w:num>
   <w:num w:numId="34" w16cid:durableId="824317127">
-    <w:abstractNumId w:val="45"/>
+    <w:abstractNumId w:val="46"/>
   </w:num>
   <w:num w:numId="35" w16cid:durableId="956833176">
-    <w:abstractNumId w:val="41"/>
+    <w:abstractNumId w:val="42"/>
   </w:num>
   <w:num w:numId="36" w16cid:durableId="1318457251">
     <w:abstractNumId w:val="0"/>
@@ -19098,28 +20774,28 @@
     <w:abstractNumId w:val="25"/>
   </w:num>
   <w:num w:numId="39" w16cid:durableId="2004235053">
-    <w:abstractNumId w:val="65"/>
+    <w:abstractNumId w:val="66"/>
   </w:num>
   <w:num w:numId="40" w16cid:durableId="1428577485">
     <w:abstractNumId w:val="8"/>
   </w:num>
   <w:num w:numId="41" w16cid:durableId="23793349">
+    <w:abstractNumId w:val="61"/>
+  </w:num>
+  <w:num w:numId="42" w16cid:durableId="1362318540">
+    <w:abstractNumId w:val="45"/>
+  </w:num>
+  <w:num w:numId="43" w16cid:durableId="290013574">
     <w:abstractNumId w:val="60"/>
   </w:num>
-  <w:num w:numId="42" w16cid:durableId="1362318540">
-    <w:abstractNumId w:val="44"/>
-  </w:num>
-  <w:num w:numId="43" w16cid:durableId="290013574">
-    <w:abstractNumId w:val="59"/>
-  </w:num>
   <w:num w:numId="44" w16cid:durableId="2142575462">
-    <w:abstractNumId w:val="62"/>
+    <w:abstractNumId w:val="63"/>
   </w:num>
   <w:num w:numId="45" w16cid:durableId="1694529124">
-    <w:abstractNumId w:val="57"/>
+    <w:abstractNumId w:val="58"/>
   </w:num>
   <w:num w:numId="46" w16cid:durableId="259415719">
-    <w:abstractNumId w:val="26"/>
+    <w:abstractNumId w:val="27"/>
   </w:num>
   <w:num w:numId="47" w16cid:durableId="439566346">
     <w:abstractNumId w:val="1"/>
@@ -19128,25 +20804,25 @@
     <w:abstractNumId w:val="17"/>
   </w:num>
   <w:num w:numId="49" w16cid:durableId="1772578503">
-    <w:abstractNumId w:val="73"/>
+    <w:abstractNumId w:val="74"/>
   </w:num>
   <w:num w:numId="50" w16cid:durableId="744499467">
-    <w:abstractNumId w:val="30"/>
+    <w:abstractNumId w:val="31"/>
   </w:num>
   <w:num w:numId="51" w16cid:durableId="1996180297">
-    <w:abstractNumId w:val="38"/>
+    <w:abstractNumId w:val="39"/>
   </w:num>
   <w:num w:numId="52" w16cid:durableId="685060754">
-    <w:abstractNumId w:val="68"/>
+    <w:abstractNumId w:val="69"/>
   </w:num>
   <w:num w:numId="53" w16cid:durableId="1321350952">
-    <w:abstractNumId w:val="48"/>
+    <w:abstractNumId w:val="49"/>
   </w:num>
   <w:num w:numId="54" w16cid:durableId="1350133275">
-    <w:abstractNumId w:val="28"/>
+    <w:abstractNumId w:val="29"/>
   </w:num>
   <w:num w:numId="55" w16cid:durableId="122385655">
-    <w:abstractNumId w:val="56"/>
+    <w:abstractNumId w:val="57"/>
   </w:num>
   <w:num w:numId="56" w16cid:durableId="392390950">
     <w:abstractNumId w:val="6"/>
@@ -19155,7 +20831,7 @@
     <w:abstractNumId w:val="24"/>
   </w:num>
   <w:num w:numId="58" w16cid:durableId="834145587">
-    <w:abstractNumId w:val="39"/>
+    <w:abstractNumId w:val="40"/>
   </w:num>
   <w:num w:numId="59" w16cid:durableId="1101995760">
     <w:abstractNumId w:val="22"/>
@@ -19164,10 +20840,10 @@
     <w:abstractNumId w:val="18"/>
   </w:num>
   <w:num w:numId="61" w16cid:durableId="628827274">
-    <w:abstractNumId w:val="32"/>
+    <w:abstractNumId w:val="33"/>
   </w:num>
   <w:num w:numId="62" w16cid:durableId="896010203">
-    <w:abstractNumId w:val="67"/>
+    <w:abstractNumId w:val="68"/>
   </w:num>
   <w:num w:numId="63" w16cid:durableId="698045502">
     <w:abstractNumId w:val="11"/>
@@ -19176,7 +20852,7 @@
     <w:abstractNumId w:val="21"/>
   </w:num>
   <w:num w:numId="65" w16cid:durableId="996299981">
-    <w:abstractNumId w:val="55"/>
+    <w:abstractNumId w:val="56"/>
   </w:num>
   <w:num w:numId="66" w16cid:durableId="1439715429">
     <w:abstractNumId w:val="16"/>
@@ -19185,28 +20861,31 @@
     <w:abstractNumId w:val="3"/>
   </w:num>
   <w:num w:numId="68" w16cid:durableId="227965087">
+    <w:abstractNumId w:val="55"/>
+  </w:num>
+  <w:num w:numId="69" w16cid:durableId="511452758">
+    <w:abstractNumId w:val="41"/>
+  </w:num>
+  <w:num w:numId="70" w16cid:durableId="367068301">
+    <w:abstractNumId w:val="64"/>
+  </w:num>
+  <w:num w:numId="71" w16cid:durableId="76758562">
     <w:abstractNumId w:val="54"/>
   </w:num>
-  <w:num w:numId="69" w16cid:durableId="511452758">
-    <w:abstractNumId w:val="40"/>
-  </w:num>
-  <w:num w:numId="70" w16cid:durableId="367068301">
-    <w:abstractNumId w:val="63"/>
-  </w:num>
-  <w:num w:numId="71" w16cid:durableId="76758562">
-    <w:abstractNumId w:val="53"/>
-  </w:num>
   <w:num w:numId="72" w16cid:durableId="887183606">
-    <w:abstractNumId w:val="66"/>
+    <w:abstractNumId w:val="67"/>
   </w:num>
   <w:num w:numId="73" w16cid:durableId="160237689">
-    <w:abstractNumId w:val="27"/>
+    <w:abstractNumId w:val="28"/>
   </w:num>
   <w:num w:numId="74" w16cid:durableId="829977434">
-    <w:abstractNumId w:val="35"/>
+    <w:abstractNumId w:val="36"/>
   </w:num>
   <w:num w:numId="75" w16cid:durableId="1568104427">
     <w:abstractNumId w:val="5"/>
+  </w:num>
+  <w:num w:numId="76" w16cid:durableId="804783354">
+    <w:abstractNumId w:val="26"/>
   </w:num>
 </w:numbering>
 </file>
@@ -19609,6 +21288,7 @@
   <w:style w:type="paragraph" w:default="1" w:styleId="Normal">
     <w:name w:val="Normal"/>
     <w:qFormat/>
+    <w:rsid w:val="005B3C7E"/>
   </w:style>
   <w:style w:type="paragraph" w:styleId="Heading1">
     <w:name w:val="heading 1"/>

--- a/GMPS.API/Data/ChatContext.docx
+++ b/GMPS.API/Data/ChatContext.docx
@@ -66,7 +66,7 @@
           <w:bCs/>
           <w:lang w:val="en-US"/>
         </w:rPr>
-        <w:t>QUẢN LÝ</w:t>
+        <w:t>PM</w:t>
       </w:r>
       <w:r>
         <w:rPr>

--- a/GMPS.API/Data/ChatContext.docx
+++ b/GMPS.API/Data/ChatContext.docx
@@ -58,7 +58,23 @@
           <w:bCs/>
           <w:lang w:val="en-US"/>
         </w:rPr>
-        <w:t>GPMS</w:t>
+        <w:t>G</w:t>
+      </w:r>
+      <w:r>
+        <w:rPr>
+          <w:b/>
+          <w:bCs/>
+          <w:lang w:val="en-US"/>
+        </w:rPr>
+        <w:t>PM</w:t>
+      </w:r>
+      <w:r>
+        <w:rPr>
+          <w:b/>
+          <w:bCs/>
+          <w:lang w:val="en-US"/>
+        </w:rPr>
+        <w:t>S</w:t>
       </w:r>
       <w:r>
         <w:rPr>
@@ -114,6 +130,14 @@
           <w:lang w:val="en-US"/>
         </w:rPr>
         <w:t xml:space="preserve">Chủ xưởng may gia công tại nhà / xưởng may nhỏ </w:t>
+      </w:r>
+      <w:r>
+        <w:rPr>
+          <w:b/>
+          <w:bCs/>
+          <w:lang w:val="en-US"/>
+        </w:rPr>
+        <w:t>- trung bình</w:t>
       </w:r>
     </w:p>
     <w:p>
@@ -990,7 +1014,23 @@
           <w:bCs/>
           <w:lang w:val="en-US"/>
         </w:rPr>
-        <w:t xml:space="preserve">Theo dõi tiến độ làm việc của worker </w:t>
+        <w:t xml:space="preserve">Theo dõi tiến độ làm việc của </w:t>
+      </w:r>
+      <w:r>
+        <w:rPr>
+          <w:b/>
+          <w:bCs/>
+          <w:lang w:val="en-US"/>
+        </w:rPr>
+        <w:t>thợ</w:t>
+      </w:r>
+      <w:r>
+        <w:rPr>
+          <w:b/>
+          <w:bCs/>
+          <w:lang w:val="en-US"/>
+        </w:rPr>
+        <w:t xml:space="preserve"> </w:t>
       </w:r>
     </w:p>
     <w:p>
@@ -1223,8 +1263,8 @@
         <w:tblLook w:val="04A0" w:firstRow="1" w:lastRow="0" w:firstColumn="1" w:lastColumn="0" w:noHBand="0" w:noVBand="1"/>
       </w:tblPr>
       <w:tblGrid>
-        <w:gridCol w:w="2202"/>
-        <w:gridCol w:w="6827"/>
+        <w:gridCol w:w="2021"/>
+        <w:gridCol w:w="7008"/>
       </w:tblGrid>
       <w:tr>
         <w:trPr>
@@ -1304,7 +1344,7 @@
                 <w:bCs/>
                 <w:lang w:val="en-US"/>
               </w:rPr>
-              <w:t>Customer</w:t>
+              <w:t>Khách hàng</w:t>
             </w:r>
           </w:p>
         </w:tc>
@@ -1357,7 +1397,7 @@
                 <w:bCs/>
                 <w:lang w:val="en-US"/>
               </w:rPr>
-              <w:t>Owner</w:t>
+              <w:t>Chủ xưởng</w:t>
             </w:r>
           </w:p>
         </w:tc>
@@ -1410,7 +1450,31 @@
                 <w:bCs/>
                 <w:lang w:val="en-US"/>
               </w:rPr>
-              <w:t>Project Manager (PM)</w:t>
+              <w:t>Quản lý</w:t>
+            </w:r>
+            <w:r>
+              <w:rPr>
+                <w:b/>
+                <w:bCs/>
+                <w:lang w:val="en-US"/>
+              </w:rPr>
+              <w:t xml:space="preserve"> (</w:t>
+            </w:r>
+            <w:r>
+              <w:rPr>
+                <w:b/>
+                <w:bCs/>
+                <w:lang w:val="en-US"/>
+              </w:rPr>
+              <w:t>QUẢN LÝ</w:t>
+            </w:r>
+            <w:r>
+              <w:rPr>
+                <w:b/>
+                <w:bCs/>
+                <w:lang w:val="en-US"/>
+              </w:rPr>
+              <w:t>)</w:t>
             </w:r>
           </w:p>
         </w:tc>
@@ -1434,7 +1498,23 @@
                 <w:bCs/>
                 <w:lang w:val="en-US"/>
               </w:rPr>
-              <w:t>Quản lý một nhóm worker, lập kế hoạch sản xuất và phân công công việc</w:t>
+              <w:t xml:space="preserve">Quản lý một nhóm </w:t>
+            </w:r>
+            <w:r>
+              <w:rPr>
+                <w:b/>
+                <w:bCs/>
+                <w:lang w:val="en-US"/>
+              </w:rPr>
+              <w:t>thợ</w:t>
+            </w:r>
+            <w:r>
+              <w:rPr>
+                <w:b/>
+                <w:bCs/>
+                <w:lang w:val="en-US"/>
+              </w:rPr>
+              <w:t>, lập kế hoạch sản xuất và phân công công việc</w:t>
             </w:r>
           </w:p>
         </w:tc>
@@ -1463,7 +1543,7 @@
                 <w:bCs/>
                 <w:lang w:val="en-US"/>
               </w:rPr>
-              <w:t>Worker</w:t>
+              <w:t>Thợ</w:t>
             </w:r>
             <w:r>
               <w:rPr>
@@ -1587,32 +1667,48 @@
           <w:bCs/>
           <w:lang w:val="en-US"/>
         </w:rPr>
-        <w:t>2.1. Project Manager (PM)</w:t>
-      </w:r>
-      <w:r>
-        <w:rPr>
-          <w:b/>
-          <w:bCs/>
-          <w:lang w:val="en-US"/>
-        </w:rPr>
-        <w:t xml:space="preserve"> (Quản lý)</w:t>
-      </w:r>
-    </w:p>
-    <w:p>
-      <w:pPr>
-        <w:rPr>
-          <w:b/>
-          <w:bCs/>
-          <w:lang w:val="en-US"/>
-        </w:rPr>
-      </w:pPr>
-      <w:r>
-        <w:rPr>
-          <w:b/>
-          <w:bCs/>
-          <w:lang w:val="en-US"/>
-        </w:rPr>
-        <w:t>PM có trách nhiệm:</w:t>
+        <w:t xml:space="preserve">2.1. </w:t>
+      </w:r>
+      <w:r>
+        <w:rPr>
+          <w:b/>
+          <w:bCs/>
+          <w:lang w:val="en-US"/>
+        </w:rPr>
+        <w:t>Quản lý</w:t>
+      </w:r>
+      <w:r>
+        <w:rPr>
+          <w:b/>
+          <w:bCs/>
+          <w:lang w:val="en-US"/>
+        </w:rPr>
+        <w:t xml:space="preserve"> </w:t>
+      </w:r>
+    </w:p>
+    <w:p>
+      <w:pPr>
+        <w:rPr>
+          <w:b/>
+          <w:bCs/>
+          <w:lang w:val="en-US"/>
+        </w:rPr>
+      </w:pPr>
+      <w:r>
+        <w:rPr>
+          <w:b/>
+          <w:bCs/>
+          <w:lang w:val="en-US"/>
+        </w:rPr>
+        <w:t>QUẢN LÝ</w:t>
+      </w:r>
+      <w:r>
+        <w:rPr>
+          <w:b/>
+          <w:bCs/>
+          <w:lang w:val="en-US"/>
+        </w:rPr>
+        <w:t xml:space="preserve"> có trách nhiệm:</w:t>
       </w:r>
     </w:p>
     <w:p>
@@ -1633,7 +1729,23 @@
           <w:bCs/>
           <w:lang w:val="en-US"/>
         </w:rPr>
-        <w:t xml:space="preserve">Nhận chỉ đạo hoặc đơn hàng từ Owner </w:t>
+        <w:t xml:space="preserve">Nhận chỉ đạo hoặc đơn hàng từ </w:t>
+      </w:r>
+      <w:r>
+        <w:rPr>
+          <w:b/>
+          <w:bCs/>
+          <w:lang w:val="en-US"/>
+        </w:rPr>
+        <w:t>Chủ xưởng</w:t>
+      </w:r>
+      <w:r>
+        <w:rPr>
+          <w:b/>
+          <w:bCs/>
+          <w:lang w:val="en-US"/>
+        </w:rPr>
+        <w:t xml:space="preserve"> </w:t>
       </w:r>
     </w:p>
     <w:p>
@@ -1696,7 +1808,23 @@
           <w:bCs/>
           <w:lang w:val="en-US"/>
         </w:rPr>
-        <w:t xml:space="preserve">Phân công công việc cho các worker trong nhóm mình quản lý </w:t>
+        <w:t xml:space="preserve">Phân công công việc cho các </w:t>
+      </w:r>
+      <w:r>
+        <w:rPr>
+          <w:b/>
+          <w:bCs/>
+          <w:lang w:val="en-US"/>
+        </w:rPr>
+        <w:t>thợ</w:t>
+      </w:r>
+      <w:r>
+        <w:rPr>
+          <w:b/>
+          <w:bCs/>
+          <w:lang w:val="en-US"/>
+        </w:rPr>
+        <w:t xml:space="preserve"> trong nhóm mình quản lý </w:t>
       </w:r>
     </w:p>
     <w:p>
@@ -1717,7 +1845,23 @@
           <w:bCs/>
           <w:lang w:val="en-US"/>
         </w:rPr>
-        <w:t xml:space="preserve">Theo dõi tiến độ làm việc của worker </w:t>
+        <w:t xml:space="preserve">Theo dõi tiến độ làm việc của </w:t>
+      </w:r>
+      <w:r>
+        <w:rPr>
+          <w:b/>
+          <w:bCs/>
+          <w:lang w:val="en-US"/>
+        </w:rPr>
+        <w:t>thợ</w:t>
+      </w:r>
+      <w:r>
+        <w:rPr>
+          <w:b/>
+          <w:bCs/>
+          <w:lang w:val="en-US"/>
+        </w:rPr>
+        <w:t xml:space="preserve"> </w:t>
       </w:r>
     </w:p>
     <w:p>
@@ -1764,7 +1908,39 @@
           <w:lang w:val="en-US"/>
         </w:rPr>
         <w:br/>
-        <w:t>Mỗi PM sẽ quản lý 1 nhóm Worker riêng.</w:t>
+        <w:t xml:space="preserve">Mỗi </w:t>
+      </w:r>
+      <w:r>
+        <w:rPr>
+          <w:b/>
+          <w:bCs/>
+          <w:lang w:val="en-US"/>
+        </w:rPr>
+        <w:t>QUẢN LÝ</w:t>
+      </w:r>
+      <w:r>
+        <w:rPr>
+          <w:b/>
+          <w:bCs/>
+          <w:lang w:val="en-US"/>
+        </w:rPr>
+        <w:t xml:space="preserve"> sẽ quản lý 1 nhóm </w:t>
+      </w:r>
+      <w:r>
+        <w:rPr>
+          <w:b/>
+          <w:bCs/>
+          <w:lang w:val="en-US"/>
+        </w:rPr>
+        <w:t>Thợ</w:t>
+      </w:r>
+      <w:r>
+        <w:rPr>
+          <w:b/>
+          <w:bCs/>
+          <w:lang w:val="en-US"/>
+        </w:rPr>
+        <w:t xml:space="preserve"> riêng.</w:t>
       </w:r>
     </w:p>
     <w:p>
@@ -1800,24 +1976,40 @@
           <w:bCs/>
           <w:lang w:val="en-US"/>
         </w:rPr>
-        <w:t>2.2. Worker</w:t>
-      </w:r>
-    </w:p>
-    <w:p>
-      <w:pPr>
-        <w:rPr>
-          <w:b/>
-          <w:bCs/>
-          <w:lang w:val="en-US"/>
-        </w:rPr>
-      </w:pPr>
-      <w:r>
-        <w:rPr>
-          <w:b/>
-          <w:bCs/>
-          <w:lang w:val="en-US"/>
-        </w:rPr>
-        <w:t>Worker là nhân viên trực tiếp thực hiện các công đoạn như:</w:t>
+        <w:t xml:space="preserve">2.2. </w:t>
+      </w:r>
+      <w:r>
+        <w:rPr>
+          <w:b/>
+          <w:bCs/>
+          <w:lang w:val="en-US"/>
+        </w:rPr>
+        <w:t>Thợ</w:t>
+      </w:r>
+    </w:p>
+    <w:p>
+      <w:pPr>
+        <w:rPr>
+          <w:b/>
+          <w:bCs/>
+          <w:lang w:val="en-US"/>
+        </w:rPr>
+      </w:pPr>
+      <w:r>
+        <w:rPr>
+          <w:b/>
+          <w:bCs/>
+          <w:lang w:val="en-US"/>
+        </w:rPr>
+        <w:t>Thợ</w:t>
+      </w:r>
+      <w:r>
+        <w:rPr>
+          <w:b/>
+          <w:bCs/>
+          <w:lang w:val="en-US"/>
+        </w:rPr>
+        <w:t xml:space="preserve"> là nhân viên trực tiếp thực hiện các công đoạn như:</w:t>
       </w:r>
     </w:p>
     <w:p>
@@ -1960,7 +2152,15 @@
           <w:bCs/>
           <w:lang w:val="en-US"/>
         </w:rPr>
-        <w:t xml:space="preserve">Worker được giao công đoạn nào sẽ chịu trách nhiệm khai báo kết quả và tình trạng chất lượng của công đoạn đó </w:t>
+        <w:t>Thợ</w:t>
+      </w:r>
+      <w:r>
+        <w:rPr>
+          <w:b/>
+          <w:bCs/>
+          <w:lang w:val="en-US"/>
+        </w:rPr>
+        <w:t xml:space="preserve"> được giao công đoạn nào sẽ chịu trách nhiệm khai báo kết quả và tình trạng chất lượng của công đoạn đó </w:t>
       </w:r>
     </w:p>
     <w:p>
@@ -1981,7 +2181,15 @@
           <w:bCs/>
           <w:lang w:val="en-US"/>
         </w:rPr>
-        <w:t xml:space="preserve">Worker sẽ cập nhật: </w:t>
+        <w:t>Thợ</w:t>
+      </w:r>
+      <w:r>
+        <w:rPr>
+          <w:b/>
+          <w:bCs/>
+          <w:lang w:val="en-US"/>
+        </w:rPr>
+        <w:t xml:space="preserve"> sẽ cập nhật: </w:t>
       </w:r>
     </w:p>
     <w:p>
@@ -2216,7 +2424,15 @@
           <w:bCs/>
           <w:lang w:val="en-US"/>
         </w:rPr>
-        <w:t>1.1. Chức năng dành cho Customer</w:t>
+        <w:t xml:space="preserve">1.1. Chức năng dành cho </w:t>
+      </w:r>
+      <w:r>
+        <w:rPr>
+          <w:b/>
+          <w:bCs/>
+          <w:lang w:val="en-US"/>
+        </w:rPr>
+        <w:t>Khách hàng</w:t>
       </w:r>
     </w:p>
     <w:p>
@@ -2556,7 +2772,23 @@
           <w:bCs/>
           <w:lang w:val="en-US"/>
         </w:rPr>
-        <w:t>Trạng thái đơn hàng mà Customer có thể theo dõi</w:t>
+        <w:t xml:space="preserve">Trạng thái đơn hàng mà </w:t>
+      </w:r>
+      <w:r>
+        <w:rPr>
+          <w:b/>
+          <w:bCs/>
+          <w:lang w:val="en-US"/>
+        </w:rPr>
+        <w:t>Khách hàng</w:t>
+      </w:r>
+      <w:r>
+        <w:rPr>
+          <w:b/>
+          <w:bCs/>
+          <w:lang w:val="en-US"/>
+        </w:rPr>
+        <w:t xml:space="preserve"> có thể theo dõi</w:t>
       </w:r>
     </w:p>
     <w:p>
@@ -2640,7 +2872,7 @@
           <w:bCs/>
           <w:lang w:val="en-US"/>
         </w:rPr>
-        <w:t xml:space="preserve">Từ chối nhận </w:t>
+        <w:t xml:space="preserve">Từ chối </w:t>
       </w:r>
     </w:p>
     <w:p>
@@ -2805,6 +3037,27 @@
           <w:lang w:val="en-US"/>
         </w:rPr>
         <w:t xml:space="preserve">Theo dõi tiến độ sản xuất đơn hàng </w:t>
+      </w:r>
+    </w:p>
+    <w:p>
+      <w:pPr>
+        <w:numPr>
+          <w:ilvl w:val="0"/>
+          <w:numId w:val="31"/>
+        </w:numPr>
+        <w:rPr>
+          <w:b/>
+          <w:bCs/>
+          <w:lang w:val="en-US"/>
+        </w:rPr>
+      </w:pPr>
+      <w:r>
+        <w:rPr>
+          <w:b/>
+          <w:bCs/>
+          <w:lang w:val="en-US"/>
+        </w:rPr>
+        <w:t>Nhận các lô hàng được giao theo từng đợt</w:t>
       </w:r>
     </w:p>
     <w:p>
@@ -2840,24 +3093,48 @@
           <w:bCs/>
           <w:lang w:val="en-US"/>
         </w:rPr>
-        <w:t>1.2. Chức năng dành cho Owner đối với đơn hàng</w:t>
-      </w:r>
-    </w:p>
-    <w:p>
-      <w:pPr>
-        <w:rPr>
-          <w:b/>
-          <w:bCs/>
-          <w:lang w:val="en-US"/>
-        </w:rPr>
-      </w:pPr>
-      <w:r>
-        <w:rPr>
-          <w:b/>
-          <w:bCs/>
-          <w:lang w:val="en-US"/>
-        </w:rPr>
-        <w:t>Owner có thể:</w:t>
+        <w:t xml:space="preserve">1.2. Chức năng dành cho </w:t>
+      </w:r>
+      <w:r>
+        <w:rPr>
+          <w:b/>
+          <w:bCs/>
+          <w:lang w:val="en-US"/>
+        </w:rPr>
+        <w:t>chủ xưởng</w:t>
+      </w:r>
+      <w:r>
+        <w:rPr>
+          <w:b/>
+          <w:bCs/>
+          <w:lang w:val="en-US"/>
+        </w:rPr>
+        <w:t xml:space="preserve"> đối với đơn hàng</w:t>
+      </w:r>
+    </w:p>
+    <w:p>
+      <w:pPr>
+        <w:rPr>
+          <w:b/>
+          <w:bCs/>
+          <w:lang w:val="en-US"/>
+        </w:rPr>
+      </w:pPr>
+      <w:r>
+        <w:rPr>
+          <w:b/>
+          <w:bCs/>
+          <w:lang w:val="en-US"/>
+        </w:rPr>
+        <w:t>Chủ xưởng</w:t>
+      </w:r>
+      <w:r>
+        <w:rPr>
+          <w:b/>
+          <w:bCs/>
+          <w:lang w:val="en-US"/>
+        </w:rPr>
+        <w:t xml:space="preserve"> có thể:</w:t>
       </w:r>
     </w:p>
     <w:p>
@@ -2966,7 +3243,24 @@
           <w:bCs/>
           <w:lang w:val="en-US"/>
         </w:rPr>
-        <w:t>Thông tin Owner có thể xem</w:t>
+        <w:lastRenderedPageBreak/>
+        <w:t xml:space="preserve">Thông tin </w:t>
+      </w:r>
+      <w:r>
+        <w:rPr>
+          <w:b/>
+          <w:bCs/>
+          <w:lang w:val="en-US"/>
+        </w:rPr>
+        <w:t>Chủ xưởng</w:t>
+      </w:r>
+      <w:r>
+        <w:rPr>
+          <w:b/>
+          <w:bCs/>
+          <w:lang w:val="en-US"/>
+        </w:rPr>
+        <w:t xml:space="preserve"> có thể xem</w:t>
       </w:r>
     </w:p>
     <w:p>
@@ -2987,7 +3281,6 @@
           <w:bCs/>
           <w:lang w:val="en-US"/>
         </w:rPr>
-        <w:lastRenderedPageBreak/>
         <w:t xml:space="preserve">Tên khách hàng </w:t>
       </w:r>
     </w:p>
@@ -3248,7 +3541,15 @@
           <w:bCs/>
           <w:lang w:val="en-US"/>
         </w:rPr>
-        <w:t>Owner có thể:</w:t>
+        <w:t>Chủ xưởng</w:t>
+      </w:r>
+      <w:r>
+        <w:rPr>
+          <w:b/>
+          <w:bCs/>
+          <w:lang w:val="en-US"/>
+        </w:rPr>
+        <w:t xml:space="preserve"> có thể:</w:t>
       </w:r>
     </w:p>
     <w:p>
@@ -3332,7 +3633,23 @@
           <w:bCs/>
           <w:lang w:val="en-US"/>
         </w:rPr>
-        <w:t xml:space="preserve">Phân công đơn hàng cho PM phụ trách </w:t>
+        <w:t xml:space="preserve">Phân công đơn hàng cho </w:t>
+      </w:r>
+      <w:r>
+        <w:rPr>
+          <w:b/>
+          <w:bCs/>
+          <w:lang w:val="en-US"/>
+        </w:rPr>
+        <w:t>QUẢN LÝ</w:t>
+      </w:r>
+      <w:r>
+        <w:rPr>
+          <w:b/>
+          <w:bCs/>
+          <w:lang w:val="en-US"/>
+        </w:rPr>
+        <w:t xml:space="preserve"> phụ trách </w:t>
       </w:r>
     </w:p>
     <w:p>
@@ -3423,7 +3740,31 @@
           <w:bCs/>
           <w:lang w:val="en-US"/>
         </w:rPr>
-        <w:t xml:space="preserve">Owner hoặc PM sẽ tạo kế hoạch sản xuất </w:t>
+        <w:t>Chủ xưởng</w:t>
+      </w:r>
+      <w:r>
+        <w:rPr>
+          <w:b/>
+          <w:bCs/>
+          <w:lang w:val="en-US"/>
+        </w:rPr>
+        <w:t xml:space="preserve"> hoặc </w:t>
+      </w:r>
+      <w:r>
+        <w:rPr>
+          <w:b/>
+          <w:bCs/>
+          <w:lang w:val="en-US"/>
+        </w:rPr>
+        <w:t>QUẢN LÝ</w:t>
+      </w:r>
+      <w:r>
+        <w:rPr>
+          <w:b/>
+          <w:bCs/>
+          <w:lang w:val="en-US"/>
+        </w:rPr>
+        <w:t xml:space="preserve"> sẽ tạo kế hoạch sản xuất </w:t>
       </w:r>
     </w:p>
     <w:p>
@@ -3465,7 +3806,23 @@
           <w:bCs/>
           <w:lang w:val="en-US"/>
         </w:rPr>
-        <w:t xml:space="preserve">Mỗi công đoạn sẽ được phân công cho worker phù hợp </w:t>
+        <w:t xml:space="preserve">Mỗi công đoạn sẽ được phân công cho </w:t>
+      </w:r>
+      <w:r>
+        <w:rPr>
+          <w:b/>
+          <w:bCs/>
+          <w:lang w:val="en-US"/>
+        </w:rPr>
+        <w:t>thợ</w:t>
+      </w:r>
+      <w:r>
+        <w:rPr>
+          <w:b/>
+          <w:bCs/>
+          <w:lang w:val="en-US"/>
+        </w:rPr>
+        <w:t xml:space="preserve"> phù hợp </w:t>
       </w:r>
     </w:p>
     <w:p>
@@ -3501,24 +3858,48 @@
           <w:bCs/>
           <w:lang w:val="en-US"/>
         </w:rPr>
-        <w:t>2.2. Vai trò của Project Manager trong sản xuất</w:t>
-      </w:r>
-    </w:p>
-    <w:p>
-      <w:pPr>
-        <w:rPr>
-          <w:b/>
-          <w:bCs/>
-          <w:lang w:val="en-US"/>
-        </w:rPr>
-      </w:pPr>
-      <w:r>
-        <w:rPr>
-          <w:b/>
-          <w:bCs/>
-          <w:lang w:val="en-US"/>
-        </w:rPr>
-        <w:t>PM có quyền:</w:t>
+        <w:t xml:space="preserve">2.2. Vai trò của </w:t>
+      </w:r>
+      <w:r>
+        <w:rPr>
+          <w:b/>
+          <w:bCs/>
+          <w:lang w:val="en-US"/>
+        </w:rPr>
+        <w:t>Quản lý</w:t>
+      </w:r>
+      <w:r>
+        <w:rPr>
+          <w:b/>
+          <w:bCs/>
+          <w:lang w:val="en-US"/>
+        </w:rPr>
+        <w:t xml:space="preserve"> trong sản xuất</w:t>
+      </w:r>
+    </w:p>
+    <w:p>
+      <w:pPr>
+        <w:rPr>
+          <w:b/>
+          <w:bCs/>
+          <w:lang w:val="en-US"/>
+        </w:rPr>
+      </w:pPr>
+      <w:r>
+        <w:rPr>
+          <w:b/>
+          <w:bCs/>
+          <w:lang w:val="en-US"/>
+        </w:rPr>
+        <w:t>QUẢN LÝ</w:t>
+      </w:r>
+      <w:r>
+        <w:rPr>
+          <w:b/>
+          <w:bCs/>
+          <w:lang w:val="en-US"/>
+        </w:rPr>
+        <w:t xml:space="preserve"> có quyền:</w:t>
       </w:r>
     </w:p>
     <w:p>
@@ -3581,7 +3962,23 @@
           <w:bCs/>
           <w:lang w:val="en-US"/>
         </w:rPr>
-        <w:t xml:space="preserve">Phân công công việc cho worker thuộc nhóm mình quản lý </w:t>
+        <w:t xml:space="preserve">Phân công công việc cho </w:t>
+      </w:r>
+      <w:r>
+        <w:rPr>
+          <w:b/>
+          <w:bCs/>
+          <w:lang w:val="en-US"/>
+        </w:rPr>
+        <w:t>thợ</w:t>
+      </w:r>
+      <w:r>
+        <w:rPr>
+          <w:b/>
+          <w:bCs/>
+          <w:lang w:val="en-US"/>
+        </w:rPr>
+        <w:t xml:space="preserve"> thuộc nhóm mình quản lý </w:t>
       </w:r>
     </w:p>
     <w:p>
@@ -3676,7 +4073,23 @@
           <w:bCs/>
           <w:lang w:val="en-US"/>
         </w:rPr>
-        <w:t>Hệ thống cho phép PM chia công đoạn linh hoạt theo từng loại sản phẩm.</w:t>
+        <w:t xml:space="preserve">Hệ thống cho phép </w:t>
+      </w:r>
+      <w:r>
+        <w:rPr>
+          <w:b/>
+          <w:bCs/>
+          <w:lang w:val="en-US"/>
+        </w:rPr>
+        <w:t>QUẢN LÝ</w:t>
+      </w:r>
+      <w:r>
+        <w:rPr>
+          <w:b/>
+          <w:bCs/>
+          <w:lang w:val="en-US"/>
+        </w:rPr>
+        <w:t xml:space="preserve"> chia công đoạn linh hoạt theo từng loại sản phẩm.</w:t>
       </w:r>
     </w:p>
     <w:p>
@@ -3933,6 +4346,7 @@
           <w:bCs/>
           <w:lang w:val="en-US"/>
         </w:rPr>
+        <w:lastRenderedPageBreak/>
         <w:t xml:space="preserve">Cắt vải chính </w:t>
       </w:r>
     </w:p>
@@ -3954,7 +4368,6 @@
           <w:bCs/>
           <w:lang w:val="en-US"/>
         </w:rPr>
-        <w:lastRenderedPageBreak/>
         <w:t xml:space="preserve">Cắt vải phụ </w:t>
       </w:r>
     </w:p>
@@ -4307,24 +4720,40 @@
           <w:bCs/>
           <w:lang w:val="en-US"/>
         </w:rPr>
-        <w:t>3.1. Owner</w:t>
-      </w:r>
-    </w:p>
-    <w:p>
-      <w:pPr>
-        <w:rPr>
-          <w:b/>
-          <w:bCs/>
-          <w:lang w:val="en-US"/>
-        </w:rPr>
-      </w:pPr>
-      <w:r>
-        <w:rPr>
-          <w:b/>
-          <w:bCs/>
-          <w:lang w:val="en-US"/>
-        </w:rPr>
-        <w:t>Owner có thể:</w:t>
+        <w:t xml:space="preserve">3.1. </w:t>
+      </w:r>
+      <w:r>
+        <w:rPr>
+          <w:b/>
+          <w:bCs/>
+          <w:lang w:val="en-US"/>
+        </w:rPr>
+        <w:t>Chủ xưởng</w:t>
+      </w:r>
+    </w:p>
+    <w:p>
+      <w:pPr>
+        <w:rPr>
+          <w:b/>
+          <w:bCs/>
+          <w:lang w:val="en-US"/>
+        </w:rPr>
+      </w:pPr>
+      <w:r>
+        <w:rPr>
+          <w:b/>
+          <w:bCs/>
+          <w:lang w:val="en-US"/>
+        </w:rPr>
+        <w:t>Chủ xưởng</w:t>
+      </w:r>
+      <w:r>
+        <w:rPr>
+          <w:b/>
+          <w:bCs/>
+          <w:lang w:val="en-US"/>
+        </w:rPr>
+        <w:t xml:space="preserve"> có thể:</w:t>
       </w:r>
     </w:p>
     <w:p>
@@ -4345,7 +4774,23 @@
           <w:bCs/>
           <w:lang w:val="en-US"/>
         </w:rPr>
-        <w:t xml:space="preserve">Giao đơn hàng cho PM </w:t>
+        <w:t xml:space="preserve">Giao đơn hàng cho </w:t>
+      </w:r>
+      <w:r>
+        <w:rPr>
+          <w:b/>
+          <w:bCs/>
+          <w:lang w:val="en-US"/>
+        </w:rPr>
+        <w:t>QUẢN LÝ</w:t>
+      </w:r>
+      <w:r>
+        <w:rPr>
+          <w:b/>
+          <w:bCs/>
+          <w:lang w:val="en-US"/>
+        </w:rPr>
+        <w:t xml:space="preserve"> </w:t>
       </w:r>
     </w:p>
     <w:p>
@@ -4395,41 +4840,89 @@
           <w:bCs/>
           <w:lang w:val="en-US"/>
         </w:rPr>
-        <w:t xml:space="preserve">Theo dõi hiệu suất của từng PM và worker </w:t>
-      </w:r>
-    </w:p>
-    <w:p>
-      <w:pPr>
-        <w:rPr>
-          <w:b/>
-          <w:bCs/>
-          <w:lang w:val="en-US"/>
-        </w:rPr>
-      </w:pPr>
-      <w:r>
-        <w:rPr>
-          <w:b/>
-          <w:bCs/>
-          <w:lang w:val="en-US"/>
-        </w:rPr>
-        <w:t>3.2. Project Manager</w:t>
-      </w:r>
-    </w:p>
-    <w:p>
-      <w:pPr>
-        <w:rPr>
-          <w:b/>
-          <w:bCs/>
-          <w:lang w:val="en-US"/>
-        </w:rPr>
-      </w:pPr>
-      <w:r>
-        <w:rPr>
-          <w:b/>
-          <w:bCs/>
-          <w:lang w:val="en-US"/>
-        </w:rPr>
-        <w:t>PM có thể:</w:t>
+        <w:t xml:space="preserve">Theo dõi hiệu suất của từng </w:t>
+      </w:r>
+      <w:r>
+        <w:rPr>
+          <w:b/>
+          <w:bCs/>
+          <w:lang w:val="en-US"/>
+        </w:rPr>
+        <w:t>QUẢN LÝ</w:t>
+      </w:r>
+      <w:r>
+        <w:rPr>
+          <w:b/>
+          <w:bCs/>
+          <w:lang w:val="en-US"/>
+        </w:rPr>
+        <w:t xml:space="preserve"> và </w:t>
+      </w:r>
+      <w:r>
+        <w:rPr>
+          <w:b/>
+          <w:bCs/>
+          <w:lang w:val="en-US"/>
+        </w:rPr>
+        <w:t>thợ</w:t>
+      </w:r>
+      <w:r>
+        <w:rPr>
+          <w:b/>
+          <w:bCs/>
+          <w:lang w:val="en-US"/>
+        </w:rPr>
+        <w:t xml:space="preserve"> </w:t>
+      </w:r>
+    </w:p>
+    <w:p>
+      <w:pPr>
+        <w:rPr>
+          <w:b/>
+          <w:bCs/>
+          <w:lang w:val="en-US"/>
+        </w:rPr>
+      </w:pPr>
+      <w:r>
+        <w:rPr>
+          <w:b/>
+          <w:bCs/>
+          <w:lang w:val="en-US"/>
+        </w:rPr>
+        <w:t xml:space="preserve">3.2. </w:t>
+      </w:r>
+      <w:r>
+        <w:rPr>
+          <w:b/>
+          <w:bCs/>
+          <w:lang w:val="en-US"/>
+        </w:rPr>
+        <w:t>Quản lý</w:t>
+      </w:r>
+    </w:p>
+    <w:p>
+      <w:pPr>
+        <w:rPr>
+          <w:b/>
+          <w:bCs/>
+          <w:lang w:val="en-US"/>
+        </w:rPr>
+      </w:pPr>
+      <w:r>
+        <w:rPr>
+          <w:b/>
+          <w:bCs/>
+          <w:lang w:val="en-US"/>
+        </w:rPr>
+        <w:t>QUẢN LÝ</w:t>
+      </w:r>
+      <w:r>
+        <w:rPr>
+          <w:b/>
+          <w:bCs/>
+          <w:lang w:val="en-US"/>
+        </w:rPr>
+        <w:t xml:space="preserve"> có thể:</w:t>
       </w:r>
     </w:p>
     <w:p>
@@ -4450,7 +4943,23 @@
           <w:bCs/>
           <w:lang w:val="en-US"/>
         </w:rPr>
-        <w:t xml:space="preserve">Nhận đơn hàng / kế hoạch từ Owner </w:t>
+        <w:t xml:space="preserve">Nhận đơn hàng / kế hoạch từ </w:t>
+      </w:r>
+      <w:r>
+        <w:rPr>
+          <w:b/>
+          <w:bCs/>
+          <w:lang w:val="en-US"/>
+        </w:rPr>
+        <w:t>Chủ xưởng</w:t>
+      </w:r>
+      <w:r>
+        <w:rPr>
+          <w:b/>
+          <w:bCs/>
+          <w:lang w:val="en-US"/>
+        </w:rPr>
+        <w:t xml:space="preserve"> </w:t>
       </w:r>
     </w:p>
     <w:p>
@@ -4471,7 +4980,23 @@
           <w:bCs/>
           <w:lang w:val="en-US"/>
         </w:rPr>
-        <w:t xml:space="preserve">Phân chia công việc cho worker trong nhóm </w:t>
+        <w:t xml:space="preserve">Phân chia công việc cho </w:t>
+      </w:r>
+      <w:r>
+        <w:rPr>
+          <w:b/>
+          <w:bCs/>
+          <w:lang w:val="en-US"/>
+        </w:rPr>
+        <w:t>thợ</w:t>
+      </w:r>
+      <w:r>
+        <w:rPr>
+          <w:b/>
+          <w:bCs/>
+          <w:lang w:val="en-US"/>
+        </w:rPr>
+        <w:t xml:space="preserve"> trong nhóm </w:t>
       </w:r>
     </w:p>
     <w:p>
@@ -4534,7 +5059,15 @@
           <w:bCs/>
           <w:lang w:val="en-US"/>
         </w:rPr>
-        <w:t xml:space="preserve">Worker nghỉ phép </w:t>
+        <w:t>Thợ</w:t>
+      </w:r>
+      <w:r>
+        <w:rPr>
+          <w:b/>
+          <w:bCs/>
+          <w:lang w:val="en-US"/>
+        </w:rPr>
+        <w:t xml:space="preserve"> nghỉ phép </w:t>
       </w:r>
     </w:p>
     <w:p>
@@ -4555,7 +5088,15 @@
           <w:bCs/>
           <w:lang w:val="en-US"/>
         </w:rPr>
-        <w:t xml:space="preserve">Worker chậm tiến độ </w:t>
+        <w:t>Thợ</w:t>
+      </w:r>
+      <w:r>
+        <w:rPr>
+          <w:b/>
+          <w:bCs/>
+          <w:lang w:val="en-US"/>
+        </w:rPr>
+        <w:t xml:space="preserve"> chậm tiến độ </w:t>
       </w:r>
     </w:p>
     <w:p>
@@ -4593,24 +5134,40 @@
           <w:bCs/>
           <w:lang w:val="en-US"/>
         </w:rPr>
-        <w:t>3.3. Worker</w:t>
-      </w:r>
-    </w:p>
-    <w:p>
-      <w:pPr>
-        <w:rPr>
-          <w:b/>
-          <w:bCs/>
-          <w:lang w:val="en-US"/>
-        </w:rPr>
-      </w:pPr>
-      <w:r>
-        <w:rPr>
-          <w:b/>
-          <w:bCs/>
-          <w:lang w:val="en-US"/>
-        </w:rPr>
-        <w:t>Worker có thể:</w:t>
+        <w:t xml:space="preserve">3.3. </w:t>
+      </w:r>
+      <w:r>
+        <w:rPr>
+          <w:b/>
+          <w:bCs/>
+          <w:lang w:val="en-US"/>
+        </w:rPr>
+        <w:t>Thợ</w:t>
+      </w:r>
+    </w:p>
+    <w:p>
+      <w:pPr>
+        <w:rPr>
+          <w:b/>
+          <w:bCs/>
+          <w:lang w:val="en-US"/>
+        </w:rPr>
+      </w:pPr>
+      <w:r>
+        <w:rPr>
+          <w:b/>
+          <w:bCs/>
+          <w:lang w:val="en-US"/>
+        </w:rPr>
+        <w:t>Thợ</w:t>
+      </w:r>
+      <w:r>
+        <w:rPr>
+          <w:b/>
+          <w:bCs/>
+          <w:lang w:val="en-US"/>
+        </w:rPr>
+        <w:t xml:space="preserve"> có thể:</w:t>
       </w:r>
     </w:p>
     <w:p>
@@ -4753,7 +5310,15 @@
           <w:bCs/>
           <w:lang w:val="en-US"/>
         </w:rPr>
-        <w:t>Trạng thái công việc của Worker</w:t>
+        <w:t xml:space="preserve">Trạng thái công việc của </w:t>
+      </w:r>
+      <w:r>
+        <w:rPr>
+          <w:b/>
+          <w:bCs/>
+          <w:lang w:val="en-US"/>
+        </w:rPr>
+        <w:t>Thợ</w:t>
       </w:r>
     </w:p>
     <w:p>
@@ -4894,24 +5459,32 @@
           <w:bCs/>
           <w:lang w:val="en-US"/>
         </w:rPr>
-        <w:t xml:space="preserve">Worker sẽ tự khai báo kết quả chất lượng của công đoạn mà mình phụ trách </w:t>
-      </w:r>
-    </w:p>
-    <w:p>
-      <w:pPr>
-        <w:rPr>
-          <w:b/>
-          <w:bCs/>
-          <w:lang w:val="en-US"/>
-        </w:rPr>
-      </w:pPr>
-      <w:r>
-        <w:rPr>
-          <w:b/>
-          <w:bCs/>
-          <w:lang w:val="en-US"/>
-        </w:rPr>
         <w:lastRenderedPageBreak/>
+        <w:t>Thợ</w:t>
+      </w:r>
+      <w:r>
+        <w:rPr>
+          <w:b/>
+          <w:bCs/>
+          <w:lang w:val="en-US"/>
+        </w:rPr>
+        <w:t xml:space="preserve"> sẽ tự khai báo kết quả chất lượng của công đoạn mà mình phụ trách </w:t>
+      </w:r>
+    </w:p>
+    <w:p>
+      <w:pPr>
+        <w:rPr>
+          <w:b/>
+          <w:bCs/>
+          <w:lang w:val="en-US"/>
+        </w:rPr>
+      </w:pPr>
+      <w:r>
+        <w:rPr>
+          <w:b/>
+          <w:bCs/>
+          <w:lang w:val="en-US"/>
+        </w:rPr>
         <w:t>4.</w:t>
       </w:r>
       <w:r>
@@ -4928,24 +5501,56 @@
           <w:bCs/>
           <w:lang w:val="en-US"/>
         </w:rPr>
-        <w:t>. Worker cần cập nhật các thông tin chất lượng</w:t>
-      </w:r>
-    </w:p>
-    <w:p>
-      <w:pPr>
-        <w:rPr>
-          <w:b/>
-          <w:bCs/>
-          <w:lang w:val="en-US"/>
-        </w:rPr>
-      </w:pPr>
-      <w:r>
-        <w:rPr>
-          <w:b/>
-          <w:bCs/>
-          <w:lang w:val="en-US"/>
-        </w:rPr>
-        <w:t>Khi hoàn thành công đoạn, worker sẽ khai báo:</w:t>
+        <w:t xml:space="preserve">. </w:t>
+      </w:r>
+      <w:r>
+        <w:rPr>
+          <w:b/>
+          <w:bCs/>
+          <w:lang w:val="en-US"/>
+        </w:rPr>
+        <w:t>Thợ</w:t>
+      </w:r>
+      <w:r>
+        <w:rPr>
+          <w:b/>
+          <w:bCs/>
+          <w:lang w:val="en-US"/>
+        </w:rPr>
+        <w:t xml:space="preserve"> cần cập nhật các thông tin chất lượng</w:t>
+      </w:r>
+    </w:p>
+    <w:p>
+      <w:pPr>
+        <w:rPr>
+          <w:b/>
+          <w:bCs/>
+          <w:lang w:val="en-US"/>
+        </w:rPr>
+      </w:pPr>
+      <w:r>
+        <w:rPr>
+          <w:b/>
+          <w:bCs/>
+          <w:lang w:val="en-US"/>
+        </w:rPr>
+        <w:t xml:space="preserve">Khi hoàn thành công đoạn, </w:t>
+      </w:r>
+      <w:r>
+        <w:rPr>
+          <w:b/>
+          <w:bCs/>
+          <w:lang w:val="en-US"/>
+        </w:rPr>
+        <w:t>thợ</w:t>
+      </w:r>
+      <w:r>
+        <w:rPr>
+          <w:b/>
+          <w:bCs/>
+          <w:lang w:val="en-US"/>
+        </w:rPr>
+        <w:t xml:space="preserve"> sẽ khai báo:</w:t>
       </w:r>
     </w:p>
     <w:p>
@@ -5126,7 +5731,15 @@
           <w:bCs/>
           <w:lang w:val="en-US"/>
         </w:rPr>
-        <w:t xml:space="preserve">Worker khai báo lỗi </w:t>
+        <w:t>Thợ</w:t>
+      </w:r>
+      <w:r>
+        <w:rPr>
+          <w:b/>
+          <w:bCs/>
+          <w:lang w:val="en-US"/>
+        </w:rPr>
+        <w:t xml:space="preserve"> khai báo lỗi </w:t>
       </w:r>
     </w:p>
     <w:p>
@@ -5210,7 +5823,15 @@
           <w:bCs/>
           <w:lang w:val="en-US"/>
         </w:rPr>
-        <w:t xml:space="preserve">PM sẽ xem và điều phối xử lý tiếp </w:t>
+        <w:t>QUẢN LÝ</w:t>
+      </w:r>
+      <w:r>
+        <w:rPr>
+          <w:b/>
+          <w:bCs/>
+          <w:lang w:val="en-US"/>
+        </w:rPr>
+        <w:t xml:space="preserve"> sẽ xem và điều phối xử lý tiếp </w:t>
       </w:r>
     </w:p>
     <w:p>
@@ -5248,7 +5869,23 @@
           <w:bCs/>
           <w:lang w:val="en-US"/>
         </w:rPr>
-        <w:t xml:space="preserve">Tăng tính chủ động của worker </w:t>
+        <w:t xml:space="preserve">Tăng tính chủ động của </w:t>
+      </w:r>
+      <w:r>
+        <w:rPr>
+          <w:b/>
+          <w:bCs/>
+          <w:lang w:val="en-US"/>
+        </w:rPr>
+        <w:t>thợ</w:t>
+      </w:r>
+      <w:r>
+        <w:rPr>
+          <w:b/>
+          <w:bCs/>
+          <w:lang w:val="en-US"/>
+        </w:rPr>
+        <w:t xml:space="preserve"> </w:t>
       </w:r>
     </w:p>
     <w:p>
@@ -5364,24 +6001,48 @@
           <w:bCs/>
           <w:lang w:val="en-US"/>
         </w:rPr>
-        <w:t>5.1. Owner quản lý nhân sự</w:t>
-      </w:r>
-    </w:p>
-    <w:p>
-      <w:pPr>
-        <w:rPr>
-          <w:b/>
-          <w:bCs/>
-          <w:lang w:val="en-US"/>
-        </w:rPr>
-      </w:pPr>
-      <w:r>
-        <w:rPr>
-          <w:b/>
-          <w:bCs/>
-          <w:lang w:val="en-US"/>
-        </w:rPr>
-        <w:t>Owner có thể:</w:t>
+        <w:t xml:space="preserve">5.1. </w:t>
+      </w:r>
+      <w:r>
+        <w:rPr>
+          <w:b/>
+          <w:bCs/>
+          <w:lang w:val="en-US"/>
+        </w:rPr>
+        <w:t>Chủ xưởng</w:t>
+      </w:r>
+      <w:r>
+        <w:rPr>
+          <w:b/>
+          <w:bCs/>
+          <w:lang w:val="en-US"/>
+        </w:rPr>
+        <w:t xml:space="preserve"> quản lý nhân sự</w:t>
+      </w:r>
+    </w:p>
+    <w:p>
+      <w:pPr>
+        <w:rPr>
+          <w:b/>
+          <w:bCs/>
+          <w:lang w:val="en-US"/>
+        </w:rPr>
+      </w:pPr>
+      <w:r>
+        <w:rPr>
+          <w:b/>
+          <w:bCs/>
+          <w:lang w:val="en-US"/>
+        </w:rPr>
+        <w:t>Chủ xưởng</w:t>
+      </w:r>
+      <w:r>
+        <w:rPr>
+          <w:b/>
+          <w:bCs/>
+          <w:lang w:val="en-US"/>
+        </w:rPr>
+        <w:t xml:space="preserve"> có thể:</w:t>
       </w:r>
     </w:p>
     <w:p>
@@ -5465,7 +6126,15 @@
           <w:bCs/>
           <w:lang w:val="en-US"/>
         </w:rPr>
-        <w:t xml:space="preserve">PM </w:t>
+        <w:t>QUẢN LÝ</w:t>
+      </w:r>
+      <w:r>
+        <w:rPr>
+          <w:b/>
+          <w:bCs/>
+          <w:lang w:val="en-US"/>
+        </w:rPr>
+        <w:t xml:space="preserve"> </w:t>
       </w:r>
     </w:p>
     <w:p>
@@ -5486,7 +6155,15 @@
           <w:bCs/>
           <w:lang w:val="en-US"/>
         </w:rPr>
-        <w:t xml:space="preserve">Worker </w:t>
+        <w:t>Thợ</w:t>
+      </w:r>
+      <w:r>
+        <w:rPr>
+          <w:b/>
+          <w:bCs/>
+          <w:lang w:val="en-US"/>
+        </w:rPr>
+        <w:t xml:space="preserve"> </w:t>
       </w:r>
     </w:p>
     <w:p>
@@ -5507,7 +6184,39 @@
           <w:bCs/>
           <w:lang w:val="en-US"/>
         </w:rPr>
-        <w:t xml:space="preserve">Gán PM cho từng nhóm worker </w:t>
+        <w:t xml:space="preserve">Gán </w:t>
+      </w:r>
+      <w:r>
+        <w:rPr>
+          <w:b/>
+          <w:bCs/>
+          <w:lang w:val="en-US"/>
+        </w:rPr>
+        <w:t>QUẢN LÝ</w:t>
+      </w:r>
+      <w:r>
+        <w:rPr>
+          <w:b/>
+          <w:bCs/>
+          <w:lang w:val="en-US"/>
+        </w:rPr>
+        <w:t xml:space="preserve"> cho từng nhóm </w:t>
+      </w:r>
+      <w:r>
+        <w:rPr>
+          <w:b/>
+          <w:bCs/>
+          <w:lang w:val="en-US"/>
+        </w:rPr>
+        <w:t>thợ</w:t>
+      </w:r>
+      <w:r>
+        <w:rPr>
+          <w:b/>
+          <w:bCs/>
+          <w:lang w:val="en-US"/>
+        </w:rPr>
+        <w:t xml:space="preserve"> </w:t>
       </w:r>
     </w:p>
     <w:p>
@@ -5602,7 +6311,39 @@
           <w:bCs/>
           <w:lang w:val="en-US"/>
         </w:rPr>
-        <w:t xml:space="preserve">Mỗi PM quản lý một nhóm worker </w:t>
+        <w:t xml:space="preserve">Mỗi </w:t>
+      </w:r>
+      <w:r>
+        <w:rPr>
+          <w:b/>
+          <w:bCs/>
+          <w:lang w:val="en-US"/>
+        </w:rPr>
+        <w:t>QUẢN LÝ</w:t>
+      </w:r>
+      <w:r>
+        <w:rPr>
+          <w:b/>
+          <w:bCs/>
+          <w:lang w:val="en-US"/>
+        </w:rPr>
+        <w:t xml:space="preserve"> quản lý một nhóm </w:t>
+      </w:r>
+      <w:r>
+        <w:rPr>
+          <w:b/>
+          <w:bCs/>
+          <w:lang w:val="en-US"/>
+        </w:rPr>
+        <w:t>thợ</w:t>
+      </w:r>
+      <w:r>
+        <w:rPr>
+          <w:b/>
+          <w:bCs/>
+          <w:lang w:val="en-US"/>
+        </w:rPr>
+        <w:t xml:space="preserve"> </w:t>
       </w:r>
     </w:p>
     <w:p>
@@ -5623,7 +6364,31 @@
           <w:bCs/>
           <w:lang w:val="en-US"/>
         </w:rPr>
-        <w:t xml:space="preserve">Worker chỉ thuộc một PM chính </w:t>
+        <w:t>Thợ</w:t>
+      </w:r>
+      <w:r>
+        <w:rPr>
+          <w:b/>
+          <w:bCs/>
+          <w:lang w:val="en-US"/>
+        </w:rPr>
+        <w:t xml:space="preserve"> chỉ thuộc một </w:t>
+      </w:r>
+      <w:r>
+        <w:rPr>
+          <w:b/>
+          <w:bCs/>
+          <w:lang w:val="en-US"/>
+        </w:rPr>
+        <w:t>QUẢN LÝ</w:t>
+      </w:r>
+      <w:r>
+        <w:rPr>
+          <w:b/>
+          <w:bCs/>
+          <w:lang w:val="en-US"/>
+        </w:rPr>
+        <w:t xml:space="preserve"> chính </w:t>
       </w:r>
     </w:p>
     <w:p>
@@ -5644,7 +6409,31 @@
           <w:bCs/>
           <w:lang w:val="en-US"/>
         </w:rPr>
-        <w:t xml:space="preserve">PM chỉ được phân công công việc cho worker thuộc nhóm của mình </w:t>
+        <w:t>QUẢN LÝ</w:t>
+      </w:r>
+      <w:r>
+        <w:rPr>
+          <w:b/>
+          <w:bCs/>
+          <w:lang w:val="en-US"/>
+        </w:rPr>
+        <w:t xml:space="preserve"> chỉ được phân công công việc cho </w:t>
+      </w:r>
+      <w:r>
+        <w:rPr>
+          <w:b/>
+          <w:bCs/>
+          <w:lang w:val="en-US"/>
+        </w:rPr>
+        <w:t>thợ</w:t>
+      </w:r>
+      <w:r>
+        <w:rPr>
+          <w:b/>
+          <w:bCs/>
+          <w:lang w:val="en-US"/>
+        </w:rPr>
+        <w:t xml:space="preserve"> thuộc nhóm của mình </w:t>
       </w:r>
     </w:p>
     <w:p>
@@ -5777,24 +6566,48 @@
           <w:bCs/>
           <w:lang w:val="en-US"/>
         </w:rPr>
-        <w:t>6.1. Worker tạo yêu cầu nghỉ phép</w:t>
-      </w:r>
-    </w:p>
-    <w:p>
-      <w:pPr>
-        <w:rPr>
-          <w:b/>
-          <w:bCs/>
-          <w:lang w:val="en-US"/>
-        </w:rPr>
-      </w:pPr>
-      <w:r>
-        <w:rPr>
-          <w:b/>
-          <w:bCs/>
-          <w:lang w:val="en-US"/>
-        </w:rPr>
-        <w:t>Worker có thể gửi yêu cầu nghỉ phép gồm:</w:t>
+        <w:t xml:space="preserve">6.1. </w:t>
+      </w:r>
+      <w:r>
+        <w:rPr>
+          <w:b/>
+          <w:bCs/>
+          <w:lang w:val="en-US"/>
+        </w:rPr>
+        <w:t>Thợ</w:t>
+      </w:r>
+      <w:r>
+        <w:rPr>
+          <w:b/>
+          <w:bCs/>
+          <w:lang w:val="en-US"/>
+        </w:rPr>
+        <w:t xml:space="preserve"> tạo yêu cầu nghỉ phép</w:t>
+      </w:r>
+    </w:p>
+    <w:p>
+      <w:pPr>
+        <w:rPr>
+          <w:b/>
+          <w:bCs/>
+          <w:lang w:val="en-US"/>
+        </w:rPr>
+      </w:pPr>
+      <w:r>
+        <w:rPr>
+          <w:b/>
+          <w:bCs/>
+          <w:lang w:val="en-US"/>
+        </w:rPr>
+        <w:t>Thợ</w:t>
+      </w:r>
+      <w:r>
+        <w:rPr>
+          <w:b/>
+          <w:bCs/>
+          <w:lang w:val="en-US"/>
+        </w:rPr>
+        <w:t xml:space="preserve"> có thể gửi yêu cầu nghỉ phép gồm:</w:t>
       </w:r>
     </w:p>
     <w:p>
@@ -5857,6 +6670,7 @@
           <w:bCs/>
           <w:lang w:val="en-US"/>
         </w:rPr>
+        <w:lastRenderedPageBreak/>
         <w:t xml:space="preserve">Ngày nghỉ </w:t>
       </w:r>
     </w:p>
@@ -5878,7 +6692,6 @@
           <w:bCs/>
           <w:lang w:val="en-US"/>
         </w:rPr>
-        <w:lastRenderedPageBreak/>
         <w:t xml:space="preserve">Hình thức nghỉ: </w:t>
       </w:r>
     </w:p>
@@ -5959,15 +6772,31 @@
           <w:bCs/>
           <w:lang w:val="en-US"/>
         </w:rPr>
-        <w:t>6.2. PM</w:t>
-      </w:r>
-      <w:r>
-        <w:rPr>
-          <w:b/>
-          <w:bCs/>
-          <w:lang w:val="en-US"/>
-        </w:rPr>
-        <w:t>/Owner</w:t>
+        <w:t xml:space="preserve">6.2. </w:t>
+      </w:r>
+      <w:r>
+        <w:rPr>
+          <w:b/>
+          <w:bCs/>
+          <w:lang w:val="en-US"/>
+        </w:rPr>
+        <w:t>QUẢN LÝ</w:t>
+      </w:r>
+      <w:r>
+        <w:rPr>
+          <w:b/>
+          <w:bCs/>
+          <w:lang w:val="en-US"/>
+        </w:rPr>
+        <w:t>/</w:t>
+      </w:r>
+      <w:r>
+        <w:rPr>
+          <w:b/>
+          <w:bCs/>
+          <w:lang w:val="en-US"/>
+        </w:rPr>
+        <w:t>Chủ xưởng</w:t>
       </w:r>
       <w:r>
         <w:rPr>
@@ -5992,7 +6821,15 @@
           <w:bCs/>
           <w:lang w:val="en-US"/>
         </w:rPr>
-        <w:t>PM có thể:</w:t>
+        <w:t>QUẢN LÝ</w:t>
+      </w:r>
+      <w:r>
+        <w:rPr>
+          <w:b/>
+          <w:bCs/>
+          <w:lang w:val="en-US"/>
+        </w:rPr>
+        <w:t xml:space="preserve"> có thể:</w:t>
       </w:r>
     </w:p>
     <w:p>
@@ -6013,7 +6850,23 @@
           <w:bCs/>
           <w:lang w:val="en-US"/>
         </w:rPr>
-        <w:t xml:space="preserve">Xem yêu cầu nghỉ phép của worker trong nhóm </w:t>
+        <w:t xml:space="preserve">Xem yêu cầu nghỉ phép của </w:t>
+      </w:r>
+      <w:r>
+        <w:rPr>
+          <w:b/>
+          <w:bCs/>
+          <w:lang w:val="en-US"/>
+        </w:rPr>
+        <w:t>thợ</w:t>
+      </w:r>
+      <w:r>
+        <w:rPr>
+          <w:b/>
+          <w:bCs/>
+          <w:lang w:val="en-US"/>
+        </w:rPr>
+        <w:t xml:space="preserve"> trong nhóm </w:t>
       </w:r>
     </w:p>
     <w:p>
@@ -6205,7 +7058,23 @@
           <w:bCs/>
           <w:lang w:val="en-US"/>
         </w:rPr>
-        <w:t>Tiền công của worker được tính dựa trên:</w:t>
+        <w:t xml:space="preserve">Tiền công của </w:t>
+      </w:r>
+      <w:r>
+        <w:rPr>
+          <w:b/>
+          <w:bCs/>
+          <w:lang w:val="en-US"/>
+        </w:rPr>
+        <w:t>thợ</w:t>
+      </w:r>
+      <w:r>
+        <w:rPr>
+          <w:b/>
+          <w:bCs/>
+          <w:lang w:val="en-US"/>
+        </w:rPr>
+        <w:t xml:space="preserve"> được tính dựa trên:</w:t>
       </w:r>
     </w:p>
     <w:p>
@@ -6403,7 +7272,15 @@
           <w:bCs/>
           <w:lang w:val="en-US"/>
         </w:rPr>
-        <w:t xml:space="preserve">Worker đã khai báo hoàn thành công việc </w:t>
+        <w:t>Thợ</w:t>
+      </w:r>
+      <w:r>
+        <w:rPr>
+          <w:b/>
+          <w:bCs/>
+          <w:lang w:val="en-US"/>
+        </w:rPr>
+        <w:t xml:space="preserve"> đã khai báo hoàn thành công việc </w:t>
       </w:r>
     </w:p>
     <w:p>
@@ -6424,24 +7301,72 @@
           <w:bCs/>
           <w:lang w:val="en-US"/>
         </w:rPr>
-        <w:t xml:space="preserve">Công đoạn không bị đánh dấu lỗi nghiêm trọng / cần làm lại </w:t>
-      </w:r>
-    </w:p>
-    <w:p>
-      <w:pPr>
-        <w:rPr>
-          <w:b/>
-          <w:bCs/>
-          <w:lang w:val="en-US"/>
-        </w:rPr>
-      </w:pPr>
-      <w:r>
-        <w:rPr>
-          <w:b/>
-          <w:bCs/>
-          <w:lang w:val="en-US"/>
-        </w:rPr>
-        <w:t>7.3. PM và Owner có thể theo dõi</w:t>
+        <w:t>Công đoạn</w:t>
+      </w:r>
+      <w:r>
+        <w:rPr>
+          <w:b/>
+          <w:bCs/>
+          <w:lang w:val="en-US"/>
+        </w:rPr>
+        <w:t xml:space="preserve"> được hoàn thành</w:t>
+      </w:r>
+      <w:r>
+        <w:rPr>
+          <w:b/>
+          <w:bCs/>
+          <w:lang w:val="en-US"/>
+        </w:rPr>
+        <w:t xml:space="preserve"> không bị đánh dấu lỗi nghiêm trọng / cần làm lại </w:t>
+      </w:r>
+    </w:p>
+    <w:p>
+      <w:pPr>
+        <w:rPr>
+          <w:b/>
+          <w:bCs/>
+          <w:lang w:val="en-US"/>
+        </w:rPr>
+      </w:pPr>
+      <w:r>
+        <w:rPr>
+          <w:b/>
+          <w:bCs/>
+          <w:lang w:val="en-US"/>
+        </w:rPr>
+        <w:t xml:space="preserve">7.3. </w:t>
+      </w:r>
+      <w:r>
+        <w:rPr>
+          <w:b/>
+          <w:bCs/>
+          <w:lang w:val="en-US"/>
+        </w:rPr>
+        <w:t>QUẢN LÝ</w:t>
+      </w:r>
+      <w:r>
+        <w:rPr>
+          <w:b/>
+          <w:bCs/>
+          <w:lang w:val="en-US"/>
+        </w:rPr>
+        <w:t xml:space="preserve"> và </w:t>
+      </w:r>
+      <w:r>
+        <w:rPr>
+          <w:b/>
+          <w:bCs/>
+          <w:lang w:val="en-US"/>
+        </w:rPr>
+        <w:t>Chủ xưởng</w:t>
+      </w:r>
+      <w:r>
+        <w:rPr>
+          <w:b/>
+          <w:bCs/>
+          <w:lang w:val="en-US"/>
+        </w:rPr>
+        <w:t xml:space="preserve"> có thể theo dõi</w:t>
       </w:r>
     </w:p>
     <w:p>
@@ -6462,7 +7387,23 @@
           <w:bCs/>
           <w:lang w:val="en-US"/>
         </w:rPr>
-        <w:t xml:space="preserve">Tiền công từng worker </w:t>
+        <w:t xml:space="preserve">Tiền công từng </w:t>
+      </w:r>
+      <w:r>
+        <w:rPr>
+          <w:b/>
+          <w:bCs/>
+          <w:lang w:val="en-US"/>
+        </w:rPr>
+        <w:t>thợ</w:t>
+      </w:r>
+      <w:r>
+        <w:rPr>
+          <w:b/>
+          <w:bCs/>
+          <w:lang w:val="en-US"/>
+        </w:rPr>
+        <w:t xml:space="preserve"> </w:t>
       </w:r>
     </w:p>
     <w:p>
@@ -6616,7 +7557,23 @@
           <w:bCs/>
           <w:lang w:val="en-US"/>
         </w:rPr>
-        <w:t xml:space="preserve">Tiến độ theo PM </w:t>
+        <w:t xml:space="preserve">Tiến độ theo </w:t>
+      </w:r>
+      <w:r>
+        <w:rPr>
+          <w:b/>
+          <w:bCs/>
+          <w:lang w:val="en-US"/>
+        </w:rPr>
+        <w:t>QUẢN LÝ</w:t>
+      </w:r>
+      <w:r>
+        <w:rPr>
+          <w:b/>
+          <w:bCs/>
+          <w:lang w:val="en-US"/>
+        </w:rPr>
+        <w:t xml:space="preserve"> </w:t>
       </w:r>
     </w:p>
     <w:p>
@@ -6637,7 +7594,23 @@
           <w:bCs/>
           <w:lang w:val="en-US"/>
         </w:rPr>
-        <w:t xml:space="preserve">Tiến độ theo worker </w:t>
+        <w:t xml:space="preserve">Tiến độ theo </w:t>
+      </w:r>
+      <w:r>
+        <w:rPr>
+          <w:b/>
+          <w:bCs/>
+          <w:lang w:val="en-US"/>
+        </w:rPr>
+        <w:t>thợ</w:t>
+      </w:r>
+      <w:r>
+        <w:rPr>
+          <w:b/>
+          <w:bCs/>
+          <w:lang w:val="en-US"/>
+        </w:rPr>
+        <w:t xml:space="preserve"> </w:t>
       </w:r>
     </w:p>
     <w:p>
@@ -6675,7 +7648,23 @@
           <w:bCs/>
           <w:lang w:val="en-US"/>
         </w:rPr>
-        <w:t xml:space="preserve">Năng suất trung bình của worker </w:t>
+        <w:t xml:space="preserve">Năng suất trung bình của </w:t>
+      </w:r>
+      <w:r>
+        <w:rPr>
+          <w:b/>
+          <w:bCs/>
+          <w:lang w:val="en-US"/>
+        </w:rPr>
+        <w:t>thợ</w:t>
+      </w:r>
+      <w:r>
+        <w:rPr>
+          <w:b/>
+          <w:bCs/>
+          <w:lang w:val="en-US"/>
+        </w:rPr>
+        <w:t xml:space="preserve"> </w:t>
       </w:r>
     </w:p>
     <w:p>
@@ -6696,7 +7685,23 @@
           <w:bCs/>
           <w:lang w:val="en-US"/>
         </w:rPr>
-        <w:t xml:space="preserve">Số lượng sản phẩm hoàn thành theo worker </w:t>
+        <w:t xml:space="preserve">Số lượng sản phẩm hoàn thành theo </w:t>
+      </w:r>
+      <w:r>
+        <w:rPr>
+          <w:b/>
+          <w:bCs/>
+          <w:lang w:val="en-US"/>
+        </w:rPr>
+        <w:t>thợ</w:t>
+      </w:r>
+      <w:r>
+        <w:rPr>
+          <w:b/>
+          <w:bCs/>
+          <w:lang w:val="en-US"/>
+        </w:rPr>
+        <w:t xml:space="preserve"> </w:t>
       </w:r>
     </w:p>
     <w:p>
@@ -6717,7 +7722,23 @@
           <w:bCs/>
           <w:lang w:val="en-US"/>
         </w:rPr>
-        <w:t xml:space="preserve">Số lượng lỗi theo worker </w:t>
+        <w:t xml:space="preserve">Số lượng lỗi theo </w:t>
+      </w:r>
+      <w:r>
+        <w:rPr>
+          <w:b/>
+          <w:bCs/>
+          <w:lang w:val="en-US"/>
+        </w:rPr>
+        <w:t>thợ</w:t>
+      </w:r>
+      <w:r>
+        <w:rPr>
+          <w:b/>
+          <w:bCs/>
+          <w:lang w:val="en-US"/>
+        </w:rPr>
+        <w:t xml:space="preserve"> </w:t>
       </w:r>
     </w:p>
     <w:p>
@@ -6818,6 +7839,7 @@
           <w:bCs/>
           <w:lang w:val="en-US"/>
         </w:rPr>
+        <w:lastRenderedPageBreak/>
         <w:t xml:space="preserve">Doanh thu theo tháng </w:t>
       </w:r>
     </w:p>
@@ -6839,7 +7861,6 @@
           <w:bCs/>
           <w:lang w:val="en-US"/>
         </w:rPr>
-        <w:lastRenderedPageBreak/>
         <w:t xml:space="preserve">Chi phí nhân công </w:t>
       </w:r>
     </w:p>
@@ -6931,7 +7952,15 @@
           <w:bCs/>
           <w:lang w:val="en-US"/>
         </w:rPr>
-        <w:t>9.1. Đối với Customer</w:t>
+        <w:t xml:space="preserve">9.1. Đối với </w:t>
+      </w:r>
+      <w:r>
+        <w:rPr>
+          <w:b/>
+          <w:bCs/>
+          <w:lang w:val="en-US"/>
+        </w:rPr>
+        <w:t>Khách hàng</w:t>
       </w:r>
     </w:p>
     <w:p>
@@ -6990,7 +8019,15 @@
           <w:bCs/>
           <w:lang w:val="en-US"/>
         </w:rPr>
-        <w:t>9.2. Đối với Owner</w:t>
+        <w:t xml:space="preserve">9.2. Đối với </w:t>
+      </w:r>
+      <w:r>
+        <w:rPr>
+          <w:b/>
+          <w:bCs/>
+          <w:lang w:val="en-US"/>
+        </w:rPr>
+        <w:t>Chủ xưởng</w:t>
       </w:r>
     </w:p>
     <w:p>
@@ -7016,6 +8053,175 @@
     </w:p>
     <w:p>
       <w:pPr>
+        <w:ind w:left="360"/>
+        <w:rPr>
+          <w:b/>
+          <w:bCs/>
+          <w:lang w:val="en-US"/>
+        </w:rPr>
+      </w:pPr>
+    </w:p>
+    <w:p>
+      <w:pPr>
+        <w:rPr>
+          <w:b/>
+          <w:bCs/>
+          <w:lang w:val="en-US"/>
+        </w:rPr>
+      </w:pPr>
+      <w:r>
+        <w:rPr>
+          <w:b/>
+          <w:bCs/>
+          <w:lang w:val="en-US"/>
+        </w:rPr>
+        <w:t>10</w:t>
+      </w:r>
+      <w:r>
+        <w:rPr>
+          <w:b/>
+          <w:bCs/>
+          <w:lang w:val="en-US"/>
+        </w:rPr>
+        <w:t xml:space="preserve">. </w:t>
+      </w:r>
+      <w:r>
+        <w:rPr>
+          <w:b/>
+          <w:bCs/>
+          <w:lang w:val="en-US"/>
+        </w:rPr>
+        <w:t>GIAO HÀNG</w:t>
+      </w:r>
+      <w:r>
+        <w:rPr>
+          <w:b/>
+          <w:bCs/>
+          <w:lang w:val="en-US"/>
+        </w:rPr>
+        <w:tab/>
+      </w:r>
+    </w:p>
+    <w:p>
+      <w:pPr>
+        <w:rPr>
+          <w:b/>
+          <w:bCs/>
+          <w:lang w:val="en-US"/>
+        </w:rPr>
+      </w:pPr>
+      <w:r>
+        <w:rPr>
+          <w:b/>
+          <w:bCs/>
+          <w:lang w:val="en-US"/>
+        </w:rPr>
+        <w:t>10</w:t>
+      </w:r>
+      <w:r>
+        <w:rPr>
+          <w:b/>
+          <w:bCs/>
+          <w:lang w:val="en-US"/>
+        </w:rPr>
+        <w:t xml:space="preserve">.1. Đối với </w:t>
+      </w:r>
+      <w:r>
+        <w:rPr>
+          <w:b/>
+          <w:bCs/>
+          <w:lang w:val="en-US"/>
+        </w:rPr>
+        <w:t>chủ xưởng</w:t>
+      </w:r>
+    </w:p>
+    <w:p>
+      <w:pPr>
+        <w:numPr>
+          <w:ilvl w:val="0"/>
+          <w:numId w:val="61"/>
+        </w:numPr>
+        <w:rPr>
+          <w:b/>
+          <w:bCs/>
+          <w:lang w:val="en-US"/>
+        </w:rPr>
+      </w:pPr>
+      <w:r>
+        <w:rPr>
+          <w:b/>
+          <w:bCs/>
+          <w:lang w:val="en-US"/>
+        </w:rPr>
+        <w:t>Khi đơn hàng đã hoàn thành 1 số lượng nhất định, chủ xưởng có thể tạo 1 đợt giao hàng cho khách</w:t>
+      </w:r>
+    </w:p>
+    <w:p>
+      <w:pPr>
+        <w:rPr>
+          <w:b/>
+          <w:bCs/>
+          <w:lang w:val="en-US"/>
+        </w:rPr>
+      </w:pPr>
+      <w:r>
+        <w:rPr>
+          <w:b/>
+          <w:bCs/>
+          <w:lang w:val="en-US"/>
+        </w:rPr>
+        <w:t>10</w:t>
+      </w:r>
+      <w:r>
+        <w:rPr>
+          <w:b/>
+          <w:bCs/>
+          <w:lang w:val="en-US"/>
+        </w:rPr>
+        <w:t xml:space="preserve">.2. Đối với </w:t>
+      </w:r>
+      <w:r>
+        <w:rPr>
+          <w:b/>
+          <w:bCs/>
+          <w:lang w:val="en-US"/>
+        </w:rPr>
+        <w:t>khách hàng</w:t>
+      </w:r>
+    </w:p>
+    <w:p>
+      <w:pPr>
+        <w:numPr>
+          <w:ilvl w:val="0"/>
+          <w:numId w:val="62"/>
+        </w:numPr>
+        <w:rPr>
+          <w:b/>
+          <w:bCs/>
+          <w:lang w:val="en-US"/>
+        </w:rPr>
+      </w:pPr>
+      <w:r>
+        <w:rPr>
+          <w:b/>
+          <w:bCs/>
+          <w:lang w:val="en-US"/>
+        </w:rPr>
+        <w:t>Sau khi khách hàng đã kiểm tra đơn hàng mà bên xưởng gửi, khách hàng có thể chấp nhận đợt giao hàng đó hoặc từ chối đợt giao hàng</w:t>
+      </w:r>
+    </w:p>
+    <w:p>
+      <w:pPr>
+        <w:ind w:left="360"/>
+        <w:rPr>
+          <w:b/>
+          <w:bCs/>
+          <w:lang w:val="en-US"/>
+        </w:rPr>
+      </w:pPr>
+    </w:p>
+    <w:p>
+      <w:pPr>
         <w:rPr>
           <w:b/>
           <w:bCs/>
@@ -7029,7 +8235,7 @@
           <w:lang w:val="en-US"/>
         </w:rPr>
         <w:pict w14:anchorId="4DC2D2DA">
-          <v:rect id="_x0000_i1049" style="width:0;height:1.5pt" o:hralign="center" o:hrstd="t" o:hr="t" fillcolor="#a0a0a0" stroked="f"/>
+          <v:rect id="_x0000_i1043" style="width:0;height:1.5pt" o:hralign="center" o:hrstd="t" o:hr="t" fillcolor="#a0a0a0" stroked="f"/>
         </w:pict>
       </w:r>
     </w:p>
@@ -7064,7 +8270,15 @@
           <w:bCs/>
           <w:lang w:val="en-US"/>
         </w:rPr>
-        <w:t>1. Customer</w:t>
+        <w:t xml:space="preserve">1. </w:t>
+      </w:r>
+      <w:r>
+        <w:rPr>
+          <w:b/>
+          <w:bCs/>
+          <w:lang w:val="en-US"/>
+        </w:rPr>
+        <w:t>Khách hàng</w:t>
       </w:r>
     </w:p>
     <w:p>
@@ -7186,7 +8400,15 @@
           <w:bCs/>
           <w:lang w:val="en-US"/>
         </w:rPr>
-        <w:t>2. Owner</w:t>
+        <w:t xml:space="preserve">2. </w:t>
+      </w:r>
+      <w:r>
+        <w:rPr>
+          <w:b/>
+          <w:bCs/>
+          <w:lang w:val="en-US"/>
+        </w:rPr>
+        <w:t>Chủ xưởng</w:t>
       </w:r>
     </w:p>
     <w:p>
@@ -7249,7 +8471,39 @@
           <w:bCs/>
           <w:lang w:val="en-US"/>
         </w:rPr>
-        <w:t xml:space="preserve">Quản lý PM và worker </w:t>
+        <w:t xml:space="preserve">Quản lý </w:t>
+      </w:r>
+      <w:r>
+        <w:rPr>
+          <w:b/>
+          <w:bCs/>
+          <w:lang w:val="en-US"/>
+        </w:rPr>
+        <w:t>QUẢN LÝ</w:t>
+      </w:r>
+      <w:r>
+        <w:rPr>
+          <w:b/>
+          <w:bCs/>
+          <w:lang w:val="en-US"/>
+        </w:rPr>
+        <w:t xml:space="preserve"> và </w:t>
+      </w:r>
+      <w:r>
+        <w:rPr>
+          <w:b/>
+          <w:bCs/>
+          <w:lang w:val="en-US"/>
+        </w:rPr>
+        <w:t>thợ</w:t>
+      </w:r>
+      <w:r>
+        <w:rPr>
+          <w:b/>
+          <w:bCs/>
+          <w:lang w:val="en-US"/>
+        </w:rPr>
+        <w:t xml:space="preserve"> </w:t>
       </w:r>
     </w:p>
     <w:p>
@@ -7270,7 +8524,23 @@
           <w:bCs/>
           <w:lang w:val="en-US"/>
         </w:rPr>
-        <w:t xml:space="preserve">Giao đơn hàng cho PM </w:t>
+        <w:t xml:space="preserve">Giao đơn hàng cho </w:t>
+      </w:r>
+      <w:r>
+        <w:rPr>
+          <w:b/>
+          <w:bCs/>
+          <w:lang w:val="en-US"/>
+        </w:rPr>
+        <w:t>QUẢN LÝ</w:t>
+      </w:r>
+      <w:r>
+        <w:rPr>
+          <w:b/>
+          <w:bCs/>
+          <w:lang w:val="en-US"/>
+        </w:rPr>
+        <w:t xml:space="preserve"> </w:t>
       </w:r>
     </w:p>
     <w:p>
@@ -7291,45 +8561,32 @@
           <w:bCs/>
           <w:lang w:val="en-US"/>
         </w:rPr>
-        <w:t xml:space="preserve">Theo dõi sản xuất </w:t>
-      </w:r>
-    </w:p>
-    <w:p>
-      <w:pPr>
-        <w:numPr>
-          <w:ilvl w:val="0"/>
-          <w:numId w:val="66"/>
-        </w:numPr>
-        <w:rPr>
-          <w:b/>
-          <w:bCs/>
-          <w:lang w:val="en-US"/>
-        </w:rPr>
-      </w:pPr>
-      <w:r>
-        <w:rPr>
-          <w:b/>
-          <w:bCs/>
-          <w:lang w:val="en-US"/>
-        </w:rPr>
-        <w:t xml:space="preserve">Theo dõi báo cáo và tài chính </w:t>
-      </w:r>
-    </w:p>
-    <w:p>
-      <w:pPr>
-        <w:rPr>
-          <w:b/>
-          <w:bCs/>
-          <w:lang w:val="en-US"/>
-        </w:rPr>
-      </w:pPr>
-      <w:r>
-        <w:rPr>
-          <w:b/>
-          <w:bCs/>
-          <w:lang w:val="en-US"/>
-        </w:rPr>
-        <w:t>3. Project Manager</w:t>
+        <w:t>Theo dõi sản xuất</w:t>
+      </w:r>
+    </w:p>
+    <w:p>
+      <w:pPr>
+        <w:rPr>
+          <w:b/>
+          <w:bCs/>
+          <w:lang w:val="en-US"/>
+        </w:rPr>
+      </w:pPr>
+      <w:r>
+        <w:rPr>
+          <w:b/>
+          <w:bCs/>
+          <w:lang w:val="en-US"/>
+        </w:rPr>
+        <w:t xml:space="preserve">3. </w:t>
+      </w:r>
+      <w:r>
+        <w:rPr>
+          <w:b/>
+          <w:bCs/>
+          <w:lang w:val="en-US"/>
+        </w:rPr>
+        <w:t>Quản lý</w:t>
       </w:r>
     </w:p>
     <w:p>
@@ -7350,7 +8607,23 @@
           <w:bCs/>
           <w:lang w:val="en-US"/>
         </w:rPr>
-        <w:t xml:space="preserve">Quản lý nhóm worker của mình </w:t>
+        <w:t xml:space="preserve">Quản lý nhóm </w:t>
+      </w:r>
+      <w:r>
+        <w:rPr>
+          <w:b/>
+          <w:bCs/>
+          <w:lang w:val="en-US"/>
+        </w:rPr>
+        <w:t>thợ</w:t>
+      </w:r>
+      <w:r>
+        <w:rPr>
+          <w:b/>
+          <w:bCs/>
+          <w:lang w:val="en-US"/>
+        </w:rPr>
+        <w:t xml:space="preserve"> của mình </w:t>
       </w:r>
     </w:p>
     <w:p>
@@ -7455,7 +8728,23 @@
           <w:bCs/>
           <w:lang w:val="en-US"/>
         </w:rPr>
-        <w:t xml:space="preserve">Duyệt nghỉ phép cho worker </w:t>
+        <w:t xml:space="preserve">Duyệt nghỉ phép cho </w:t>
+      </w:r>
+      <w:r>
+        <w:rPr>
+          <w:b/>
+          <w:bCs/>
+          <w:lang w:val="en-US"/>
+        </w:rPr>
+        <w:t>thợ</w:t>
+      </w:r>
+      <w:r>
+        <w:rPr>
+          <w:b/>
+          <w:bCs/>
+          <w:lang w:val="en-US"/>
+        </w:rPr>
+        <w:t xml:space="preserve"> </w:t>
       </w:r>
     </w:p>
     <w:p>
@@ -7478,22 +8767,38 @@
         </w:rPr>
         <w:t xml:space="preserve">Theo dõi lỗi và chất lượng </w:t>
       </w:r>
-    </w:p>
-    <w:p>
-      <w:pPr>
-        <w:rPr>
-          <w:b/>
-          <w:bCs/>
-          <w:lang w:val="en-US"/>
-        </w:rPr>
-      </w:pPr>
-      <w:r>
-        <w:rPr>
-          <w:b/>
-          <w:bCs/>
-          <w:lang w:val="en-US"/>
-        </w:rPr>
-        <w:t>4. Worker</w:t>
+      <w:r>
+        <w:rPr>
+          <w:b/>
+          <w:bCs/>
+          <w:lang w:val="en-US"/>
+        </w:rPr>
+        <w:t>và ghi nhận sản lượng của thợ</w:t>
+      </w:r>
+    </w:p>
+    <w:p>
+      <w:pPr>
+        <w:rPr>
+          <w:b/>
+          <w:bCs/>
+          <w:lang w:val="en-US"/>
+        </w:rPr>
+      </w:pPr>
+      <w:r>
+        <w:rPr>
+          <w:b/>
+          <w:bCs/>
+          <w:lang w:val="en-US"/>
+        </w:rPr>
+        <w:t xml:space="preserve">4. </w:t>
+      </w:r>
+      <w:r>
+        <w:rPr>
+          <w:b/>
+          <w:bCs/>
+          <w:lang w:val="en-US"/>
+        </w:rPr>
+        <w:t>Thợ</w:t>
       </w:r>
     </w:p>
     <w:p>
@@ -7615,6 +8920,7 @@
           <w:bCs/>
           <w:lang w:val="en-US"/>
         </w:rPr>
+        <w:lastRenderedPageBreak/>
         <w:t>5. Admin</w:t>
       </w:r>
     </w:p>
@@ -7773,7 +9079,15 @@
           <w:bCs/>
           <w:lang w:val="en-US"/>
         </w:rPr>
-        <w:t xml:space="preserve">Customer tạo đơn hàng </w:t>
+        <w:t>Khách hàng</w:t>
+      </w:r>
+      <w:r>
+        <w:rPr>
+          <w:b/>
+          <w:bCs/>
+          <w:lang w:val="en-US"/>
+        </w:rPr>
+        <w:t xml:space="preserve"> tạo đơn hàng </w:t>
       </w:r>
     </w:p>
     <w:p>
@@ -7794,8 +9108,15 @@
           <w:bCs/>
           <w:lang w:val="en-US"/>
         </w:rPr>
-        <w:lastRenderedPageBreak/>
-        <w:t xml:space="preserve">Owner xem và xử lý đơn hàng </w:t>
+        <w:t>Chủ xưởng</w:t>
+      </w:r>
+      <w:r>
+        <w:rPr>
+          <w:b/>
+          <w:bCs/>
+          <w:lang w:val="en-US"/>
+        </w:rPr>
+        <w:t xml:space="preserve"> xem và xử lý đơn hàng </w:t>
       </w:r>
     </w:p>
     <w:p>
@@ -7816,7 +9137,15 @@
           <w:bCs/>
           <w:lang w:val="en-US"/>
         </w:rPr>
-        <w:t xml:space="preserve">Owner: </w:t>
+        <w:t>Chủ xưởng</w:t>
+      </w:r>
+      <w:r>
+        <w:rPr>
+          <w:b/>
+          <w:bCs/>
+          <w:lang w:val="en-US"/>
+        </w:rPr>
+        <w:t xml:space="preserve">: </w:t>
       </w:r>
     </w:p>
     <w:p>
@@ -7917,7 +9246,31 @@
           <w:bCs/>
           <w:lang w:val="en-US"/>
         </w:rPr>
-        <w:t xml:space="preserve">Owner giao đơn hàng cho PM </w:t>
+        <w:t>Chủ xưởng</w:t>
+      </w:r>
+      <w:r>
+        <w:rPr>
+          <w:b/>
+          <w:bCs/>
+          <w:lang w:val="en-US"/>
+        </w:rPr>
+        <w:t xml:space="preserve"> giao đơn hàng cho </w:t>
+      </w:r>
+      <w:r>
+        <w:rPr>
+          <w:b/>
+          <w:bCs/>
+          <w:lang w:val="en-US"/>
+        </w:rPr>
+        <w:t>QUẢN LÝ</w:t>
+      </w:r>
+      <w:r>
+        <w:rPr>
+          <w:b/>
+          <w:bCs/>
+          <w:lang w:val="en-US"/>
+        </w:rPr>
+        <w:t xml:space="preserve"> </w:t>
       </w:r>
     </w:p>
     <w:p>
@@ -7938,7 +9291,15 @@
           <w:bCs/>
           <w:lang w:val="en-US"/>
         </w:rPr>
-        <w:t xml:space="preserve">PM tạo kế hoạch sản xuất </w:t>
+        <w:t>QUẢN LÝ</w:t>
+      </w:r>
+      <w:r>
+        <w:rPr>
+          <w:b/>
+          <w:bCs/>
+          <w:lang w:val="en-US"/>
+        </w:rPr>
+        <w:t xml:space="preserve"> có thể nhận hoặc từ chối đơn hàng</w:t>
       </w:r>
     </w:p>
     <w:p>
@@ -7959,7 +9320,15 @@
           <w:bCs/>
           <w:lang w:val="en-US"/>
         </w:rPr>
-        <w:t xml:space="preserve">PM chia công đoạn / bộ phận </w:t>
+        <w:t>QUẢN LÝ</w:t>
+      </w:r>
+      <w:r>
+        <w:rPr>
+          <w:b/>
+          <w:bCs/>
+          <w:lang w:val="en-US"/>
+        </w:rPr>
+        <w:t xml:space="preserve"> tạo kế hoạch sản xuất </w:t>
       </w:r>
     </w:p>
     <w:p>
@@ -7980,7 +9349,60 @@
           <w:bCs/>
           <w:lang w:val="en-US"/>
         </w:rPr>
-        <w:t xml:space="preserve">PM phân công cho worker trong nhóm </w:t>
+        <w:t>QUẢN LÝ</w:t>
+      </w:r>
+      <w:r>
+        <w:rPr>
+          <w:b/>
+          <w:bCs/>
+          <w:lang w:val="en-US"/>
+        </w:rPr>
+        <w:t xml:space="preserve"> chia công đoạn / bộ phận </w:t>
+      </w:r>
+    </w:p>
+    <w:p>
+      <w:pPr>
+        <w:numPr>
+          <w:ilvl w:val="0"/>
+          <w:numId w:val="71"/>
+        </w:numPr>
+        <w:rPr>
+          <w:b/>
+          <w:bCs/>
+          <w:lang w:val="en-US"/>
+        </w:rPr>
+      </w:pPr>
+      <w:r>
+        <w:rPr>
+          <w:b/>
+          <w:bCs/>
+          <w:lang w:val="en-US"/>
+        </w:rPr>
+        <w:t>QUẢN LÝ</w:t>
+      </w:r>
+      <w:r>
+        <w:rPr>
+          <w:b/>
+          <w:bCs/>
+          <w:lang w:val="en-US"/>
+        </w:rPr>
+        <w:t xml:space="preserve"> phân công cho </w:t>
+      </w:r>
+      <w:r>
+        <w:rPr>
+          <w:b/>
+          <w:bCs/>
+          <w:lang w:val="en-US"/>
+        </w:rPr>
+        <w:t>thợ</w:t>
+      </w:r>
+      <w:r>
+        <w:rPr>
+          <w:b/>
+          <w:bCs/>
+          <w:lang w:val="en-US"/>
+        </w:rPr>
+        <w:t xml:space="preserve"> trong nhóm </w:t>
       </w:r>
     </w:p>
     <w:p>
@@ -8018,7 +9440,15 @@
           <w:bCs/>
           <w:lang w:val="en-US"/>
         </w:rPr>
-        <w:t xml:space="preserve">Worker nhận công việc </w:t>
+        <w:t>Thợ</w:t>
+      </w:r>
+      <w:r>
+        <w:rPr>
+          <w:b/>
+          <w:bCs/>
+          <w:lang w:val="en-US"/>
+        </w:rPr>
+        <w:t xml:space="preserve"> nhận công việc </w:t>
       </w:r>
     </w:p>
     <w:p>
@@ -8039,7 +9469,15 @@
           <w:bCs/>
           <w:lang w:val="en-US"/>
         </w:rPr>
-        <w:t xml:space="preserve">Worker thực hiện công đoạn </w:t>
+        <w:t>Thợ</w:t>
+      </w:r>
+      <w:r>
+        <w:rPr>
+          <w:b/>
+          <w:bCs/>
+          <w:lang w:val="en-US"/>
+        </w:rPr>
+        <w:t xml:space="preserve"> thực hiện công đoạn </w:t>
       </w:r>
     </w:p>
     <w:p>
@@ -8060,7 +9498,15 @@
           <w:bCs/>
           <w:lang w:val="en-US"/>
         </w:rPr>
-        <w:t xml:space="preserve">Worker cập nhật tiến độ </w:t>
+        <w:t>Thợ</w:t>
+      </w:r>
+      <w:r>
+        <w:rPr>
+          <w:b/>
+          <w:bCs/>
+          <w:lang w:val="en-US"/>
+        </w:rPr>
+        <w:t xml:space="preserve"> cập nhật tiến độ </w:t>
       </w:r>
     </w:p>
     <w:p>
@@ -8081,7 +9527,15 @@
           <w:bCs/>
           <w:lang w:val="en-US"/>
         </w:rPr>
-        <w:t xml:space="preserve">Worker khai báo số lượng hoàn thành </w:t>
+        <w:t>Thợ</w:t>
+      </w:r>
+      <w:r>
+        <w:rPr>
+          <w:b/>
+          <w:bCs/>
+          <w:lang w:val="en-US"/>
+        </w:rPr>
+        <w:t xml:space="preserve"> khai báo số lượng hoàn thành </w:t>
       </w:r>
     </w:p>
     <w:p>
@@ -8119,7 +9573,15 @@
           <w:bCs/>
           <w:lang w:val="en-US"/>
         </w:rPr>
-        <w:t xml:space="preserve">Worker tự khai báo kết quả chất lượng công đoạn </w:t>
+        <w:t>Thợ</w:t>
+      </w:r>
+      <w:r>
+        <w:rPr>
+          <w:b/>
+          <w:bCs/>
+          <w:lang w:val="en-US"/>
+        </w:rPr>
+        <w:t xml:space="preserve"> tự khai báo kết quả chất lượng công đoạn </w:t>
       </w:r>
     </w:p>
     <w:p>
@@ -8203,24 +9665,141 @@
           <w:bCs/>
           <w:lang w:val="en-US"/>
         </w:rPr>
-        <w:t xml:space="preserve">PM theo dõi và xử lý tiếp </w:t>
-      </w:r>
-    </w:p>
-    <w:p>
-      <w:pPr>
-        <w:rPr>
-          <w:b/>
-          <w:bCs/>
-          <w:lang w:val="en-US"/>
-        </w:rPr>
-      </w:pPr>
-      <w:r>
-        <w:rPr>
-          <w:b/>
-          <w:bCs/>
-          <w:lang w:val="en-US"/>
-        </w:rPr>
-        <w:t>Quy trình 5: Hoàn tất đơn hàng</w:t>
+        <w:t>QUẢN LÝ</w:t>
+      </w:r>
+      <w:r>
+        <w:rPr>
+          <w:b/>
+          <w:bCs/>
+          <w:lang w:val="en-US"/>
+        </w:rPr>
+        <w:t xml:space="preserve"> theo dõi và xử lý tiếp </w:t>
+      </w:r>
+    </w:p>
+    <w:p>
+      <w:pPr>
+        <w:rPr>
+          <w:b/>
+          <w:bCs/>
+          <w:lang w:val="en-US"/>
+        </w:rPr>
+      </w:pPr>
+      <w:r>
+        <w:rPr>
+          <w:b/>
+          <w:bCs/>
+          <w:lang w:val="en-US"/>
+        </w:rPr>
+        <w:t xml:space="preserve">Quy trình </w:t>
+      </w:r>
+      <w:r>
+        <w:rPr>
+          <w:b/>
+          <w:bCs/>
+          <w:lang w:val="en-US"/>
+        </w:rPr>
+        <w:t>5</w:t>
+      </w:r>
+      <w:r>
+        <w:rPr>
+          <w:b/>
+          <w:bCs/>
+          <w:lang w:val="en-US"/>
+        </w:rPr>
+        <w:t xml:space="preserve">: </w:t>
+      </w:r>
+      <w:r>
+        <w:rPr>
+          <w:b/>
+          <w:bCs/>
+          <w:lang w:val="en-US"/>
+        </w:rPr>
+        <w:t>Giao</w:t>
+      </w:r>
+      <w:r>
+        <w:rPr>
+          <w:b/>
+          <w:bCs/>
+          <w:lang w:val="en-US"/>
+        </w:rPr>
+        <w:t xml:space="preserve"> hàng</w:t>
+      </w:r>
+    </w:p>
+    <w:p>
+      <w:pPr>
+        <w:pStyle w:val="ListParagraph"/>
+        <w:numPr>
+          <w:ilvl w:val="0"/>
+          <w:numId w:val="76"/>
+        </w:numPr>
+        <w:rPr>
+          <w:b/>
+          <w:bCs/>
+          <w:lang w:val="en-US"/>
+        </w:rPr>
+      </w:pPr>
+      <w:r>
+        <w:rPr>
+          <w:b/>
+          <w:bCs/>
+          <w:lang w:val="en-US"/>
+        </w:rPr>
+        <w:t>Chủ xưởng nhập vào số lượng muốn giao và giao hàng</w:t>
+      </w:r>
+    </w:p>
+    <w:p>
+      <w:pPr>
+        <w:pStyle w:val="ListParagraph"/>
+        <w:numPr>
+          <w:ilvl w:val="0"/>
+          <w:numId w:val="76"/>
+        </w:numPr>
+        <w:rPr>
+          <w:b/>
+          <w:bCs/>
+          <w:lang w:val="en-US"/>
+        </w:rPr>
+      </w:pPr>
+      <w:r>
+        <w:rPr>
+          <w:b/>
+          <w:bCs/>
+          <w:lang w:val="en-US"/>
+        </w:rPr>
+        <w:t>Khách hàng sẽ kiểm tra lại thông tin và xác nhận nhận hàng</w:t>
+      </w:r>
+    </w:p>
+    <w:p>
+      <w:pPr>
+        <w:rPr>
+          <w:b/>
+          <w:bCs/>
+          <w:lang w:val="en-US"/>
+        </w:rPr>
+      </w:pPr>
+      <w:r>
+        <w:rPr>
+          <w:b/>
+          <w:bCs/>
+          <w:lang w:val="en-US"/>
+        </w:rPr>
+        <w:t xml:space="preserve">Quy trình </w:t>
+      </w:r>
+      <w:r>
+        <w:rPr>
+          <w:b/>
+          <w:bCs/>
+          <w:lang w:val="en-US"/>
+        </w:rPr>
+        <w:t>6</w:t>
+      </w:r>
+      <w:r>
+        <w:rPr>
+          <w:b/>
+          <w:bCs/>
+          <w:lang w:val="en-US"/>
+        </w:rPr>
+        <w:t>: Hoàn tất đơn hàng</w:t>
       </w:r>
     </w:p>
     <w:p>
@@ -8283,7 +9862,15 @@
           <w:bCs/>
           <w:lang w:val="en-US"/>
         </w:rPr>
-        <w:t xml:space="preserve">Customer nhận hàng </w:t>
+        <w:t>Khách hàng</w:t>
+      </w:r>
+      <w:r>
+        <w:rPr>
+          <w:b/>
+          <w:bCs/>
+          <w:lang w:val="en-US"/>
+        </w:rPr>
+        <w:t xml:space="preserve"> nhận hàng </w:t>
       </w:r>
     </w:p>
     <w:p>
@@ -8472,34 +10059,6 @@
         </w:rPr>
         <w:t xml:space="preserve">Hệ thống dễ mở rộng trong tương lai </w:t>
       </w:r>
-    </w:p>
-    <w:p>
-      <w:pPr>
-        <w:numPr>
-          <w:ilvl w:val="0"/>
-          <w:numId w:val="75"/>
-        </w:numPr>
-        <w:rPr>
-          <w:b/>
-          <w:bCs/>
-          <w:lang w:val="en-US"/>
-        </w:rPr>
-      </w:pPr>
-      <w:r>
-        <w:rPr>
-          <w:b/>
-          <w:bCs/>
-          <w:lang w:val="en-US"/>
-        </w:rPr>
-        <w:t>Có thể linh hoạt tùy chỉnh theo mô hình vận hành của từng xưởng may</w:t>
-      </w:r>
-    </w:p>
-    <w:p>
-      <w:pPr>
-        <w:rPr>
-          <w:lang w:val="en-US"/>
-        </w:rPr>
-      </w:pPr>
     </w:p>
     <w:p>
       <w:pPr>
@@ -12215,6 +13774,123 @@
     </w:lvl>
   </w:abstractNum>
   <w:abstractNum w:abstractNumId="26" w15:restartNumberingAfterBreak="0">
+    <w:nsid w:val="24311A0C"/>
+    <w:multiLevelType w:val="multilevel"/>
+    <w:tmpl w:val="EDF8DFFA"/>
+    <w:lvl w:ilvl="0">
+      <w:start w:val="1"/>
+      <w:numFmt w:val="decimal"/>
+      <w:lvlText w:val="%1."/>
+      <w:lvlJc w:val="left"/>
+      <w:pPr>
+        <w:tabs>
+          <w:tab w:val="num" w:pos="720"/>
+        </w:tabs>
+        <w:ind w:left="720" w:hanging="360"/>
+      </w:pPr>
+    </w:lvl>
+    <w:lvl w:ilvl="1">
+      <w:start w:val="1"/>
+      <w:numFmt w:val="bullet"/>
+      <w:lvlText w:val="o"/>
+      <w:lvlJc w:val="left"/>
+      <w:pPr>
+        <w:tabs>
+          <w:tab w:val="num" w:pos="1440"/>
+        </w:tabs>
+        <w:ind w:left="1440" w:hanging="360"/>
+      </w:pPr>
+      <w:rPr>
+        <w:rFonts w:ascii="Courier New" w:hAnsi="Courier New" w:hint="default"/>
+        <w:sz w:val="20"/>
+      </w:rPr>
+    </w:lvl>
+    <w:lvl w:ilvl="2" w:tentative="1">
+      <w:start w:val="1"/>
+      <w:numFmt w:val="decimal"/>
+      <w:lvlText w:val="%3."/>
+      <w:lvlJc w:val="left"/>
+      <w:pPr>
+        <w:tabs>
+          <w:tab w:val="num" w:pos="2160"/>
+        </w:tabs>
+        <w:ind w:left="2160" w:hanging="360"/>
+      </w:pPr>
+    </w:lvl>
+    <w:lvl w:ilvl="3" w:tentative="1">
+      <w:start w:val="1"/>
+      <w:numFmt w:val="decimal"/>
+      <w:lvlText w:val="%4."/>
+      <w:lvlJc w:val="left"/>
+      <w:pPr>
+        <w:tabs>
+          <w:tab w:val="num" w:pos="2880"/>
+        </w:tabs>
+        <w:ind w:left="2880" w:hanging="360"/>
+      </w:pPr>
+    </w:lvl>
+    <w:lvl w:ilvl="4" w:tentative="1">
+      <w:start w:val="1"/>
+      <w:numFmt w:val="decimal"/>
+      <w:lvlText w:val="%5."/>
+      <w:lvlJc w:val="left"/>
+      <w:pPr>
+        <w:tabs>
+          <w:tab w:val="num" w:pos="3600"/>
+        </w:tabs>
+        <w:ind w:left="3600" w:hanging="360"/>
+      </w:pPr>
+    </w:lvl>
+    <w:lvl w:ilvl="5" w:tentative="1">
+      <w:start w:val="1"/>
+      <w:numFmt w:val="decimal"/>
+      <w:lvlText w:val="%6."/>
+      <w:lvlJc w:val="left"/>
+      <w:pPr>
+        <w:tabs>
+          <w:tab w:val="num" w:pos="4320"/>
+        </w:tabs>
+        <w:ind w:left="4320" w:hanging="360"/>
+      </w:pPr>
+    </w:lvl>
+    <w:lvl w:ilvl="6" w:tentative="1">
+      <w:start w:val="1"/>
+      <w:numFmt w:val="decimal"/>
+      <w:lvlText w:val="%7."/>
+      <w:lvlJc w:val="left"/>
+      <w:pPr>
+        <w:tabs>
+          <w:tab w:val="num" w:pos="5040"/>
+        </w:tabs>
+        <w:ind w:left="5040" w:hanging="360"/>
+      </w:pPr>
+    </w:lvl>
+    <w:lvl w:ilvl="7" w:tentative="1">
+      <w:start w:val="1"/>
+      <w:numFmt w:val="decimal"/>
+      <w:lvlText w:val="%8."/>
+      <w:lvlJc w:val="left"/>
+      <w:pPr>
+        <w:tabs>
+          <w:tab w:val="num" w:pos="5760"/>
+        </w:tabs>
+        <w:ind w:left="5760" w:hanging="360"/>
+      </w:pPr>
+    </w:lvl>
+    <w:lvl w:ilvl="8" w:tentative="1">
+      <w:start w:val="1"/>
+      <w:numFmt w:val="decimal"/>
+      <w:lvlText w:val="%9."/>
+      <w:lvlJc w:val="left"/>
+      <w:pPr>
+        <w:tabs>
+          <w:tab w:val="num" w:pos="6480"/>
+        </w:tabs>
+        <w:ind w:left="6480" w:hanging="360"/>
+      </w:pPr>
+    </w:lvl>
+  </w:abstractNum>
+  <w:abstractNum w:abstractNumId="27" w15:restartNumberingAfterBreak="0">
     <w:nsid w:val="25821ACF"/>
     <w:multiLevelType w:val="multilevel"/>
     <w:tmpl w:val="70EA2A4C"/>
@@ -12363,7 +14039,7 @@
       </w:rPr>
     </w:lvl>
   </w:abstractNum>
-  <w:abstractNum w:abstractNumId="27" w15:restartNumberingAfterBreak="0">
+  <w:abstractNum w:abstractNumId="28" w15:restartNumberingAfterBreak="0">
     <w:nsid w:val="27F63AB2"/>
     <w:multiLevelType w:val="multilevel"/>
     <w:tmpl w:val="EDF8DFFA"/>
@@ -12480,7 +14156,7 @@
       </w:pPr>
     </w:lvl>
   </w:abstractNum>
-  <w:abstractNum w:abstractNumId="28" w15:restartNumberingAfterBreak="0">
+  <w:abstractNum w:abstractNumId="29" w15:restartNumberingAfterBreak="0">
     <w:nsid w:val="27FE6EA8"/>
     <w:multiLevelType w:val="multilevel"/>
     <w:tmpl w:val="F2DCA564"/>
@@ -12629,7 +14305,7 @@
       </w:rPr>
     </w:lvl>
   </w:abstractNum>
-  <w:abstractNum w:abstractNumId="29" w15:restartNumberingAfterBreak="0">
+  <w:abstractNum w:abstractNumId="30" w15:restartNumberingAfterBreak="0">
     <w:nsid w:val="28D52982"/>
     <w:multiLevelType w:val="multilevel"/>
     <w:tmpl w:val="5AA4B61E"/>
@@ -12778,7 +14454,7 @@
       </w:rPr>
     </w:lvl>
   </w:abstractNum>
-  <w:abstractNum w:abstractNumId="30" w15:restartNumberingAfterBreak="0">
+  <w:abstractNum w:abstractNumId="31" w15:restartNumberingAfterBreak="0">
     <w:nsid w:val="29F842F1"/>
     <w:multiLevelType w:val="multilevel"/>
     <w:tmpl w:val="D994AC10"/>
@@ -12927,7 +14603,7 @@
       </w:rPr>
     </w:lvl>
   </w:abstractNum>
-  <w:abstractNum w:abstractNumId="31" w15:restartNumberingAfterBreak="0">
+  <w:abstractNum w:abstractNumId="32" w15:restartNumberingAfterBreak="0">
     <w:nsid w:val="2A8E4FC4"/>
     <w:multiLevelType w:val="multilevel"/>
     <w:tmpl w:val="A72CD324"/>
@@ -13040,7 +14716,7 @@
       </w:rPr>
     </w:lvl>
   </w:abstractNum>
-  <w:abstractNum w:abstractNumId="32" w15:restartNumberingAfterBreak="0">
+  <w:abstractNum w:abstractNumId="33" w15:restartNumberingAfterBreak="0">
     <w:nsid w:val="2ABC336A"/>
     <w:multiLevelType w:val="multilevel"/>
     <w:tmpl w:val="28EC5794"/>
@@ -13189,7 +14865,7 @@
       </w:rPr>
     </w:lvl>
   </w:abstractNum>
-  <w:abstractNum w:abstractNumId="33" w15:restartNumberingAfterBreak="0">
+  <w:abstractNum w:abstractNumId="34" w15:restartNumberingAfterBreak="0">
     <w:nsid w:val="2B7F637B"/>
     <w:multiLevelType w:val="multilevel"/>
     <w:tmpl w:val="4F062C1E"/>
@@ -13302,7 +14978,7 @@
       </w:rPr>
     </w:lvl>
   </w:abstractNum>
-  <w:abstractNum w:abstractNumId="34" w15:restartNumberingAfterBreak="0">
+  <w:abstractNum w:abstractNumId="35" w15:restartNumberingAfterBreak="0">
     <w:nsid w:val="2C893055"/>
     <w:multiLevelType w:val="multilevel"/>
     <w:tmpl w:val="E70E8FE6"/>
@@ -13415,7 +15091,7 @@
       </w:rPr>
     </w:lvl>
   </w:abstractNum>
-  <w:abstractNum w:abstractNumId="35" w15:restartNumberingAfterBreak="0">
+  <w:abstractNum w:abstractNumId="36" w15:restartNumberingAfterBreak="0">
     <w:nsid w:val="2FB205C6"/>
     <w:multiLevelType w:val="multilevel"/>
     <w:tmpl w:val="7AF0CE4A"/>
@@ -13528,7 +15204,7 @@
       </w:pPr>
     </w:lvl>
   </w:abstractNum>
-  <w:abstractNum w:abstractNumId="36" w15:restartNumberingAfterBreak="0">
+  <w:abstractNum w:abstractNumId="37" w15:restartNumberingAfterBreak="0">
     <w:nsid w:val="303B7500"/>
     <w:multiLevelType w:val="multilevel"/>
     <w:tmpl w:val="B28C58D0"/>
@@ -13677,7 +15353,7 @@
       </w:rPr>
     </w:lvl>
   </w:abstractNum>
-  <w:abstractNum w:abstractNumId="37" w15:restartNumberingAfterBreak="0">
+  <w:abstractNum w:abstractNumId="38" w15:restartNumberingAfterBreak="0">
     <w:nsid w:val="33DF4097"/>
     <w:multiLevelType w:val="multilevel"/>
     <w:tmpl w:val="3A1CBEB8"/>
@@ -13790,7 +15466,7 @@
       </w:rPr>
     </w:lvl>
   </w:abstractNum>
-  <w:abstractNum w:abstractNumId="38" w15:restartNumberingAfterBreak="0">
+  <w:abstractNum w:abstractNumId="39" w15:restartNumberingAfterBreak="0">
     <w:nsid w:val="379C099A"/>
     <w:multiLevelType w:val="multilevel"/>
     <w:tmpl w:val="09A2E7FA"/>
@@ -13939,7 +15615,7 @@
       </w:rPr>
     </w:lvl>
   </w:abstractNum>
-  <w:abstractNum w:abstractNumId="39" w15:restartNumberingAfterBreak="0">
+  <w:abstractNum w:abstractNumId="40" w15:restartNumberingAfterBreak="0">
     <w:nsid w:val="3A1F041A"/>
     <w:multiLevelType w:val="multilevel"/>
     <w:tmpl w:val="064A87D4"/>
@@ -14088,7 +15764,7 @@
       </w:rPr>
     </w:lvl>
   </w:abstractNum>
-  <w:abstractNum w:abstractNumId="40" w15:restartNumberingAfterBreak="0">
+  <w:abstractNum w:abstractNumId="41" w15:restartNumberingAfterBreak="0">
     <w:nsid w:val="3F4C7F62"/>
     <w:multiLevelType w:val="multilevel"/>
     <w:tmpl w:val="58A04A64"/>
@@ -14237,7 +15913,7 @@
       </w:rPr>
     </w:lvl>
   </w:abstractNum>
-  <w:abstractNum w:abstractNumId="41" w15:restartNumberingAfterBreak="0">
+  <w:abstractNum w:abstractNumId="42" w15:restartNumberingAfterBreak="0">
     <w:nsid w:val="40B47AFF"/>
     <w:multiLevelType w:val="multilevel"/>
     <w:tmpl w:val="A8625F60"/>
@@ -14386,7 +16062,7 @@
       </w:rPr>
     </w:lvl>
   </w:abstractNum>
-  <w:abstractNum w:abstractNumId="42" w15:restartNumberingAfterBreak="0">
+  <w:abstractNum w:abstractNumId="43" w15:restartNumberingAfterBreak="0">
     <w:nsid w:val="43EE5313"/>
     <w:multiLevelType w:val="multilevel"/>
     <w:tmpl w:val="8ED4E080"/>
@@ -14499,7 +16175,7 @@
       </w:rPr>
     </w:lvl>
   </w:abstractNum>
-  <w:abstractNum w:abstractNumId="43" w15:restartNumberingAfterBreak="0">
+  <w:abstractNum w:abstractNumId="44" w15:restartNumberingAfterBreak="0">
     <w:nsid w:val="45476849"/>
     <w:multiLevelType w:val="multilevel"/>
     <w:tmpl w:val="29645AF2"/>
@@ -14648,7 +16324,7 @@
       </w:rPr>
     </w:lvl>
   </w:abstractNum>
-  <w:abstractNum w:abstractNumId="44" w15:restartNumberingAfterBreak="0">
+  <w:abstractNum w:abstractNumId="45" w15:restartNumberingAfterBreak="0">
     <w:nsid w:val="456576CE"/>
     <w:multiLevelType w:val="multilevel"/>
     <w:tmpl w:val="3918AC5A"/>
@@ -14797,7 +16473,7 @@
       </w:rPr>
     </w:lvl>
   </w:abstractNum>
-  <w:abstractNum w:abstractNumId="45" w15:restartNumberingAfterBreak="0">
+  <w:abstractNum w:abstractNumId="46" w15:restartNumberingAfterBreak="0">
     <w:nsid w:val="48145807"/>
     <w:multiLevelType w:val="multilevel"/>
     <w:tmpl w:val="AD4846E6"/>
@@ -14946,7 +16622,7 @@
       </w:rPr>
     </w:lvl>
   </w:abstractNum>
-  <w:abstractNum w:abstractNumId="46" w15:restartNumberingAfterBreak="0">
+  <w:abstractNum w:abstractNumId="47" w15:restartNumberingAfterBreak="0">
     <w:nsid w:val="48907FAD"/>
     <w:multiLevelType w:val="multilevel"/>
     <w:tmpl w:val="D32A9D08"/>
@@ -15059,7 +16735,7 @@
       </w:rPr>
     </w:lvl>
   </w:abstractNum>
-  <w:abstractNum w:abstractNumId="47" w15:restartNumberingAfterBreak="0">
+  <w:abstractNum w:abstractNumId="48" w15:restartNumberingAfterBreak="0">
     <w:nsid w:val="494060E0"/>
     <w:multiLevelType w:val="multilevel"/>
     <w:tmpl w:val="5B5E92BE"/>
@@ -15208,7 +16884,7 @@
       </w:rPr>
     </w:lvl>
   </w:abstractNum>
-  <w:abstractNum w:abstractNumId="48" w15:restartNumberingAfterBreak="0">
+  <w:abstractNum w:abstractNumId="49" w15:restartNumberingAfterBreak="0">
     <w:nsid w:val="494A66B4"/>
     <w:multiLevelType w:val="multilevel"/>
     <w:tmpl w:val="CCA6914C"/>
@@ -15357,7 +17033,7 @@
       </w:rPr>
     </w:lvl>
   </w:abstractNum>
-  <w:abstractNum w:abstractNumId="49" w15:restartNumberingAfterBreak="0">
+  <w:abstractNum w:abstractNumId="50" w15:restartNumberingAfterBreak="0">
     <w:nsid w:val="4A1D0F23"/>
     <w:multiLevelType w:val="multilevel"/>
     <w:tmpl w:val="E4588DC0"/>
@@ -15470,7 +17146,7 @@
       </w:rPr>
     </w:lvl>
   </w:abstractNum>
-  <w:abstractNum w:abstractNumId="50" w15:restartNumberingAfterBreak="0">
+  <w:abstractNum w:abstractNumId="51" w15:restartNumberingAfterBreak="0">
     <w:nsid w:val="4A9B67C8"/>
     <w:multiLevelType w:val="multilevel"/>
     <w:tmpl w:val="61BE15C8"/>
@@ -15619,7 +17295,7 @@
       </w:rPr>
     </w:lvl>
   </w:abstractNum>
-  <w:abstractNum w:abstractNumId="51" w15:restartNumberingAfterBreak="0">
+  <w:abstractNum w:abstractNumId="52" w15:restartNumberingAfterBreak="0">
     <w:nsid w:val="4BDD1F1A"/>
     <w:multiLevelType w:val="multilevel"/>
     <w:tmpl w:val="E64819A0"/>
@@ -15768,7 +17444,7 @@
       </w:rPr>
     </w:lvl>
   </w:abstractNum>
-  <w:abstractNum w:abstractNumId="52" w15:restartNumberingAfterBreak="0">
+  <w:abstractNum w:abstractNumId="53" w15:restartNumberingAfterBreak="0">
     <w:nsid w:val="4C8A10F4"/>
     <w:multiLevelType w:val="multilevel"/>
     <w:tmpl w:val="30A82D08"/>
@@ -15881,7 +17557,7 @@
       </w:rPr>
     </w:lvl>
   </w:abstractNum>
-  <w:abstractNum w:abstractNumId="53" w15:restartNumberingAfterBreak="0">
+  <w:abstractNum w:abstractNumId="54" w15:restartNumberingAfterBreak="0">
     <w:nsid w:val="4E585B17"/>
     <w:multiLevelType w:val="multilevel"/>
     <w:tmpl w:val="A53A13D4"/>
@@ -15994,7 +17670,7 @@
       </w:pPr>
     </w:lvl>
   </w:abstractNum>
-  <w:abstractNum w:abstractNumId="54" w15:restartNumberingAfterBreak="0">
+  <w:abstractNum w:abstractNumId="55" w15:restartNumberingAfterBreak="0">
     <w:nsid w:val="50870D35"/>
     <w:multiLevelType w:val="multilevel"/>
     <w:tmpl w:val="DB46A4E2"/>
@@ -16143,7 +17819,7 @@
       </w:rPr>
     </w:lvl>
   </w:abstractNum>
-  <w:abstractNum w:abstractNumId="55" w15:restartNumberingAfterBreak="0">
+  <w:abstractNum w:abstractNumId="56" w15:restartNumberingAfterBreak="0">
     <w:nsid w:val="53E83C16"/>
     <w:multiLevelType w:val="multilevel"/>
     <w:tmpl w:val="C872482E"/>
@@ -16292,7 +17968,7 @@
       </w:rPr>
     </w:lvl>
   </w:abstractNum>
-  <w:abstractNum w:abstractNumId="56" w15:restartNumberingAfterBreak="0">
+  <w:abstractNum w:abstractNumId="57" w15:restartNumberingAfterBreak="0">
     <w:nsid w:val="571B7899"/>
     <w:multiLevelType w:val="multilevel"/>
     <w:tmpl w:val="A8C2C682"/>
@@ -16441,7 +18117,7 @@
       </w:rPr>
     </w:lvl>
   </w:abstractNum>
-  <w:abstractNum w:abstractNumId="57" w15:restartNumberingAfterBreak="0">
+  <w:abstractNum w:abstractNumId="58" w15:restartNumberingAfterBreak="0">
     <w:nsid w:val="59171D4C"/>
     <w:multiLevelType w:val="multilevel"/>
     <w:tmpl w:val="2CD8B47E"/>
@@ -16590,7 +18266,7 @@
       </w:rPr>
     </w:lvl>
   </w:abstractNum>
-  <w:abstractNum w:abstractNumId="58" w15:restartNumberingAfterBreak="0">
+  <w:abstractNum w:abstractNumId="59" w15:restartNumberingAfterBreak="0">
     <w:nsid w:val="64514581"/>
     <w:multiLevelType w:val="multilevel"/>
     <w:tmpl w:val="2BA0EBAA"/>
@@ -16739,7 +18415,7 @@
       </w:rPr>
     </w:lvl>
   </w:abstractNum>
-  <w:abstractNum w:abstractNumId="59" w15:restartNumberingAfterBreak="0">
+  <w:abstractNum w:abstractNumId="60" w15:restartNumberingAfterBreak="0">
     <w:nsid w:val="65EC68BC"/>
     <w:multiLevelType w:val="multilevel"/>
     <w:tmpl w:val="9C447C2C"/>
@@ -16888,7 +18564,7 @@
       </w:rPr>
     </w:lvl>
   </w:abstractNum>
-  <w:abstractNum w:abstractNumId="60" w15:restartNumberingAfterBreak="0">
+  <w:abstractNum w:abstractNumId="61" w15:restartNumberingAfterBreak="0">
     <w:nsid w:val="684C773E"/>
     <w:multiLevelType w:val="multilevel"/>
     <w:tmpl w:val="BCE2A360"/>
@@ -17037,7 +18713,7 @@
       </w:rPr>
     </w:lvl>
   </w:abstractNum>
-  <w:abstractNum w:abstractNumId="61" w15:restartNumberingAfterBreak="0">
+  <w:abstractNum w:abstractNumId="62" w15:restartNumberingAfterBreak="0">
     <w:nsid w:val="69407CFB"/>
     <w:multiLevelType w:val="multilevel"/>
     <w:tmpl w:val="07688B28"/>
@@ -17186,7 +18862,7 @@
       </w:rPr>
     </w:lvl>
   </w:abstractNum>
-  <w:abstractNum w:abstractNumId="62" w15:restartNumberingAfterBreak="0">
+  <w:abstractNum w:abstractNumId="63" w15:restartNumberingAfterBreak="0">
     <w:nsid w:val="6B6E3926"/>
     <w:multiLevelType w:val="multilevel"/>
     <w:tmpl w:val="59A231C0"/>
@@ -17335,7 +19011,7 @@
       </w:rPr>
     </w:lvl>
   </w:abstractNum>
-  <w:abstractNum w:abstractNumId="63" w15:restartNumberingAfterBreak="0">
+  <w:abstractNum w:abstractNumId="64" w15:restartNumberingAfterBreak="0">
     <w:nsid w:val="6BA6137E"/>
     <w:multiLevelType w:val="multilevel"/>
     <w:tmpl w:val="E2B4D904"/>
@@ -17452,7 +19128,7 @@
       </w:pPr>
     </w:lvl>
   </w:abstractNum>
-  <w:abstractNum w:abstractNumId="64" w15:restartNumberingAfterBreak="0">
+  <w:abstractNum w:abstractNumId="65" w15:restartNumberingAfterBreak="0">
     <w:nsid w:val="6C565B85"/>
     <w:multiLevelType w:val="multilevel"/>
     <w:tmpl w:val="827EB818"/>
@@ -17565,7 +19241,7 @@
       </w:rPr>
     </w:lvl>
   </w:abstractNum>
-  <w:abstractNum w:abstractNumId="65" w15:restartNumberingAfterBreak="0">
+  <w:abstractNum w:abstractNumId="66" w15:restartNumberingAfterBreak="0">
     <w:nsid w:val="6D1623C6"/>
     <w:multiLevelType w:val="multilevel"/>
     <w:tmpl w:val="5038F080"/>
@@ -17714,7 +19390,7 @@
       </w:rPr>
     </w:lvl>
   </w:abstractNum>
-  <w:abstractNum w:abstractNumId="66" w15:restartNumberingAfterBreak="0">
+  <w:abstractNum w:abstractNumId="67" w15:restartNumberingAfterBreak="0">
     <w:nsid w:val="6E55009A"/>
     <w:multiLevelType w:val="multilevel"/>
     <w:tmpl w:val="822AF026"/>
@@ -17827,7 +19503,7 @@
       </w:pPr>
     </w:lvl>
   </w:abstractNum>
-  <w:abstractNum w:abstractNumId="67" w15:restartNumberingAfterBreak="0">
+  <w:abstractNum w:abstractNumId="68" w15:restartNumberingAfterBreak="0">
     <w:nsid w:val="71CD220D"/>
     <w:multiLevelType w:val="multilevel"/>
     <w:tmpl w:val="FE72F9F2"/>
@@ -17976,7 +19652,7 @@
       </w:rPr>
     </w:lvl>
   </w:abstractNum>
-  <w:abstractNum w:abstractNumId="68" w15:restartNumberingAfterBreak="0">
+  <w:abstractNum w:abstractNumId="69" w15:restartNumberingAfterBreak="0">
     <w:nsid w:val="745F3E4E"/>
     <w:multiLevelType w:val="multilevel"/>
     <w:tmpl w:val="EE444AC8"/>
@@ -18125,7 +19801,7 @@
       </w:rPr>
     </w:lvl>
   </w:abstractNum>
-  <w:abstractNum w:abstractNumId="69" w15:restartNumberingAfterBreak="0">
+  <w:abstractNum w:abstractNumId="70" w15:restartNumberingAfterBreak="0">
     <w:nsid w:val="76AF68F7"/>
     <w:multiLevelType w:val="multilevel"/>
     <w:tmpl w:val="4C26DF8C"/>
@@ -18238,7 +19914,7 @@
       </w:rPr>
     </w:lvl>
   </w:abstractNum>
-  <w:abstractNum w:abstractNumId="70" w15:restartNumberingAfterBreak="0">
+  <w:abstractNum w:abstractNumId="71" w15:restartNumberingAfterBreak="0">
     <w:nsid w:val="78552814"/>
     <w:multiLevelType w:val="multilevel"/>
     <w:tmpl w:val="9E1ABC8A"/>
@@ -18387,7 +20063,7 @@
       </w:rPr>
     </w:lvl>
   </w:abstractNum>
-  <w:abstractNum w:abstractNumId="71" w15:restartNumberingAfterBreak="0">
+  <w:abstractNum w:abstractNumId="72" w15:restartNumberingAfterBreak="0">
     <w:nsid w:val="7C7A3780"/>
     <w:multiLevelType w:val="multilevel"/>
     <w:tmpl w:val="BB006736"/>
@@ -18536,7 +20212,7 @@
       </w:rPr>
     </w:lvl>
   </w:abstractNum>
-  <w:abstractNum w:abstractNumId="72" w15:restartNumberingAfterBreak="0">
+  <w:abstractNum w:abstractNumId="73" w15:restartNumberingAfterBreak="0">
     <w:nsid w:val="7D2C51A5"/>
     <w:multiLevelType w:val="multilevel"/>
     <w:tmpl w:val="F50EC402"/>
@@ -18685,7 +20361,7 @@
       </w:rPr>
     </w:lvl>
   </w:abstractNum>
-  <w:abstractNum w:abstractNumId="73" w15:restartNumberingAfterBreak="0">
+  <w:abstractNum w:abstractNumId="74" w15:restartNumberingAfterBreak="0">
     <w:nsid w:val="7D6C5CC2"/>
     <w:multiLevelType w:val="multilevel"/>
     <w:tmpl w:val="92B6BB7A"/>
@@ -18834,7 +20510,7 @@
       </w:rPr>
     </w:lvl>
   </w:abstractNum>
-  <w:abstractNum w:abstractNumId="74" w15:restartNumberingAfterBreak="0">
+  <w:abstractNum w:abstractNumId="75" w15:restartNumberingAfterBreak="0">
     <w:nsid w:val="7E8D4199"/>
     <w:multiLevelType w:val="multilevel"/>
     <w:tmpl w:val="79E48BF2"/>
@@ -18984,10 +20660,10 @@
     </w:lvl>
   </w:abstractNum>
   <w:num w:numId="1" w16cid:durableId="994525658">
-    <w:abstractNumId w:val="34"/>
+    <w:abstractNumId w:val="35"/>
   </w:num>
   <w:num w:numId="2" w16cid:durableId="661079988">
-    <w:abstractNumId w:val="33"/>
+    <w:abstractNumId w:val="34"/>
   </w:num>
   <w:num w:numId="3" w16cid:durableId="1449930652">
     <w:abstractNumId w:val="4"/>
@@ -18999,94 +20675,94 @@
     <w:abstractNumId w:val="12"/>
   </w:num>
   <w:num w:numId="6" w16cid:durableId="1219517396">
-    <w:abstractNumId w:val="69"/>
+    <w:abstractNumId w:val="70"/>
   </w:num>
   <w:num w:numId="7" w16cid:durableId="995454924">
-    <w:abstractNumId w:val="31"/>
+    <w:abstractNumId w:val="32"/>
   </w:num>
   <w:num w:numId="8" w16cid:durableId="705720603">
     <w:abstractNumId w:val="10"/>
   </w:num>
   <w:num w:numId="9" w16cid:durableId="1303583884">
-    <w:abstractNumId w:val="42"/>
+    <w:abstractNumId w:val="43"/>
   </w:num>
   <w:num w:numId="10" w16cid:durableId="692538524">
-    <w:abstractNumId w:val="49"/>
+    <w:abstractNumId w:val="50"/>
   </w:num>
   <w:num w:numId="11" w16cid:durableId="907301158">
     <w:abstractNumId w:val="23"/>
   </w:num>
   <w:num w:numId="12" w16cid:durableId="753473914">
-    <w:abstractNumId w:val="46"/>
+    <w:abstractNumId w:val="47"/>
   </w:num>
   <w:num w:numId="13" w16cid:durableId="1057974470">
-    <w:abstractNumId w:val="37"/>
+    <w:abstractNumId w:val="38"/>
   </w:num>
   <w:num w:numId="14" w16cid:durableId="1062482661">
-    <w:abstractNumId w:val="52"/>
+    <w:abstractNumId w:val="53"/>
   </w:num>
   <w:num w:numId="15" w16cid:durableId="312639079">
-    <w:abstractNumId w:val="64"/>
+    <w:abstractNumId w:val="65"/>
   </w:num>
   <w:num w:numId="16" w16cid:durableId="542913588">
     <w:abstractNumId w:val="19"/>
   </w:num>
   <w:num w:numId="17" w16cid:durableId="1490512689">
-    <w:abstractNumId w:val="70"/>
+    <w:abstractNumId w:val="71"/>
   </w:num>
   <w:num w:numId="18" w16cid:durableId="827747843">
     <w:abstractNumId w:val="7"/>
   </w:num>
   <w:num w:numId="19" w16cid:durableId="1320160183">
-    <w:abstractNumId w:val="36"/>
+    <w:abstractNumId w:val="37"/>
   </w:num>
   <w:num w:numId="20" w16cid:durableId="392971765">
-    <w:abstractNumId w:val="29"/>
+    <w:abstractNumId w:val="30"/>
   </w:num>
   <w:num w:numId="21" w16cid:durableId="847256306">
-    <w:abstractNumId w:val="74"/>
+    <w:abstractNumId w:val="75"/>
   </w:num>
   <w:num w:numId="22" w16cid:durableId="302319946">
-    <w:abstractNumId w:val="61"/>
+    <w:abstractNumId w:val="62"/>
   </w:num>
   <w:num w:numId="23" w16cid:durableId="1309165349">
     <w:abstractNumId w:val="9"/>
   </w:num>
   <w:num w:numId="24" w16cid:durableId="170148104">
-    <w:abstractNumId w:val="71"/>
+    <w:abstractNumId w:val="72"/>
   </w:num>
   <w:num w:numId="25" w16cid:durableId="471949727">
     <w:abstractNumId w:val="20"/>
   </w:num>
   <w:num w:numId="26" w16cid:durableId="1024401006">
-    <w:abstractNumId w:val="58"/>
+    <w:abstractNumId w:val="59"/>
   </w:num>
   <w:num w:numId="27" w16cid:durableId="1410812230">
     <w:abstractNumId w:val="14"/>
   </w:num>
   <w:num w:numId="28" w16cid:durableId="803696216">
-    <w:abstractNumId w:val="43"/>
+    <w:abstractNumId w:val="44"/>
   </w:num>
   <w:num w:numId="29" w16cid:durableId="143744364">
-    <w:abstractNumId w:val="72"/>
+    <w:abstractNumId w:val="73"/>
   </w:num>
   <w:num w:numId="30" w16cid:durableId="2029333468">
-    <w:abstractNumId w:val="47"/>
+    <w:abstractNumId w:val="48"/>
   </w:num>
   <w:num w:numId="31" w16cid:durableId="1867524675">
-    <w:abstractNumId w:val="50"/>
+    <w:abstractNumId w:val="51"/>
   </w:num>
   <w:num w:numId="32" w16cid:durableId="1212307973">
     <w:abstractNumId w:val="2"/>
   </w:num>
   <w:num w:numId="33" w16cid:durableId="1071584468">
-    <w:abstractNumId w:val="51"/>
+    <w:abstractNumId w:val="52"/>
   </w:num>
   <w:num w:numId="34" w16cid:durableId="824317127">
-    <w:abstractNumId w:val="45"/>
+    <w:abstractNumId w:val="46"/>
   </w:num>
   <w:num w:numId="35" w16cid:durableId="956833176">
-    <w:abstractNumId w:val="41"/>
+    <w:abstractNumId w:val="42"/>
   </w:num>
   <w:num w:numId="36" w16cid:durableId="1318457251">
     <w:abstractNumId w:val="0"/>
@@ -19098,28 +20774,28 @@
     <w:abstractNumId w:val="25"/>
   </w:num>
   <w:num w:numId="39" w16cid:durableId="2004235053">
-    <w:abstractNumId w:val="65"/>
+    <w:abstractNumId w:val="66"/>
   </w:num>
   <w:num w:numId="40" w16cid:durableId="1428577485">
     <w:abstractNumId w:val="8"/>
   </w:num>
   <w:num w:numId="41" w16cid:durableId="23793349">
+    <w:abstractNumId w:val="61"/>
+  </w:num>
+  <w:num w:numId="42" w16cid:durableId="1362318540">
+    <w:abstractNumId w:val="45"/>
+  </w:num>
+  <w:num w:numId="43" w16cid:durableId="290013574">
     <w:abstractNumId w:val="60"/>
   </w:num>
-  <w:num w:numId="42" w16cid:durableId="1362318540">
-    <w:abstractNumId w:val="44"/>
-  </w:num>
-  <w:num w:numId="43" w16cid:durableId="290013574">
-    <w:abstractNumId w:val="59"/>
-  </w:num>
   <w:num w:numId="44" w16cid:durableId="2142575462">
-    <w:abstractNumId w:val="62"/>
+    <w:abstractNumId w:val="63"/>
   </w:num>
   <w:num w:numId="45" w16cid:durableId="1694529124">
-    <w:abstractNumId w:val="57"/>
+    <w:abstractNumId w:val="58"/>
   </w:num>
   <w:num w:numId="46" w16cid:durableId="259415719">
-    <w:abstractNumId w:val="26"/>
+    <w:abstractNumId w:val="27"/>
   </w:num>
   <w:num w:numId="47" w16cid:durableId="439566346">
     <w:abstractNumId w:val="1"/>
@@ -19128,25 +20804,25 @@
     <w:abstractNumId w:val="17"/>
   </w:num>
   <w:num w:numId="49" w16cid:durableId="1772578503">
-    <w:abstractNumId w:val="73"/>
+    <w:abstractNumId w:val="74"/>
   </w:num>
   <w:num w:numId="50" w16cid:durableId="744499467">
-    <w:abstractNumId w:val="30"/>
+    <w:abstractNumId w:val="31"/>
   </w:num>
   <w:num w:numId="51" w16cid:durableId="1996180297">
-    <w:abstractNumId w:val="38"/>
+    <w:abstractNumId w:val="39"/>
   </w:num>
   <w:num w:numId="52" w16cid:durableId="685060754">
-    <w:abstractNumId w:val="68"/>
+    <w:abstractNumId w:val="69"/>
   </w:num>
   <w:num w:numId="53" w16cid:durableId="1321350952">
-    <w:abstractNumId w:val="48"/>
+    <w:abstractNumId w:val="49"/>
   </w:num>
   <w:num w:numId="54" w16cid:durableId="1350133275">
-    <w:abstractNumId w:val="28"/>
+    <w:abstractNumId w:val="29"/>
   </w:num>
   <w:num w:numId="55" w16cid:durableId="122385655">
-    <w:abstractNumId w:val="56"/>
+    <w:abstractNumId w:val="57"/>
   </w:num>
   <w:num w:numId="56" w16cid:durableId="392390950">
     <w:abstractNumId w:val="6"/>
@@ -19155,7 +20831,7 @@
     <w:abstractNumId w:val="24"/>
   </w:num>
   <w:num w:numId="58" w16cid:durableId="834145587">
-    <w:abstractNumId w:val="39"/>
+    <w:abstractNumId w:val="40"/>
   </w:num>
   <w:num w:numId="59" w16cid:durableId="1101995760">
     <w:abstractNumId w:val="22"/>
@@ -19164,10 +20840,10 @@
     <w:abstractNumId w:val="18"/>
   </w:num>
   <w:num w:numId="61" w16cid:durableId="628827274">
-    <w:abstractNumId w:val="32"/>
+    <w:abstractNumId w:val="33"/>
   </w:num>
   <w:num w:numId="62" w16cid:durableId="896010203">
-    <w:abstractNumId w:val="67"/>
+    <w:abstractNumId w:val="68"/>
   </w:num>
   <w:num w:numId="63" w16cid:durableId="698045502">
     <w:abstractNumId w:val="11"/>
@@ -19176,7 +20852,7 @@
     <w:abstractNumId w:val="21"/>
   </w:num>
   <w:num w:numId="65" w16cid:durableId="996299981">
-    <w:abstractNumId w:val="55"/>
+    <w:abstractNumId w:val="56"/>
   </w:num>
   <w:num w:numId="66" w16cid:durableId="1439715429">
     <w:abstractNumId w:val="16"/>
@@ -19185,28 +20861,31 @@
     <w:abstractNumId w:val="3"/>
   </w:num>
   <w:num w:numId="68" w16cid:durableId="227965087">
+    <w:abstractNumId w:val="55"/>
+  </w:num>
+  <w:num w:numId="69" w16cid:durableId="511452758">
+    <w:abstractNumId w:val="41"/>
+  </w:num>
+  <w:num w:numId="70" w16cid:durableId="367068301">
+    <w:abstractNumId w:val="64"/>
+  </w:num>
+  <w:num w:numId="71" w16cid:durableId="76758562">
     <w:abstractNumId w:val="54"/>
   </w:num>
-  <w:num w:numId="69" w16cid:durableId="511452758">
-    <w:abstractNumId w:val="40"/>
-  </w:num>
-  <w:num w:numId="70" w16cid:durableId="367068301">
-    <w:abstractNumId w:val="63"/>
-  </w:num>
-  <w:num w:numId="71" w16cid:durableId="76758562">
-    <w:abstractNumId w:val="53"/>
-  </w:num>
   <w:num w:numId="72" w16cid:durableId="887183606">
-    <w:abstractNumId w:val="66"/>
+    <w:abstractNumId w:val="67"/>
   </w:num>
   <w:num w:numId="73" w16cid:durableId="160237689">
-    <w:abstractNumId w:val="27"/>
+    <w:abstractNumId w:val="28"/>
   </w:num>
   <w:num w:numId="74" w16cid:durableId="829977434">
-    <w:abstractNumId w:val="35"/>
+    <w:abstractNumId w:val="36"/>
   </w:num>
   <w:num w:numId="75" w16cid:durableId="1568104427">
     <w:abstractNumId w:val="5"/>
+  </w:num>
+  <w:num w:numId="76" w16cid:durableId="804783354">
+    <w:abstractNumId w:val="26"/>
   </w:num>
 </w:numbering>
 </file>
@@ -19609,6 +21288,7 @@
   <w:style w:type="paragraph" w:default="1" w:styleId="Normal">
     <w:name w:val="Normal"/>
     <w:qFormat/>
+    <w:rsid w:val="005B3C7E"/>
   </w:style>
   <w:style w:type="paragraph" w:styleId="Heading1">
     <w:name w:val="heading 1"/>
